--- a/report/[TTCS] Báo cáo - Nhóm HTH.docx
+++ b/report/[TTCS] Báo cáo - Nhóm HTH.docx
@@ -467,7 +467,7 @@
           </w:tcPr>
           <w:p>
             <w:pPr>
-              <w:spacing w:after="60" w:before="60"/>
+              <w:spacing w:after="0" w:before="60"/>
             </w:pPr>
             <w:r>
               <w:rPr>
@@ -485,7 +485,7 @@
           </w:tcPr>
           <w:p>
             <w:pPr>
-              <w:spacing w:after="60" w:before="60"/>
+              <w:spacing w:after="0" w:before="60"/>
             </w:pPr>
             <w:r>
               <w:rPr>
@@ -503,7 +503,7 @@
           </w:tcPr>
           <w:p>
             <w:pPr>
-              <w:spacing w:after="60" w:before="60"/>
+              <w:spacing w:after="0" w:before="60"/>
             </w:pPr>
             <w:r>
               <w:rPr>
@@ -521,7 +521,7 @@
           </w:tcPr>
           <w:p>
             <w:pPr>
-              <w:spacing w:after="60" w:before="60"/>
+              <w:spacing w:after="0" w:before="60"/>
             </w:pPr>
             <w:r>
               <w:rPr>
@@ -538,7 +538,7 @@
         <w:tc>
           <w:p>
             <w:pPr>
-              <w:spacing w:after="60" w:before="60"/>
+              <w:spacing w:after="0" w:before="60"/>
             </w:pPr>
             <w:r>
               <w:rPr>
@@ -555,7 +555,7 @@
         <w:tc>
           <w:p>
             <w:pPr>
-              <w:spacing w:after="60" w:before="60"/>
+              <w:spacing w:after="0" w:before="60"/>
             </w:pPr>
             <w:r>
               <w:rPr>
@@ -570,7 +570,7 @@
         <w:tc>
           <w:p>
             <w:pPr>
-              <w:spacing w:after="60" w:before="60"/>
+              <w:spacing w:after="0" w:before="60"/>
             </w:pPr>
             <w:r>
               <w:rPr>
@@ -585,7 +585,7 @@
         <w:tc>
           <w:p>
             <w:pPr>
-              <w:spacing w:after="60" w:before="60"/>
+              <w:spacing w:after="0" w:before="60"/>
             </w:pPr>
             <w:r>
               <w:rPr>
@@ -602,7 +602,7 @@
         <w:tc>
           <w:p>
             <w:pPr>
-              <w:spacing w:after="60" w:before="60"/>
+              <w:spacing w:after="0" w:before="60"/>
             </w:pPr>
             <w:r>
               <w:rPr>
@@ -619,7 +619,7 @@
         <w:tc>
           <w:p>
             <w:pPr>
-              <w:spacing w:after="60" w:before="60"/>
+              <w:spacing w:after="0" w:before="60"/>
             </w:pPr>
             <w:r>
               <w:rPr>
@@ -634,7 +634,7 @@
         <w:tc>
           <w:p>
             <w:pPr>
-              <w:spacing w:after="60" w:before="60"/>
+              <w:spacing w:after="0" w:before="60"/>
             </w:pPr>
             <w:r>
               <w:rPr>
@@ -649,7 +649,7 @@
         <w:tc>
           <w:p>
             <w:pPr>
-              <w:spacing w:after="60" w:before="60"/>
+              <w:spacing w:after="0" w:before="60"/>
             </w:pPr>
             <w:r>
               <w:rPr>
@@ -666,7 +666,7 @@
         <w:tc>
           <w:p>
             <w:pPr>
-              <w:spacing w:after="60" w:before="60"/>
+              <w:spacing w:after="0" w:before="60"/>
             </w:pPr>
             <w:r>
               <w:rPr>
@@ -683,7 +683,7 @@
         <w:tc>
           <w:p>
             <w:pPr>
-              <w:spacing w:after="60" w:before="60"/>
+              <w:spacing w:after="0" w:before="60"/>
             </w:pPr>
             <w:r>
               <w:rPr>
@@ -698,7 +698,7 @@
         <w:tc>
           <w:p>
             <w:pPr>
-              <w:spacing w:after="60" w:before="60"/>
+              <w:spacing w:after="0" w:before="60"/>
             </w:pPr>
             <w:r>
               <w:rPr>
@@ -713,7 +713,7 @@
         <w:tc>
           <w:p>
             <w:pPr>
-              <w:spacing w:after="60" w:before="60"/>
+              <w:spacing w:after="0" w:before="60"/>
             </w:pPr>
             <w:r>
               <w:rPr>
@@ -730,7 +730,7 @@
         <w:tc>
           <w:p>
             <w:pPr>
-              <w:spacing w:after="60" w:before="60"/>
+              <w:spacing w:after="0" w:before="60"/>
             </w:pPr>
             <w:r>
               <w:rPr>
@@ -747,7 +747,7 @@
         <w:tc>
           <w:p>
             <w:pPr>
-              <w:spacing w:after="60" w:before="60"/>
+              <w:spacing w:after="0" w:before="60"/>
             </w:pPr>
             <w:r>
               <w:rPr>
@@ -762,7 +762,7 @@
         <w:tc>
           <w:p>
             <w:pPr>
-              <w:spacing w:after="60" w:before="60"/>
+              <w:spacing w:after="0" w:before="60"/>
             </w:pPr>
             <w:r>
               <w:rPr>
@@ -777,7 +777,7 @@
         <w:tc>
           <w:p>
             <w:pPr>
-              <w:spacing w:after="60" w:before="60"/>
+              <w:spacing w:after="0" w:before="60"/>
             </w:pPr>
             <w:r>
               <w:rPr>
@@ -794,7 +794,7 @@
         <w:tc>
           <w:p>
             <w:pPr>
-              <w:spacing w:after="60" w:before="60"/>
+              <w:spacing w:after="0" w:before="60"/>
             </w:pPr>
             <w:r>
               <w:rPr>
@@ -811,7 +811,7 @@
         <w:tc>
           <w:p>
             <w:pPr>
-              <w:spacing w:after="60" w:before="60"/>
+              <w:spacing w:after="0" w:before="60"/>
             </w:pPr>
             <w:r>
               <w:rPr>
@@ -826,7 +826,7 @@
         <w:tc>
           <w:p>
             <w:pPr>
-              <w:spacing w:after="60" w:before="60"/>
+              <w:spacing w:after="0" w:before="60"/>
             </w:pPr>
             <w:r>
               <w:rPr>
@@ -841,7 +841,7 @@
         <w:tc>
           <w:p>
             <w:pPr>
-              <w:spacing w:after="60" w:before="60"/>
+              <w:spacing w:after="0" w:before="60"/>
             </w:pPr>
             <w:r>
               <w:rPr>
@@ -858,7 +858,7 @@
         <w:tc>
           <w:p>
             <w:pPr>
-              <w:spacing w:after="60" w:before="60"/>
+              <w:spacing w:after="0" w:before="60"/>
             </w:pPr>
             <w:r>
               <w:rPr>
@@ -875,7 +875,7 @@
         <w:tc>
           <w:p>
             <w:pPr>
-              <w:spacing w:after="60" w:before="60"/>
+              <w:spacing w:after="0" w:before="60"/>
             </w:pPr>
             <w:r>
               <w:rPr>
@@ -890,7 +890,7 @@
         <w:tc>
           <w:p>
             <w:pPr>
-              <w:spacing w:after="60" w:before="60"/>
+              <w:spacing w:after="0" w:before="60"/>
             </w:pPr>
             <w:r>
               <w:rPr>
@@ -905,7 +905,7 @@
         <w:tc>
           <w:p>
             <w:pPr>
-              <w:spacing w:after="60" w:before="60"/>
+              <w:spacing w:after="0" w:before="60"/>
             </w:pPr>
             <w:r>
               <w:rPr>
@@ -922,7 +922,7 @@
         <w:tc>
           <w:p>
             <w:pPr>
-              <w:spacing w:after="60" w:before="60"/>
+              <w:spacing w:after="0" w:before="60"/>
             </w:pPr>
             <w:r>
               <w:rPr>
@@ -939,7 +939,7 @@
         <w:tc>
           <w:p>
             <w:pPr>
-              <w:spacing w:after="60" w:before="60"/>
+              <w:spacing w:after="0" w:before="60"/>
             </w:pPr>
             <w:r>
               <w:rPr>
@@ -954,7 +954,7 @@
         <w:tc>
           <w:p>
             <w:pPr>
-              <w:spacing w:after="60" w:before="60"/>
+              <w:spacing w:after="0" w:before="60"/>
             </w:pPr>
             <w:r>
               <w:rPr>
@@ -969,7 +969,7 @@
         <w:tc>
           <w:p>
             <w:pPr>
-              <w:spacing w:after="60" w:before="60"/>
+              <w:spacing w:after="0" w:before="60"/>
             </w:pPr>
             <w:r>
               <w:rPr>
@@ -986,7 +986,7 @@
         <w:tc>
           <w:p>
             <w:pPr>
-              <w:spacing w:after="60" w:before="60"/>
+              <w:spacing w:after="0" w:before="60"/>
             </w:pPr>
             <w:r>
               <w:rPr>
@@ -1003,7 +1003,7 @@
         <w:tc>
           <w:p>
             <w:pPr>
-              <w:spacing w:after="60" w:before="60"/>
+              <w:spacing w:after="0" w:before="60"/>
             </w:pPr>
             <w:r>
               <w:rPr>
@@ -1018,7 +1018,7 @@
         <w:tc>
           <w:p>
             <w:pPr>
-              <w:spacing w:after="60" w:before="60"/>
+              <w:spacing w:after="0" w:before="60"/>
             </w:pPr>
             <w:r>
               <w:rPr>
@@ -1033,7 +1033,7 @@
         <w:tc>
           <w:p>
             <w:pPr>
-              <w:spacing w:after="60" w:before="60"/>
+              <w:spacing w:after="0" w:before="60"/>
             </w:pPr>
             <w:r>
               <w:rPr>
@@ -1050,7 +1050,7 @@
         <w:tc>
           <w:p>
             <w:pPr>
-              <w:spacing w:after="60" w:before="60"/>
+              <w:spacing w:after="0" w:before="60"/>
             </w:pPr>
             <w:r>
               <w:rPr>
@@ -1067,7 +1067,7 @@
         <w:tc>
           <w:p>
             <w:pPr>
-              <w:spacing w:after="60" w:before="60"/>
+              <w:spacing w:after="0" w:before="60"/>
             </w:pPr>
             <w:r>
               <w:rPr>
@@ -1082,7 +1082,7 @@
         <w:tc>
           <w:p>
             <w:pPr>
-              <w:spacing w:after="60" w:before="60"/>
+              <w:spacing w:after="0" w:before="60"/>
             </w:pPr>
             <w:r>
               <w:rPr>
@@ -1097,7 +1097,7 @@
         <w:tc>
           <w:p>
             <w:pPr>
-              <w:spacing w:after="60" w:before="60"/>
+              <w:spacing w:after="0" w:before="60"/>
             </w:pPr>
             <w:r>
               <w:rPr>
@@ -1114,7 +1114,7 @@
         <w:tc>
           <w:p>
             <w:pPr>
-              <w:spacing w:after="60" w:before="60"/>
+              <w:spacing w:after="0" w:before="60"/>
             </w:pPr>
             <w:r>
               <w:rPr>
@@ -1131,7 +1131,7 @@
         <w:tc>
           <w:p>
             <w:pPr>
-              <w:spacing w:after="60" w:before="60"/>
+              <w:spacing w:after="0" w:before="60"/>
             </w:pPr>
             <w:r>
               <w:rPr>
@@ -1146,7 +1146,7 @@
         <w:tc>
           <w:p>
             <w:pPr>
-              <w:spacing w:after="60" w:before="60"/>
+              <w:spacing w:after="0" w:before="60"/>
             </w:pPr>
             <w:r>
               <w:rPr>
@@ -1161,7 +1161,7 @@
         <w:tc>
           <w:p>
             <w:pPr>
-              <w:spacing w:after="60" w:before="60"/>
+              <w:spacing w:after="0" w:before="60"/>
             </w:pPr>
             <w:r>
               <w:rPr>
@@ -1178,7 +1178,7 @@
         <w:tc>
           <w:p>
             <w:pPr>
-              <w:spacing w:after="60" w:before="60"/>
+              <w:spacing w:after="0" w:before="60"/>
             </w:pPr>
             <w:r>
               <w:rPr>
@@ -1195,7 +1195,7 @@
         <w:tc>
           <w:p>
             <w:pPr>
-              <w:spacing w:after="60" w:before="60"/>
+              <w:spacing w:after="0" w:before="60"/>
             </w:pPr>
             <w:r>
               <w:rPr>
@@ -1210,7 +1210,7 @@
         <w:tc>
           <w:p>
             <w:pPr>
-              <w:spacing w:after="60" w:before="60"/>
+              <w:spacing w:after="0" w:before="60"/>
             </w:pPr>
             <w:r>
               <w:rPr>
@@ -1225,7 +1225,7 @@
         <w:tc>
           <w:p>
             <w:pPr>
-              <w:spacing w:after="60" w:before="60"/>
+              <w:spacing w:after="0" w:before="60"/>
             </w:pPr>
             <w:r>
               <w:rPr>
@@ -1493,7 +1493,7 @@
           </w:tcPr>
           <w:p>
             <w:pPr>
-              <w:spacing w:after="60" w:before="60"/>
+              <w:spacing w:after="0" w:before="60"/>
             </w:pPr>
             <w:r>
               <w:rPr>
@@ -1511,7 +1511,7 @@
           </w:tcPr>
           <w:p>
             <w:pPr>
-              <w:spacing w:after="60" w:before="60"/>
+              <w:spacing w:after="0" w:before="60"/>
             </w:pPr>
             <w:r>
               <w:rPr>
@@ -1529,7 +1529,7 @@
           </w:tcPr>
           <w:p>
             <w:pPr>
-              <w:spacing w:after="60" w:before="60"/>
+              <w:spacing w:after="0" w:before="60"/>
             </w:pPr>
             <w:r>
               <w:rPr>
@@ -1546,7 +1546,7 @@
         <w:tc>
           <w:p>
             <w:pPr>
-              <w:spacing w:after="60" w:before="60"/>
+              <w:spacing w:after="0" w:before="60"/>
             </w:pPr>
             <w:r>
               <w:rPr>
@@ -1561,7 +1561,7 @@
         <w:tc>
           <w:p>
             <w:pPr>
-              <w:spacing w:after="60" w:before="60"/>
+              <w:spacing w:after="0" w:before="60"/>
             </w:pPr>
             <w:r>
               <w:rPr>
@@ -1578,7 +1578,7 @@
         <w:tc>
           <w:p>
             <w:pPr>
-              <w:spacing w:after="60" w:before="60"/>
+              <w:spacing w:after="0" w:before="60"/>
             </w:pPr>
             <w:r>
               <w:rPr>
@@ -1595,7 +1595,7 @@
         <w:tc>
           <w:p>
             <w:pPr>
-              <w:spacing w:after="60" w:before="60"/>
+              <w:spacing w:after="0" w:before="60"/>
             </w:pPr>
             <w:r>
               <w:rPr>
@@ -1610,7 +1610,7 @@
         <w:tc>
           <w:p>
             <w:pPr>
-              <w:spacing w:after="60" w:before="60"/>
+              <w:spacing w:after="0" w:before="60"/>
             </w:pPr>
             <w:r>
               <w:rPr>
@@ -1627,7 +1627,7 @@
         <w:tc>
           <w:p>
             <w:pPr>
-              <w:spacing w:after="60" w:before="60"/>
+              <w:spacing w:after="0" w:before="60"/>
             </w:pPr>
             <w:r>
               <w:rPr>
@@ -1644,7 +1644,7 @@
         <w:tc>
           <w:p>
             <w:pPr>
-              <w:spacing w:after="60" w:before="60"/>
+              <w:spacing w:after="0" w:before="60"/>
             </w:pPr>
             <w:r>
               <w:rPr>
@@ -1659,7 +1659,7 @@
         <w:tc>
           <w:p>
             <w:pPr>
-              <w:spacing w:after="60" w:before="60"/>
+              <w:spacing w:after="0" w:before="60"/>
             </w:pPr>
             <w:r>
               <w:rPr>
@@ -1676,7 +1676,7 @@
         <w:tc>
           <w:p>
             <w:pPr>
-              <w:spacing w:after="60" w:before="60"/>
+              <w:spacing w:after="0" w:before="60"/>
             </w:pPr>
             <w:r>
               <w:rPr>
@@ -1693,7 +1693,7 @@
         <w:tc>
           <w:p>
             <w:pPr>
-              <w:spacing w:after="60" w:before="60"/>
+              <w:spacing w:after="0" w:before="60"/>
             </w:pPr>
             <w:r>
               <w:rPr>
@@ -1708,7 +1708,7 @@
         <w:tc>
           <w:p>
             <w:pPr>
-              <w:spacing w:after="60" w:before="60"/>
+              <w:spacing w:after="0" w:before="60"/>
             </w:pPr>
             <w:r>
               <w:rPr>
@@ -1725,7 +1725,7 @@
         <w:tc>
           <w:p>
             <w:pPr>
-              <w:spacing w:after="60" w:before="60"/>
+              <w:spacing w:after="0" w:before="60"/>
             </w:pPr>
             <w:r>
               <w:rPr>
@@ -1742,7 +1742,7 @@
         <w:tc>
           <w:p>
             <w:pPr>
-              <w:spacing w:after="60" w:before="60"/>
+              <w:spacing w:after="0" w:before="60"/>
             </w:pPr>
             <w:r>
               <w:rPr>
@@ -1757,7 +1757,7 @@
         <w:tc>
           <w:p>
             <w:pPr>
-              <w:spacing w:after="60" w:before="60"/>
+              <w:spacing w:after="0" w:before="60"/>
             </w:pPr>
             <w:r>
               <w:rPr>
@@ -1774,7 +1774,7 @@
         <w:tc>
           <w:p>
             <w:pPr>
-              <w:spacing w:after="60" w:before="60"/>
+              <w:spacing w:after="0" w:before="60"/>
             </w:pPr>
             <w:r>
               <w:rPr>
@@ -1791,7 +1791,7 @@
         <w:tc>
           <w:p>
             <w:pPr>
-              <w:spacing w:after="60" w:before="60"/>
+              <w:spacing w:after="0" w:before="60"/>
             </w:pPr>
             <w:r>
               <w:rPr>
@@ -1806,7 +1806,7 @@
         <w:tc>
           <w:p>
             <w:pPr>
-              <w:spacing w:after="60" w:before="60"/>
+              <w:spacing w:after="0" w:before="60"/>
             </w:pPr>
             <w:r>
               <w:rPr>
@@ -1823,7 +1823,7 @@
         <w:tc>
           <w:p>
             <w:pPr>
-              <w:spacing w:after="60" w:before="60"/>
+              <w:spacing w:after="0" w:before="60"/>
             </w:pPr>
             <w:r>
               <w:rPr>
@@ -1840,7 +1840,7 @@
         <w:tc>
           <w:p>
             <w:pPr>
-              <w:spacing w:after="60" w:before="60"/>
+              <w:spacing w:after="0" w:before="60"/>
             </w:pPr>
             <w:r>
               <w:rPr>
@@ -1855,7 +1855,7 @@
         <w:tc>
           <w:p>
             <w:pPr>
-              <w:spacing w:after="60" w:before="60"/>
+              <w:spacing w:after="0" w:before="60"/>
             </w:pPr>
             <w:r>
               <w:rPr>
@@ -1872,7 +1872,7 @@
         <w:tc>
           <w:p>
             <w:pPr>
-              <w:spacing w:after="60" w:before="60"/>
+              <w:spacing w:after="0" w:before="60"/>
             </w:pPr>
             <w:r>
               <w:rPr>
@@ -1889,7 +1889,7 @@
         <w:tc>
           <w:p>
             <w:pPr>
-              <w:spacing w:after="60" w:before="60"/>
+              <w:spacing w:after="0" w:before="60"/>
             </w:pPr>
             <w:r>
               <w:rPr>
@@ -1904,7 +1904,7 @@
         <w:tc>
           <w:p>
             <w:pPr>
-              <w:spacing w:after="60" w:before="60"/>
+              <w:spacing w:after="0" w:before="60"/>
             </w:pPr>
             <w:r>
               <w:rPr>
@@ -1921,7 +1921,7 @@
         <w:tc>
           <w:p>
             <w:pPr>
-              <w:spacing w:after="60" w:before="60"/>
+              <w:spacing w:after="0" w:before="60"/>
             </w:pPr>
             <w:r>
               <w:rPr>
@@ -1986,7 +1986,7 @@
         <w:tc>
           <w:p>
             <w:pPr>
-              <w:spacing w:after="60" w:before="60"/>
+              <w:spacing w:after="0" w:before="60"/>
             </w:pPr>
             <w:r>
               <w:rPr>
@@ -2001,7 +2001,7 @@
         <w:tc>
           <w:p>
             <w:pPr>
-              <w:spacing w:after="60" w:before="60"/>
+              <w:spacing w:after="0" w:before="60"/>
             </w:pPr>
             <w:r>
               <w:rPr>
@@ -2018,7 +2018,7 @@
         <w:tc>
           <w:p>
             <w:pPr>
-              <w:spacing w:after="60" w:before="60"/>
+              <w:spacing w:after="0" w:before="60"/>
             </w:pPr>
             <w:r>
               <w:rPr>
@@ -2099,7 +2099,7 @@
         <w:tc>
           <w:p>
             <w:pPr>
-              <w:spacing w:after="60" w:before="60"/>
+              <w:spacing w:after="0" w:before="60"/>
             </w:pPr>
             <w:r>
               <w:rPr>
@@ -2114,7 +2114,7 @@
         <w:tc>
           <w:p>
             <w:pPr>
-              <w:spacing w:after="60" w:before="60"/>
+              <w:spacing w:after="0" w:before="60"/>
             </w:pPr>
             <w:r>
               <w:rPr>
@@ -2131,7 +2131,7 @@
         <w:tc>
           <w:p>
             <w:pPr>
-              <w:spacing w:after="60" w:before="60"/>
+              <w:spacing w:after="0" w:before="60"/>
             </w:pPr>
             <w:r>
               <w:rPr>
@@ -2148,7 +2148,7 @@
         <w:tc>
           <w:p>
             <w:pPr>
-              <w:spacing w:after="60" w:before="60"/>
+              <w:spacing w:after="0" w:before="60"/>
             </w:pPr>
             <w:r>
               <w:rPr>
@@ -2163,7 +2163,7 @@
         <w:tc>
           <w:p>
             <w:pPr>
-              <w:spacing w:after="60" w:before="60"/>
+              <w:spacing w:after="0" w:before="60"/>
             </w:pPr>
             <w:r>
               <w:rPr>
@@ -2180,7 +2180,7 @@
         <w:tc>
           <w:p>
             <w:pPr>
-              <w:spacing w:after="60" w:before="60"/>
+              <w:spacing w:after="0" w:before="60"/>
             </w:pPr>
             <w:r>
               <w:rPr>
@@ -2197,7 +2197,7 @@
         <w:tc>
           <w:p>
             <w:pPr>
-              <w:spacing w:after="60" w:before="60"/>
+              <w:spacing w:after="0" w:before="60"/>
             </w:pPr>
             <w:r>
               <w:rPr>
@@ -2212,7 +2212,7 @@
         <w:tc>
           <w:p>
             <w:pPr>
-              <w:spacing w:after="60" w:before="60"/>
+              <w:spacing w:after="0" w:before="60"/>
             </w:pPr>
             <w:r>
               <w:rPr>
@@ -2229,7 +2229,7 @@
         <w:tc>
           <w:p>
             <w:pPr>
-              <w:spacing w:after="60" w:before="60"/>
+              <w:spacing w:after="0" w:before="60"/>
             </w:pPr>
             <w:r>
               <w:rPr>
@@ -2246,7 +2246,7 @@
         <w:tc>
           <w:p>
             <w:pPr>
-              <w:spacing w:after="60" w:before="60"/>
+              <w:spacing w:after="0" w:before="60"/>
             </w:pPr>
             <w:r>
               <w:rPr>
@@ -2261,7 +2261,7 @@
         <w:tc>
           <w:p>
             <w:pPr>
-              <w:spacing w:after="60" w:before="60"/>
+              <w:spacing w:after="0" w:before="60"/>
             </w:pPr>
             <w:r>
               <w:rPr>
@@ -2278,7 +2278,7 @@
         <w:tc>
           <w:p>
             <w:pPr>
-              <w:spacing w:after="60" w:before="60"/>
+              <w:spacing w:after="0" w:before="60"/>
             </w:pPr>
             <w:r>
               <w:rPr>
@@ -2295,7 +2295,7 @@
         <w:tc>
           <w:p>
             <w:pPr>
-              <w:spacing w:after="60" w:before="60"/>
+              <w:spacing w:after="0" w:before="60"/>
             </w:pPr>
             <w:r>
               <w:rPr>
@@ -2310,7 +2310,7 @@
         <w:tc>
           <w:p>
             <w:pPr>
-              <w:spacing w:after="60" w:before="60"/>
+              <w:spacing w:after="0" w:before="60"/>
             </w:pPr>
             <w:r>
               <w:rPr>
@@ -2327,7 +2327,7 @@
         <w:tc>
           <w:p>
             <w:pPr>
-              <w:spacing w:after="60" w:before="60"/>
+              <w:spacing w:after="0" w:before="60"/>
             </w:pPr>
             <w:r>
               <w:rPr>
@@ -2344,7 +2344,7 @@
         <w:tc>
           <w:p>
             <w:pPr>
-              <w:spacing w:after="60" w:before="60"/>
+              <w:spacing w:after="0" w:before="60"/>
             </w:pPr>
             <w:r>
               <w:rPr>
@@ -2359,7 +2359,7 @@
         <w:tc>
           <w:p>
             <w:pPr>
-              <w:spacing w:after="60" w:before="60"/>
+              <w:spacing w:after="0" w:before="60"/>
             </w:pPr>
             <w:r>
               <w:rPr>
@@ -2376,7 +2376,7 @@
         <w:tc>
           <w:p>
             <w:pPr>
-              <w:spacing w:after="60" w:before="60"/>
+              <w:spacing w:after="0" w:before="60"/>
             </w:pPr>
             <w:r>
               <w:rPr>
@@ -3552,7 +3552,7 @@
           </w:tcPr>
           <w:p>
             <w:pPr>
-              <w:spacing w:after="60" w:before="60"/>
+              <w:spacing w:after="0" w:before="60"/>
             </w:pPr>
             <w:r>
               <w:rPr>
@@ -3570,7 +3570,7 @@
           </w:tcPr>
           <w:p>
             <w:pPr>
-              <w:spacing w:after="60" w:before="60"/>
+              <w:spacing w:after="0" w:before="60"/>
             </w:pPr>
             <w:r>
               <w:rPr>
@@ -3588,7 +3588,7 @@
           </w:tcPr>
           <w:p>
             <w:pPr>
-              <w:spacing w:after="60" w:before="60"/>
+              <w:spacing w:after="0" w:before="60"/>
             </w:pPr>
             <w:r>
               <w:rPr>
@@ -3606,7 +3606,7 @@
           </w:tcPr>
           <w:p>
             <w:pPr>
-              <w:spacing w:after="60" w:before="60"/>
+              <w:spacing w:after="0" w:before="60"/>
             </w:pPr>
             <w:r>
               <w:rPr>
@@ -3623,7 +3623,7 @@
         <w:tc>
           <w:p>
             <w:pPr>
-              <w:spacing w:after="60" w:before="60"/>
+              <w:spacing w:after="0" w:before="60"/>
             </w:pPr>
             <w:r>
               <w:rPr>
@@ -3638,7 +3638,7 @@
         <w:tc>
           <w:p>
             <w:pPr>
-              <w:spacing w:after="60" w:before="60"/>
+              <w:spacing w:after="0" w:before="60"/>
             </w:pPr>
             <w:r>
               <w:rPr>
@@ -3655,7 +3655,7 @@
         <w:tc>
           <w:p>
             <w:pPr>
-              <w:spacing w:after="60" w:before="60"/>
+              <w:spacing w:after="0" w:before="60"/>
             </w:pPr>
             <w:r>
               <w:rPr>
@@ -3670,7 +3670,7 @@
         <w:tc>
           <w:p>
             <w:pPr>
-              <w:spacing w:after="60" w:before="60"/>
+              <w:spacing w:after="0" w:before="60"/>
             </w:pPr>
             <w:r>
               <w:rPr>
@@ -3687,7 +3687,7 @@
         <w:tc>
           <w:p>
             <w:pPr>
-              <w:spacing w:after="60" w:before="60"/>
+              <w:spacing w:after="0" w:before="60"/>
             </w:pPr>
             <w:r>
               <w:rPr>
@@ -3702,7 +3702,7 @@
         <w:tc>
           <w:p>
             <w:pPr>
-              <w:spacing w:after="60" w:before="60"/>
+              <w:spacing w:after="0" w:before="60"/>
             </w:pPr>
             <w:r>
               <w:rPr>
@@ -3719,7 +3719,7 @@
         <w:tc>
           <w:p>
             <w:pPr>
-              <w:spacing w:after="60" w:before="60"/>
+              <w:spacing w:after="0" w:before="60"/>
             </w:pPr>
             <w:r>
               <w:rPr>
@@ -3734,7 +3734,7 @@
         <w:tc>
           <w:p>
             <w:pPr>
-              <w:spacing w:after="60" w:before="60"/>
+              <w:spacing w:after="0" w:before="60"/>
             </w:pPr>
             <w:r>
               <w:rPr>
@@ -3751,7 +3751,7 @@
         <w:tc>
           <w:p>
             <w:pPr>
-              <w:spacing w:after="60" w:before="60"/>
+              <w:spacing w:after="0" w:before="60"/>
             </w:pPr>
             <w:r>
               <w:rPr>
@@ -3766,7 +3766,7 @@
         <w:tc>
           <w:p>
             <w:pPr>
-              <w:spacing w:after="60" w:before="60"/>
+              <w:spacing w:after="0" w:before="60"/>
             </w:pPr>
             <w:r>
               <w:rPr>
@@ -3783,7 +3783,7 @@
         <w:tc>
           <w:p>
             <w:pPr>
-              <w:spacing w:after="60" w:before="60"/>
+              <w:spacing w:after="0" w:before="60"/>
             </w:pPr>
             <w:r>
               <w:rPr>
@@ -3798,7 +3798,7 @@
         <w:tc>
           <w:p>
             <w:pPr>
-              <w:spacing w:after="60" w:before="60"/>
+              <w:spacing w:after="0" w:before="60"/>
             </w:pPr>
             <w:r>
               <w:rPr>
@@ -3815,7 +3815,7 @@
         <w:tc>
           <w:p>
             <w:pPr>
-              <w:spacing w:after="60" w:before="60"/>
+              <w:spacing w:after="0" w:before="60"/>
             </w:pPr>
             <w:r>
               <w:rPr>
@@ -3830,7 +3830,7 @@
         <w:tc>
           <w:p>
             <w:pPr>
-              <w:spacing w:after="60" w:before="60"/>
+              <w:spacing w:after="0" w:before="60"/>
             </w:pPr>
             <w:r>
               <w:rPr>
@@ -3847,7 +3847,7 @@
         <w:tc>
           <w:p>
             <w:pPr>
-              <w:spacing w:after="60" w:before="60"/>
+              <w:spacing w:after="0" w:before="60"/>
             </w:pPr>
             <w:r>
               <w:rPr>
@@ -3862,7 +3862,7 @@
         <w:tc>
           <w:p>
             <w:pPr>
-              <w:spacing w:after="60" w:before="60"/>
+              <w:spacing w:after="0" w:before="60"/>
             </w:pPr>
             <w:r>
               <w:rPr>
@@ -3879,7 +3879,7 @@
         <w:tc>
           <w:p>
             <w:pPr>
-              <w:spacing w:after="60" w:before="60"/>
+              <w:spacing w:after="0" w:before="60"/>
             </w:pPr>
             <w:r>
               <w:rPr>
@@ -3894,7 +3894,7 @@
         <w:tc>
           <w:p>
             <w:pPr>
-              <w:spacing w:after="60" w:before="60"/>
+              <w:spacing w:after="0" w:before="60"/>
             </w:pPr>
             <w:r>
               <w:rPr>
@@ -3911,7 +3911,7 @@
         <w:tc>
           <w:p>
             <w:pPr>
-              <w:spacing w:after="60" w:before="60"/>
+              <w:spacing w:after="0" w:before="60"/>
             </w:pPr>
             <w:r>
               <w:rPr>
@@ -3926,7 +3926,7 @@
         <w:tc>
           <w:p>
             <w:pPr>
-              <w:spacing w:after="60" w:before="60"/>
+              <w:spacing w:after="0" w:before="60"/>
             </w:pPr>
             <w:r>
               <w:rPr>
@@ -3943,7 +3943,7 @@
         <w:tc>
           <w:p>
             <w:pPr>
-              <w:spacing w:after="60" w:before="60"/>
+              <w:spacing w:after="0" w:before="60"/>
             </w:pPr>
             <w:r>
               <w:rPr>
@@ -3958,7 +3958,7 @@
         <w:tc>
           <w:p>
             <w:pPr>
-              <w:spacing w:after="60" w:before="60"/>
+              <w:spacing w:after="0" w:before="60"/>
             </w:pPr>
             <w:r>
               <w:rPr>
@@ -3975,7 +3975,7 @@
         <w:tc>
           <w:p>
             <w:pPr>
-              <w:spacing w:after="60" w:before="60"/>
+              <w:spacing w:after="0" w:before="60"/>
             </w:pPr>
             <w:r>
               <w:rPr>
@@ -3990,7 +3990,7 @@
         <w:tc>
           <w:p>
             <w:pPr>
-              <w:spacing w:after="60" w:before="60"/>
+              <w:spacing w:after="0" w:before="60"/>
             </w:pPr>
             <w:r>
               <w:rPr>
@@ -4007,7 +4007,7 @@
         <w:tc>
           <w:p>
             <w:pPr>
-              <w:spacing w:after="60" w:before="60"/>
+              <w:spacing w:after="0" w:before="60"/>
             </w:pPr>
             <w:r>
               <w:rPr>
@@ -4022,7 +4022,7 @@
         <w:tc>
           <w:p>
             <w:pPr>
-              <w:spacing w:after="60" w:before="60"/>
+              <w:spacing w:after="0" w:before="60"/>
             </w:pPr>
             <w:r>
               <w:rPr>
@@ -4039,7 +4039,7 @@
         <w:tc>
           <w:p>
             <w:pPr>
-              <w:spacing w:after="60" w:before="60"/>
+              <w:spacing w:after="0" w:before="60"/>
             </w:pPr>
             <w:r>
               <w:rPr>
@@ -4054,7 +4054,7 @@
         <w:tc>
           <w:p>
             <w:pPr>
-              <w:spacing w:after="60" w:before="60"/>
+              <w:spacing w:after="0" w:before="60"/>
             </w:pPr>
             <w:r>
               <w:rPr>
@@ -4071,7 +4071,7 @@
         <w:tc>
           <w:p>
             <w:pPr>
-              <w:spacing w:after="60" w:before="60"/>
+              <w:spacing w:after="0" w:before="60"/>
             </w:pPr>
             <w:r>
               <w:rPr>
@@ -4086,7 +4086,7 @@
         <w:tc>
           <w:p>
             <w:pPr>
-              <w:spacing w:after="60" w:before="60"/>
+              <w:spacing w:after="0" w:before="60"/>
             </w:pPr>
             <w:r>
               <w:rPr>
@@ -4103,7 +4103,7 @@
         <w:tc>
           <w:p>
             <w:pPr>
-              <w:spacing w:after="60" w:before="60"/>
+              <w:spacing w:after="0" w:before="60"/>
             </w:pPr>
             <w:r>
               <w:rPr>
@@ -4118,7 +4118,7 @@
         <w:tc>
           <w:p>
             <w:pPr>
-              <w:spacing w:after="60" w:before="60"/>
+              <w:spacing w:after="0" w:before="60"/>
             </w:pPr>
             <w:r>
               <w:rPr>
@@ -4143,7 +4143,7 @@
         <w:tc>
           <w:p>
             <w:pPr>
-              <w:spacing w:after="60" w:before="60"/>
+              <w:spacing w:after="0" w:before="60"/>
             </w:pPr>
             <w:r>
               <w:rPr>
@@ -4158,7 +4158,7 @@
         <w:tc>
           <w:p>
             <w:pPr>
-              <w:spacing w:after="60" w:before="60"/>
+              <w:spacing w:after="0" w:before="60"/>
             </w:pPr>
             <w:r>
               <w:rPr>
@@ -4175,7 +4175,7 @@
         <w:tc>
           <w:p>
             <w:pPr>
-              <w:spacing w:after="60" w:before="60"/>
+              <w:spacing w:after="0" w:before="60"/>
             </w:pPr>
             <w:r>
               <w:rPr>
@@ -4190,7 +4190,7 @@
         <w:tc>
           <w:p>
             <w:pPr>
-              <w:spacing w:after="60" w:before="60"/>
+              <w:spacing w:after="0" w:before="60"/>
             </w:pPr>
             <w:r>
               <w:rPr>
@@ -5130,7 +5130,7 @@
           </w:tcPr>
           <w:p>
             <w:pPr>
-              <w:spacing w:after="60" w:before="60"/>
+              <w:spacing w:after="0" w:before="60"/>
             </w:pPr>
             <w:r>
               <w:rPr>
@@ -5148,7 +5148,7 @@
           </w:tcPr>
           <w:p>
             <w:pPr>
-              <w:spacing w:after="60" w:before="60"/>
+              <w:spacing w:after="0" w:before="60"/>
             </w:pPr>
             <w:r>
               <w:rPr>
@@ -5166,7 +5166,7 @@
           </w:tcPr>
           <w:p>
             <w:pPr>
-              <w:spacing w:after="60" w:before="60"/>
+              <w:spacing w:after="0" w:before="60"/>
             </w:pPr>
             <w:r>
               <w:rPr>
@@ -5183,7 +5183,7 @@
         <w:tc>
           <w:p>
             <w:pPr>
-              <w:spacing w:after="60" w:before="60"/>
+              <w:spacing w:after="0" w:before="60"/>
             </w:pPr>
             <w:r>
               <w:rPr>
@@ -5198,7 +5198,7 @@
         <w:tc>
           <w:p>
             <w:pPr>
-              <w:spacing w:after="60" w:before="60"/>
+              <w:spacing w:after="0" w:before="60"/>
             </w:pPr>
             <w:r>
               <w:rPr>
@@ -5215,7 +5215,7 @@
         <w:tc>
           <w:p>
             <w:pPr>
-              <w:spacing w:after="60" w:before="60"/>
+              <w:spacing w:after="0" w:before="60"/>
             </w:pPr>
             <w:r>
               <w:rPr>
@@ -5232,7 +5232,7 @@
         <w:tc>
           <w:p>
             <w:pPr>
-              <w:spacing w:after="60" w:before="60"/>
+              <w:spacing w:after="0" w:before="60"/>
             </w:pPr>
             <w:r>
               <w:rPr>
@@ -5247,7 +5247,7 @@
         <w:tc>
           <w:p>
             <w:pPr>
-              <w:spacing w:after="60" w:before="60"/>
+              <w:spacing w:after="0" w:before="60"/>
             </w:pPr>
             <w:r>
               <w:rPr>
@@ -5264,7 +5264,7 @@
         <w:tc>
           <w:p>
             <w:pPr>
-              <w:spacing w:after="60" w:before="60"/>
+              <w:spacing w:after="0" w:before="60"/>
             </w:pPr>
             <w:r>
               <w:rPr>
@@ -5281,7 +5281,7 @@
         <w:tc>
           <w:p>
             <w:pPr>
-              <w:spacing w:after="60" w:before="60"/>
+              <w:spacing w:after="0" w:before="60"/>
             </w:pPr>
             <w:r>
               <w:rPr>
@@ -5296,7 +5296,7 @@
         <w:tc>
           <w:p>
             <w:pPr>
-              <w:spacing w:after="60" w:before="60"/>
+              <w:spacing w:after="0" w:before="60"/>
             </w:pPr>
             <w:r>
               <w:rPr>
@@ -5313,7 +5313,7 @@
         <w:tc>
           <w:p>
             <w:pPr>
-              <w:spacing w:after="60" w:before="60"/>
+              <w:spacing w:after="0" w:before="60"/>
             </w:pPr>
             <w:r>
               <w:rPr>
@@ -5384,7 +5384,7 @@
           </w:tcPr>
           <w:p>
             <w:pPr>
-              <w:spacing w:after="60" w:before="60"/>
+              <w:spacing w:after="0" w:before="60"/>
             </w:pPr>
             <w:r>
               <w:rPr>
@@ -5402,7 +5402,7 @@
           </w:tcPr>
           <w:p>
             <w:pPr>
-              <w:spacing w:after="60" w:before="60"/>
+              <w:spacing w:after="0" w:before="60"/>
             </w:pPr>
             <w:r>
               <w:rPr>
@@ -5420,7 +5420,7 @@
           </w:tcPr>
           <w:p>
             <w:pPr>
-              <w:spacing w:after="60" w:before="60"/>
+              <w:spacing w:after="0" w:before="60"/>
             </w:pPr>
             <w:r>
               <w:rPr>
@@ -5437,7 +5437,7 @@
         <w:tc>
           <w:p>
             <w:pPr>
-              <w:spacing w:after="60" w:before="60"/>
+              <w:spacing w:after="0" w:before="60"/>
             </w:pPr>
             <w:r>
               <w:rPr>
@@ -5454,7 +5454,7 @@
         <w:tc>
           <w:p>
             <w:pPr>
-              <w:spacing w:after="60" w:before="60"/>
+              <w:spacing w:after="0" w:before="60"/>
             </w:pPr>
             <w:r>
               <w:rPr>
@@ -5469,7 +5469,7 @@
         <w:tc>
           <w:p>
             <w:pPr>
-              <w:spacing w:after="60" w:before="60"/>
+              <w:spacing w:after="0" w:before="60"/>
             </w:pPr>
             <w:r>
               <w:rPr>
@@ -5486,7 +5486,7 @@
         <w:tc>
           <w:p>
             <w:pPr>
-              <w:spacing w:after="60" w:before="60"/>
+              <w:spacing w:after="0" w:before="60"/>
             </w:pPr>
             <w:r>
               <w:rPr>
@@ -5503,7 +5503,7 @@
         <w:tc>
           <w:p>
             <w:pPr>
-              <w:spacing w:after="60" w:before="60"/>
+              <w:spacing w:after="0" w:before="60"/>
             </w:pPr>
             <w:r>
               <w:rPr>
@@ -5518,7 +5518,7 @@
         <w:tc>
           <w:p>
             <w:pPr>
-              <w:spacing w:after="60" w:before="60"/>
+              <w:spacing w:after="0" w:before="60"/>
             </w:pPr>
             <w:r>
               <w:rPr>
@@ -5535,7 +5535,7 @@
         <w:tc>
           <w:p>
             <w:pPr>
-              <w:spacing w:after="60" w:before="60"/>
+              <w:spacing w:after="0" w:before="60"/>
             </w:pPr>
             <w:r>
               <w:rPr>
@@ -5552,7 +5552,7 @@
         <w:tc>
           <w:p>
             <w:pPr>
-              <w:spacing w:after="60" w:before="60"/>
+              <w:spacing w:after="0" w:before="60"/>
             </w:pPr>
             <w:r>
               <w:rPr>
@@ -5567,7 +5567,7 @@
         <w:tc>
           <w:p>
             <w:pPr>
-              <w:spacing w:after="60" w:before="60"/>
+              <w:spacing w:after="0" w:before="60"/>
             </w:pPr>
             <w:r>
               <w:rPr>
@@ -5584,7 +5584,7 @@
         <w:tc>
           <w:p>
             <w:pPr>
-              <w:spacing w:after="60" w:before="60"/>
+              <w:spacing w:after="0" w:before="60"/>
             </w:pPr>
             <w:r>
               <w:rPr>
@@ -5601,7 +5601,7 @@
         <w:tc>
           <w:p>
             <w:pPr>
-              <w:spacing w:after="60" w:before="60"/>
+              <w:spacing w:after="0" w:before="60"/>
             </w:pPr>
             <w:r>
               <w:rPr>
@@ -5616,7 +5616,7 @@
         <w:tc>
           <w:p>
             <w:pPr>
-              <w:spacing w:after="60" w:before="60"/>
+              <w:spacing w:after="0" w:before="60"/>
             </w:pPr>
             <w:r>
               <w:rPr>
@@ -5633,7 +5633,7 @@
         <w:tc>
           <w:p>
             <w:pPr>
-              <w:spacing w:after="60" w:before="60"/>
+              <w:spacing w:after="0" w:before="60"/>
             </w:pPr>
             <w:r>
               <w:rPr>
@@ -5650,7 +5650,7 @@
         <w:tc>
           <w:p>
             <w:pPr>
-              <w:spacing w:after="60" w:before="60"/>
+              <w:spacing w:after="0" w:before="60"/>
             </w:pPr>
             <w:r>
               <w:rPr>
@@ -5665,7 +5665,7 @@
         <w:tc>
           <w:p>
             <w:pPr>
-              <w:spacing w:after="60" w:before="60"/>
+              <w:spacing w:after="0" w:before="60"/>
             </w:pPr>
             <w:r>
               <w:rPr>
@@ -5682,7 +5682,7 @@
         <w:tc>
           <w:p>
             <w:pPr>
-              <w:spacing w:after="60" w:before="60"/>
+              <w:spacing w:after="0" w:before="60"/>
             </w:pPr>
             <w:r>
               <w:rPr>
@@ -5699,7 +5699,7 @@
         <w:tc>
           <w:p>
             <w:pPr>
-              <w:spacing w:after="60" w:before="60"/>
+              <w:spacing w:after="0" w:before="60"/>
             </w:pPr>
             <w:r>
               <w:rPr>
@@ -5714,7 +5714,7 @@
         <w:tc>
           <w:p>
             <w:pPr>
-              <w:spacing w:after="60" w:before="60"/>
+              <w:spacing w:after="0" w:before="60"/>
             </w:pPr>
             <w:r>
               <w:rPr>
@@ -5731,7 +5731,7 @@
         <w:tc>
           <w:p>
             <w:pPr>
-              <w:spacing w:after="60" w:before="60"/>
+              <w:spacing w:after="0" w:before="60"/>
             </w:pPr>
             <w:r>
               <w:rPr>
@@ -5748,7 +5748,7 @@
         <w:tc>
           <w:p>
             <w:pPr>
-              <w:spacing w:after="60" w:before="60"/>
+              <w:spacing w:after="0" w:before="60"/>
             </w:pPr>
             <w:r>
               <w:rPr>
@@ -5763,7 +5763,7 @@
         <w:tc>
           <w:p>
             <w:pPr>
-              <w:spacing w:after="60" w:before="60"/>
+              <w:spacing w:after="0" w:before="60"/>
             </w:pPr>
             <w:r>
               <w:rPr>
@@ -5780,7 +5780,7 @@
         <w:tc>
           <w:p>
             <w:pPr>
-              <w:spacing w:after="60" w:before="60"/>
+              <w:spacing w:after="0" w:before="60"/>
             </w:pPr>
             <w:r>
               <w:rPr>
@@ -5797,7 +5797,7 @@
         <w:tc>
           <w:p>
             <w:pPr>
-              <w:spacing w:after="60" w:before="60"/>
+              <w:spacing w:after="0" w:before="60"/>
             </w:pPr>
             <w:r>
               <w:rPr>
@@ -5812,7 +5812,7 @@
         <w:tc>
           <w:p>
             <w:pPr>
-              <w:spacing w:after="60" w:before="60"/>
+              <w:spacing w:after="0" w:before="60"/>
             </w:pPr>
             <w:r>
               <w:rPr>
@@ -5829,7 +5829,7 @@
         <w:tc>
           <w:p>
             <w:pPr>
-              <w:spacing w:after="60" w:before="60"/>
+              <w:spacing w:after="0" w:before="60"/>
             </w:pPr>
             <w:r>
               <w:rPr>
@@ -5846,7 +5846,7 @@
         <w:tc>
           <w:p>
             <w:pPr>
-              <w:spacing w:after="60" w:before="60"/>
+              <w:spacing w:after="0" w:before="60"/>
             </w:pPr>
             <w:r>
               <w:rPr>
@@ -5861,7 +5861,7 @@
         <w:tc>
           <w:p>
             <w:pPr>
-              <w:spacing w:after="60" w:before="60"/>
+              <w:spacing w:after="0" w:before="60"/>
             </w:pPr>
             <w:r>
               <w:rPr>
@@ -5878,7 +5878,7 @@
         <w:tc>
           <w:p>
             <w:pPr>
-              <w:spacing w:after="60" w:before="60"/>
+              <w:spacing w:after="0" w:before="60"/>
             </w:pPr>
             <w:r>
               <w:rPr>
@@ -5895,7 +5895,7 @@
         <w:tc>
           <w:p>
             <w:pPr>
-              <w:spacing w:after="60" w:before="60"/>
+              <w:spacing w:after="0" w:before="60"/>
             </w:pPr>
             <w:r>
               <w:rPr>
@@ -5910,7 +5910,7 @@
         <w:tc>
           <w:p>
             <w:pPr>
-              <w:spacing w:after="60" w:before="60"/>
+              <w:spacing w:after="0" w:before="60"/>
             </w:pPr>
             <w:r>
               <w:rPr>
@@ -5927,7 +5927,7 @@
         <w:tc>
           <w:p>
             <w:pPr>
-              <w:spacing w:after="60" w:before="60"/>
+              <w:spacing w:after="0" w:before="60"/>
             </w:pPr>
             <w:r>
               <w:rPr>
@@ -5944,7 +5944,7 @@
         <w:tc>
           <w:p>
             <w:pPr>
-              <w:spacing w:after="60" w:before="60"/>
+              <w:spacing w:after="0" w:before="60"/>
             </w:pPr>
             <w:r>
               <w:rPr>
@@ -5959,7 +5959,7 @@
         <w:tc>
           <w:p>
             <w:pPr>
-              <w:spacing w:after="60" w:before="60"/>
+              <w:spacing w:after="0" w:before="60"/>
             </w:pPr>
             <w:r>
               <w:rPr>
@@ -5976,7 +5976,7 @@
         <w:tc>
           <w:p>
             <w:pPr>
-              <w:spacing w:after="60" w:before="60"/>
+              <w:spacing w:after="0" w:before="60"/>
             </w:pPr>
             <w:r>
               <w:rPr>
@@ -5993,7 +5993,7 @@
         <w:tc>
           <w:p>
             <w:pPr>
-              <w:spacing w:after="60" w:before="60"/>
+              <w:spacing w:after="0" w:before="60"/>
             </w:pPr>
             <w:r>
               <w:rPr>
@@ -6008,7 +6008,7 @@
         <w:tc>
           <w:p>
             <w:pPr>
-              <w:spacing w:after="60" w:before="60"/>
+              <w:spacing w:after="0" w:before="60"/>
             </w:pPr>
             <w:r>
               <w:rPr>
@@ -6025,7 +6025,7 @@
         <w:tc>
           <w:p>
             <w:pPr>
-              <w:spacing w:after="60" w:before="60"/>
+              <w:spacing w:after="0" w:before="60"/>
             </w:pPr>
             <w:r>
               <w:rPr>
@@ -6042,7 +6042,7 @@
         <w:tc>
           <w:p>
             <w:pPr>
-              <w:spacing w:after="60" w:before="60"/>
+              <w:spacing w:after="0" w:before="60"/>
             </w:pPr>
             <w:r>
               <w:rPr>
@@ -6057,7 +6057,7 @@
         <w:tc>
           <w:p>
             <w:pPr>
-              <w:spacing w:after="60" w:before="60"/>
+              <w:spacing w:after="0" w:before="60"/>
             </w:pPr>
             <w:r>
               <w:rPr>
@@ -6074,7 +6074,7 @@
         <w:tc>
           <w:p>
             <w:pPr>
-              <w:spacing w:after="60" w:before="60"/>
+              <w:spacing w:after="0" w:before="60"/>
             </w:pPr>
             <w:r>
               <w:rPr>
@@ -6091,7 +6091,7 @@
         <w:tc>
           <w:p>
             <w:pPr>
-              <w:spacing w:after="60" w:before="60"/>
+              <w:spacing w:after="0" w:before="60"/>
             </w:pPr>
             <w:r>
               <w:rPr>
@@ -6106,7 +6106,7 @@
         <w:tc>
           <w:p>
             <w:pPr>
-              <w:spacing w:after="60" w:before="60"/>
+              <w:spacing w:after="0" w:before="60"/>
             </w:pPr>
             <w:r>
               <w:rPr>
@@ -6822,7 +6822,7 @@
           </w:tcPr>
           <w:p>
             <w:pPr>
-              <w:spacing w:after="60" w:before="60"/>
+              <w:spacing w:after="0" w:before="60"/>
             </w:pPr>
             <w:r>
               <w:rPr>
@@ -6840,7 +6840,7 @@
           </w:tcPr>
           <w:p>
             <w:pPr>
-              <w:spacing w:after="60" w:before="60"/>
+              <w:spacing w:after="0" w:before="60"/>
             </w:pPr>
             <w:r>
               <w:rPr>
@@ -6857,7 +6857,7 @@
         <w:tc>
           <w:p>
             <w:pPr>
-              <w:spacing w:after="60" w:before="60"/>
+              <w:spacing w:after="0" w:before="60"/>
             </w:pPr>
             <w:r>
               <w:rPr>
@@ -6874,7 +6874,7 @@
         <w:tc>
           <w:p>
             <w:pPr>
-              <w:spacing w:after="60" w:before="60"/>
+              <w:spacing w:after="0" w:before="60"/>
             </w:pPr>
             <w:r>
               <w:rPr>
@@ -6891,7 +6891,7 @@
         <w:tc>
           <w:p>
             <w:pPr>
-              <w:spacing w:after="60" w:before="60"/>
+              <w:spacing w:after="0" w:before="60"/>
             </w:pPr>
             <w:r>
               <w:rPr>
@@ -6908,7 +6908,7 @@
         <w:tc>
           <w:p>
             <w:pPr>
-              <w:spacing w:after="60" w:before="60"/>
+              <w:spacing w:after="0" w:before="60"/>
             </w:pPr>
             <w:r>
               <w:rPr>
@@ -6925,7 +6925,7 @@
         <w:tc>
           <w:p>
             <w:pPr>
-              <w:spacing w:after="60" w:before="60"/>
+              <w:spacing w:after="0" w:before="60"/>
             </w:pPr>
             <w:r>
               <w:rPr>
@@ -6942,7 +6942,7 @@
         <w:tc>
           <w:p>
             <w:pPr>
-              <w:spacing w:after="60" w:before="60"/>
+              <w:spacing w:after="0" w:before="60"/>
             </w:pPr>
             <w:r>
               <w:rPr>
@@ -6959,7 +6959,7 @@
         <w:tc>
           <w:p>
             <w:pPr>
-              <w:spacing w:after="60" w:before="60"/>
+              <w:spacing w:after="0" w:before="60"/>
             </w:pPr>
             <w:r>
               <w:rPr>
@@ -6976,7 +6976,7 @@
         <w:tc>
           <w:p>
             <w:pPr>
-              <w:spacing w:after="60" w:before="60"/>
+              <w:spacing w:after="0" w:before="60"/>
             </w:pPr>
             <w:r>
               <w:rPr>
@@ -6993,7 +6993,7 @@
         <w:tc>
           <w:p>
             <w:pPr>
-              <w:spacing w:after="60" w:before="60"/>
+              <w:spacing w:after="0" w:before="60"/>
             </w:pPr>
             <w:r>
               <w:rPr>
@@ -7010,15 +7010,41 @@
         <w:tc>
           <w:p>
             <w:pPr>
-              <w:spacing w:after="60" w:before="60"/>
-            </w:pPr>
-            <w:r>
-              <w:rPr>
-                <w:rFonts w:ascii="Times New Roman" w:cs="Times New Roman" w:eastAsia="Times New Roman" w:hAnsi="Times New Roman"/>
-                <w:sz w:val="28"/>
-                <w:szCs w:val="28"/>
-              </w:rPr>
-              <w:t xml:space="preserve">1. Người dùng mở trình duyệt và truy cập vào trang đăng nhập của UniVerse.&lt;br&gt;2. Hệ thống hiển thị giao diện đăng nhập (LoginPage) gồm ô nhập Email, ô nhập Mật khẩu (ẩn ký tự), nút "Đăng nhập" và liên kết "Quên mật khẩu".&lt;br&gt;3. Người dùng nhập email: </w:t>
+              <w:spacing w:after="0" w:before="60"/>
+            </w:pPr>
+            <w:r>
+              <w:rPr>
+                <w:rFonts w:ascii="Times New Roman" w:cs="Times New Roman" w:eastAsia="Times New Roman" w:hAnsi="Times New Roman"/>
+                <w:sz w:val="28"/>
+                <w:szCs w:val="28"/>
+              </w:rPr>
+              <w:t xml:space="preserve">1. Người dùng mở trình duyệt và truy cập vào trang đăng nhập của UniVerse.</w:t>
+            </w:r>
+          </w:p>
+          <w:p>
+            <w:pPr>
+              <w:spacing w:after="0" w:before="60"/>
+            </w:pPr>
+            <w:r>
+              <w:rPr>
+                <w:rFonts w:ascii="Times New Roman" w:cs="Times New Roman" w:eastAsia="Times New Roman" w:hAnsi="Times New Roman"/>
+                <w:sz w:val="28"/>
+                <w:szCs w:val="28"/>
+              </w:rPr>
+              <w:t xml:space="preserve">2. Hệ thống hiển thị giao diện đăng nhập (LoginPage) gồm ô nhập Email, ô nhập Mật khẩu (ẩn ký tự), nút "Đăng nhập" và liên kết "Quên mật khẩu".</w:t>
+            </w:r>
+          </w:p>
+          <w:p>
+            <w:pPr>
+              <w:spacing w:after="0" w:before="60"/>
+            </w:pPr>
+            <w:r>
+              <w:rPr>
+                <w:rFonts w:ascii="Times New Roman" w:cs="Times New Roman" w:eastAsia="Times New Roman" w:hAnsi="Times New Roman"/>
+                <w:sz w:val="28"/>
+                <w:szCs w:val="28"/>
+              </w:rPr>
+              <w:t xml:space="preserve">3. Người dùng nhập email: </w:t>
             </w:r>
             <w:r>
               <w:rPr>
@@ -7034,7 +7060,46 @@
                 <w:sz w:val="28"/>
                 <w:szCs w:val="28"/>
               </w:rPr>
-              <w:t xml:space="preserve"> vào ô Email.&lt;br&gt;4. Người dùng nhập mật khẩu vào ô Mật khẩu.&lt;br&gt;5. Người dùng nhấn nút "Đăng nhập".&lt;br&gt;6. Hệ thống gửi yêu cầu xác thực đến API </w:t>
+              <w:t xml:space="preserve"> vào ô Email.</w:t>
+            </w:r>
+          </w:p>
+          <w:p>
+            <w:pPr>
+              <w:spacing w:after="0" w:before="60"/>
+            </w:pPr>
+            <w:r>
+              <w:rPr>
+                <w:rFonts w:ascii="Times New Roman" w:cs="Times New Roman" w:eastAsia="Times New Roman" w:hAnsi="Times New Roman"/>
+                <w:sz w:val="28"/>
+                <w:szCs w:val="28"/>
+              </w:rPr>
+              <w:t xml:space="preserve">4. Người dùng nhập mật khẩu vào ô Mật khẩu.</w:t>
+            </w:r>
+          </w:p>
+          <w:p>
+            <w:pPr>
+              <w:spacing w:after="0" w:before="60"/>
+            </w:pPr>
+            <w:r>
+              <w:rPr>
+                <w:rFonts w:ascii="Times New Roman" w:cs="Times New Roman" w:eastAsia="Times New Roman" w:hAnsi="Times New Roman"/>
+                <w:sz w:val="28"/>
+                <w:szCs w:val="28"/>
+              </w:rPr>
+              <w:t xml:space="preserve">5. Người dùng nhấn nút "Đăng nhập".</w:t>
+            </w:r>
+          </w:p>
+          <w:p>
+            <w:pPr>
+              <w:spacing w:after="0" w:before="60"/>
+            </w:pPr>
+            <w:r>
+              <w:rPr>
+                <w:rFonts w:ascii="Times New Roman" w:cs="Times New Roman" w:eastAsia="Times New Roman" w:hAnsi="Times New Roman"/>
+                <w:sz w:val="28"/>
+                <w:szCs w:val="28"/>
+              </w:rPr>
+              <w:t xml:space="preserve">6. Hệ thống gửi yêu cầu xác thực đến API </w:t>
             </w:r>
             <w:r>
               <w:rPr>
@@ -7050,7 +7115,20 @@
                 <w:sz w:val="28"/>
                 <w:szCs w:val="28"/>
               </w:rPr>
-              <w:t xml:space="preserve"> với email và mật khẩu.&lt;br&gt;7. Hệ thống tìm tài khoản có email </w:t>
+              <w:t xml:space="preserve"> với email và mật khẩu.</w:t>
+            </w:r>
+          </w:p>
+          <w:p>
+            <w:pPr>
+              <w:spacing w:after="0" w:before="60"/>
+            </w:pPr>
+            <w:r>
+              <w:rPr>
+                <w:rFonts w:ascii="Times New Roman" w:cs="Times New Roman" w:eastAsia="Times New Roman" w:hAnsi="Times New Roman"/>
+                <w:sz w:val="28"/>
+                <w:szCs w:val="28"/>
+              </w:rPr>
+              <w:t xml:space="preserve">7. Hệ thống tìm tài khoản có email </w:t>
             </w:r>
             <w:r>
               <w:rPr>
@@ -7066,7 +7144,33 @@
                 <w:sz w:val="28"/>
                 <w:szCs w:val="28"/>
               </w:rPr>
-              <w:t xml:space="preserve"> trong CSDL.&lt;br&gt;8. Hệ thống so sánh mật khẩu nhập vào với bcrypt hash trong CSDL, kết quả khớp.&lt;br&gt;9. Hệ thống kiểm tra trường </w:t>
+              <w:t xml:space="preserve"> trong CSDL.</w:t>
+            </w:r>
+          </w:p>
+          <w:p>
+            <w:pPr>
+              <w:spacing w:after="0" w:before="60"/>
+            </w:pPr>
+            <w:r>
+              <w:rPr>
+                <w:rFonts w:ascii="Times New Roman" w:cs="Times New Roman" w:eastAsia="Times New Roman" w:hAnsi="Times New Roman"/>
+                <w:sz w:val="28"/>
+                <w:szCs w:val="28"/>
+              </w:rPr>
+              <w:t xml:space="preserve">8. Hệ thống so sánh mật khẩu nhập vào với bcrypt hash trong CSDL, kết quả khớp.</w:t>
+            </w:r>
+          </w:p>
+          <w:p>
+            <w:pPr>
+              <w:spacing w:after="0" w:before="60"/>
+            </w:pPr>
+            <w:r>
+              <w:rPr>
+                <w:rFonts w:ascii="Times New Roman" w:cs="Times New Roman" w:eastAsia="Times New Roman" w:hAnsi="Times New Roman"/>
+                <w:sz w:val="28"/>
+                <w:szCs w:val="28"/>
+              </w:rPr>
+              <w:t xml:space="preserve">9. Hệ thống kiểm tra trường </w:t>
             </w:r>
             <w:r>
               <w:rPr>
@@ -7082,7 +7186,33 @@
                 <w:sz w:val="28"/>
                 <w:szCs w:val="28"/>
               </w:rPr>
-              <w:t xml:space="preserve">, tài khoản đang hoạt động.&lt;br&gt;10. Hệ thống tạo Access Token (JWT, hết hạn sau 15 phút) và Refresh Token (JWT, hết hạn sau 7 ngày).&lt;br&gt;11. Hệ thống lưu Refresh Token vào Redis với key </w:t>
+              <w:t xml:space="preserve">, tài khoản đang hoạt động.</w:t>
+            </w:r>
+          </w:p>
+          <w:p>
+            <w:pPr>
+              <w:spacing w:after="0" w:before="60"/>
+            </w:pPr>
+            <w:r>
+              <w:rPr>
+                <w:rFonts w:ascii="Times New Roman" w:cs="Times New Roman" w:eastAsia="Times New Roman" w:hAnsi="Times New Roman"/>
+                <w:sz w:val="28"/>
+                <w:szCs w:val="28"/>
+              </w:rPr>
+              <w:t xml:space="preserve">10. Hệ thống tạo Access Token (JWT, hết hạn sau 15 phút) và Refresh Token (JWT, hết hạn sau 7 ngày).</w:t>
+            </w:r>
+          </w:p>
+          <w:p>
+            <w:pPr>
+              <w:spacing w:after="0" w:before="60"/>
+            </w:pPr>
+            <w:r>
+              <w:rPr>
+                <w:rFonts w:ascii="Times New Roman" w:cs="Times New Roman" w:eastAsia="Times New Roman" w:hAnsi="Times New Roman"/>
+                <w:sz w:val="28"/>
+                <w:szCs w:val="28"/>
+              </w:rPr>
+              <w:t xml:space="preserve">11. Hệ thống lưu Refresh Token vào Redis với key </w:t>
             </w:r>
             <w:r>
               <w:rPr>
@@ -7098,7 +7228,20 @@
                 <w:sz w:val="28"/>
                 <w:szCs w:val="28"/>
               </w:rPr>
-              <w:t xml:space="preserve">.&lt;br&gt;12. Hệ thống trả về </w:t>
+              <w:t xml:space="preserve">.</w:t>
+            </w:r>
+          </w:p>
+          <w:p>
+            <w:pPr>
+              <w:spacing w:after="0" w:before="60"/>
+            </w:pPr>
+            <w:r>
+              <w:rPr>
+                <w:rFonts w:ascii="Times New Roman" w:cs="Times New Roman" w:eastAsia="Times New Roman" w:hAnsi="Times New Roman"/>
+                <w:sz w:val="28"/>
+                <w:szCs w:val="28"/>
+              </w:rPr>
+              <w:t xml:space="preserve">12. Hệ thống trả về </w:t>
             </w:r>
             <w:r>
               <w:rPr>
@@ -7114,7 +7257,20 @@
                 <w:sz w:val="28"/>
                 <w:szCs w:val="28"/>
               </w:rPr>
-              <w:t xml:space="preserve">.&lt;br&gt;13. Giao diện lưu token vào bộ nhớ cục bộ và chuyển người dùng đến trang chính tương ứng với vai trò (Admin → /dashboard, Giảng viên → /dashboard, Sinh viên → /dashboard).</w:t>
+              <w:t xml:space="preserve">.</w:t>
+            </w:r>
+          </w:p>
+          <w:p>
+            <w:pPr>
+              <w:spacing w:after="0" w:before="60"/>
+            </w:pPr>
+            <w:r>
+              <w:rPr>
+                <w:rFonts w:ascii="Times New Roman" w:cs="Times New Roman" w:eastAsia="Times New Roman" w:hAnsi="Times New Roman"/>
+                <w:sz w:val="28"/>
+                <w:szCs w:val="28"/>
+              </w:rPr>
+              <w:t xml:space="preserve">13. Giao diện lưu token vào bộ nhớ cục bộ và chuyển người dùng đến trang chính tương ứng với vai trò (Admin → /dashboard, Giảng viên → /dashboard, Sinh viên → /dashboard).</w:t>
             </w:r>
           </w:p>
         </w:tc>
@@ -7123,7 +7279,7 @@
         <w:tc>
           <w:p>
             <w:pPr>
-              <w:spacing w:after="60" w:before="60"/>
+              <w:spacing w:after="0" w:before="60"/>
             </w:pPr>
             <w:r>
               <w:rPr>
@@ -7140,15 +7296,106 @@
         <w:tc>
           <w:p>
             <w:pPr>
-              <w:spacing w:after="60" w:before="60"/>
-            </w:pPr>
-            <w:r>
-              <w:rPr>
-                <w:rFonts w:ascii="Times New Roman" w:cs="Times New Roman" w:eastAsia="Times New Roman" w:hAnsi="Times New Roman"/>
-                <w:sz w:val="28"/>
-                <w:szCs w:val="28"/>
-              </w:rPr>
-              <w:t xml:space="preserve">7. Hệ thống không tìm thấy tài khoản có email đã nhập.&lt;br&gt;7.1 Hệ thống trả về lỗi 401 với thông báo "Thông tin đăng nhập không chính xác".&lt;br&gt;7.2 Giao diện hiển thị thông báo lỗi màu đỏ phía trên form.&lt;br&gt;7.3 Người dùng nhập lại email và mật khẩu (quay về Bước 3).&lt;br&gt;&lt;br&gt;8. Mật khẩu nhập vào không khớp với bcrypt hash.&lt;br&gt;8.1 Hệ thống trả về lỗi 401 với thông báo "Thông tin đăng nhập không chính xác".&lt;br&gt;8.2 Giao diện hiển thị thông báo lỗi (quay về Bước 3).&lt;br&gt;&lt;br&gt;9. Tài khoản có </w:t>
+              <w:spacing w:after="0" w:before="60"/>
+            </w:pPr>
+            <w:r>
+              <w:rPr>
+                <w:rFonts w:ascii="Times New Roman" w:cs="Times New Roman" w:eastAsia="Times New Roman" w:hAnsi="Times New Roman"/>
+                <w:sz w:val="28"/>
+                <w:szCs w:val="28"/>
+              </w:rPr>
+              <w:t xml:space="preserve">7. Hệ thống không tìm thấy tài khoản có email đã nhập.</w:t>
+            </w:r>
+          </w:p>
+          <w:p>
+            <w:pPr>
+              <w:spacing w:after="0" w:before="60"/>
+            </w:pPr>
+            <w:r>
+              <w:rPr>
+                <w:rFonts w:ascii="Times New Roman" w:cs="Times New Roman" w:eastAsia="Times New Roman" w:hAnsi="Times New Roman"/>
+                <w:sz w:val="28"/>
+                <w:szCs w:val="28"/>
+              </w:rPr>
+              <w:t xml:space="preserve">7.1 Hệ thống trả về lỗi 401 với thông báo "Thông tin đăng nhập không chính xác".</w:t>
+            </w:r>
+          </w:p>
+          <w:p>
+            <w:pPr>
+              <w:spacing w:after="0" w:before="60"/>
+            </w:pPr>
+            <w:r>
+              <w:rPr>
+                <w:rFonts w:ascii="Times New Roman" w:cs="Times New Roman" w:eastAsia="Times New Roman" w:hAnsi="Times New Roman"/>
+                <w:sz w:val="28"/>
+                <w:szCs w:val="28"/>
+              </w:rPr>
+              <w:t xml:space="preserve">7.2 Giao diện hiển thị thông báo lỗi màu đỏ phía trên form.</w:t>
+            </w:r>
+          </w:p>
+          <w:p>
+            <w:pPr>
+              <w:spacing w:after="0" w:before="60"/>
+            </w:pPr>
+            <w:r>
+              <w:rPr>
+                <w:rFonts w:ascii="Times New Roman" w:cs="Times New Roman" w:eastAsia="Times New Roman" w:hAnsi="Times New Roman"/>
+                <w:sz w:val="28"/>
+                <w:szCs w:val="28"/>
+              </w:rPr>
+              <w:t xml:space="preserve">7.3 Người dùng nhập lại email và mật khẩu (quay về Bước 3).</w:t>
+            </w:r>
+          </w:p>
+          <w:p>
+            <w:pPr>
+              <w:spacing w:after="0" w:before="60"/>
+            </w:pPr>
+            <w:r>
+              <w:rPr>
+                <w:rFonts w:ascii="Times New Roman" w:cs="Times New Roman" w:eastAsia="Times New Roman" w:hAnsi="Times New Roman"/>
+                <w:sz w:val="28"/>
+                <w:szCs w:val="28"/>
+              </w:rPr>
+              <w:t xml:space="preserve">8. Mật khẩu nhập vào không khớp với bcrypt hash.</w:t>
+            </w:r>
+          </w:p>
+          <w:p>
+            <w:pPr>
+              <w:spacing w:after="0" w:before="60"/>
+            </w:pPr>
+            <w:r>
+              <w:rPr>
+                <w:rFonts w:ascii="Times New Roman" w:cs="Times New Roman" w:eastAsia="Times New Roman" w:hAnsi="Times New Roman"/>
+                <w:sz w:val="28"/>
+                <w:szCs w:val="28"/>
+              </w:rPr>
+              <w:t xml:space="preserve">8.1 Hệ thống trả về lỗi 401 với thông báo "Thông tin đăng nhập không chính xác".</w:t>
+            </w:r>
+          </w:p>
+          <w:p>
+            <w:pPr>
+              <w:spacing w:after="0" w:before="60"/>
+            </w:pPr>
+            <w:r>
+              <w:rPr>
+                <w:rFonts w:ascii="Times New Roman" w:cs="Times New Roman" w:eastAsia="Times New Roman" w:hAnsi="Times New Roman"/>
+                <w:sz w:val="28"/>
+                <w:szCs w:val="28"/>
+              </w:rPr>
+              <w:t xml:space="preserve">8.2 Giao diện hiển thị thông báo lỗi (quay về Bước 3).</w:t>
+            </w:r>
+          </w:p>
+          <w:p>
+            <w:pPr>
+              <w:spacing w:after="0" w:before="60"/>
+            </w:pPr>
+            <w:r>
+              <w:rPr>
+                <w:rFonts w:ascii="Times New Roman" w:cs="Times New Roman" w:eastAsia="Times New Roman" w:hAnsi="Times New Roman"/>
+                <w:sz w:val="28"/>
+                <w:szCs w:val="28"/>
+              </w:rPr>
+              <w:t xml:space="preserve">9. Tài khoản có </w:t>
             </w:r>
             <w:r>
               <w:rPr>
@@ -7164,7 +7411,33 @@
                 <w:sz w:val="28"/>
                 <w:szCs w:val="28"/>
               </w:rPr>
-              <w:t xml:space="preserve"> (đã bị vô hiệu hóa).&lt;br&gt;9.1 Hệ thống trả về lỗi 401 với thông báo "Tài khoản đã bị vô hiệu hóa".&lt;br&gt;9.2 Giao diện hiển thị thông báo và hướng dẫn liên hệ quản trị viên.</w:t>
+              <w:t xml:space="preserve"> (đã bị vô hiệu hóa).</w:t>
+            </w:r>
+          </w:p>
+          <w:p>
+            <w:pPr>
+              <w:spacing w:after="0" w:before="60"/>
+            </w:pPr>
+            <w:r>
+              <w:rPr>
+                <w:rFonts w:ascii="Times New Roman" w:cs="Times New Roman" w:eastAsia="Times New Roman" w:hAnsi="Times New Roman"/>
+                <w:sz w:val="28"/>
+                <w:szCs w:val="28"/>
+              </w:rPr>
+              <w:t xml:space="preserve">9.1 Hệ thống trả về lỗi 401 với thông báo "Tài khoản đã bị vô hiệu hóa".</w:t>
+            </w:r>
+          </w:p>
+          <w:p>
+            <w:pPr>
+              <w:spacing w:after="0" w:before="60"/>
+            </w:pPr>
+            <w:r>
+              <w:rPr>
+                <w:rFonts w:ascii="Times New Roman" w:cs="Times New Roman" w:eastAsia="Times New Roman" w:hAnsi="Times New Roman"/>
+                <w:sz w:val="28"/>
+                <w:szCs w:val="28"/>
+              </w:rPr>
+              <w:t xml:space="preserve">9.2 Giao diện hiển thị thông báo và hướng dẫn liên hệ quản trị viên.</w:t>
             </w:r>
           </w:p>
         </w:tc>
@@ -7236,7 +7509,7 @@
           </w:tcPr>
           <w:p>
             <w:pPr>
-              <w:spacing w:after="60" w:before="60"/>
+              <w:spacing w:after="0" w:before="60"/>
             </w:pPr>
             <w:r>
               <w:rPr>
@@ -7254,7 +7527,7 @@
           </w:tcPr>
           <w:p>
             <w:pPr>
-              <w:spacing w:after="60" w:before="60"/>
+              <w:spacing w:after="0" w:before="60"/>
             </w:pPr>
             <w:r>
               <w:rPr>
@@ -7271,7 +7544,7 @@
         <w:tc>
           <w:p>
             <w:pPr>
-              <w:spacing w:after="60" w:before="60"/>
+              <w:spacing w:after="0" w:before="60"/>
             </w:pPr>
             <w:r>
               <w:rPr>
@@ -7288,7 +7561,7 @@
         <w:tc>
           <w:p>
             <w:pPr>
-              <w:spacing w:after="60" w:before="60"/>
+              <w:spacing w:after="0" w:before="60"/>
             </w:pPr>
             <w:r>
               <w:rPr>
@@ -7305,7 +7578,7 @@
         <w:tc>
           <w:p>
             <w:pPr>
-              <w:spacing w:after="60" w:before="60"/>
+              <w:spacing w:after="0" w:before="60"/>
             </w:pPr>
             <w:r>
               <w:rPr>
@@ -7322,7 +7595,7 @@
         <w:tc>
           <w:p>
             <w:pPr>
-              <w:spacing w:after="60" w:before="60"/>
+              <w:spacing w:after="0" w:before="60"/>
             </w:pPr>
             <w:r>
               <w:rPr>
@@ -7339,7 +7612,7 @@
         <w:tc>
           <w:p>
             <w:pPr>
-              <w:spacing w:after="60" w:before="60"/>
+              <w:spacing w:after="0" w:before="60"/>
             </w:pPr>
             <w:r>
               <w:rPr>
@@ -7356,7 +7629,7 @@
         <w:tc>
           <w:p>
             <w:pPr>
-              <w:spacing w:after="60" w:before="60"/>
+              <w:spacing w:after="0" w:before="60"/>
             </w:pPr>
             <w:r>
               <w:rPr>
@@ -7373,7 +7646,7 @@
         <w:tc>
           <w:p>
             <w:pPr>
-              <w:spacing w:after="60" w:before="60"/>
+              <w:spacing w:after="0" w:before="60"/>
             </w:pPr>
             <w:r>
               <w:rPr>
@@ -7390,7 +7663,7 @@
         <w:tc>
           <w:p>
             <w:pPr>
-              <w:spacing w:after="60" w:before="60"/>
+              <w:spacing w:after="0" w:before="60"/>
             </w:pPr>
             <w:r>
               <w:rPr>
@@ -7407,7 +7680,7 @@
         <w:tc>
           <w:p>
             <w:pPr>
-              <w:spacing w:after="60" w:before="60"/>
+              <w:spacing w:after="0" w:before="60"/>
             </w:pPr>
             <w:r>
               <w:rPr>
@@ -7424,15 +7697,715 @@
         <w:tc>
           <w:p>
             <w:pPr>
-              <w:spacing w:after="60" w:before="60"/>
-            </w:pPr>
-            <w:r>
-              <w:rPr>
-                <w:rFonts w:ascii="Times New Roman" w:cs="Times New Roman" w:eastAsia="Times New Roman" w:hAnsi="Times New Roman"/>
-                <w:sz w:val="28"/>
-                <w:szCs w:val="28"/>
-              </w:rPr>
-              <w:t xml:space="preserve">1. Admin chọn chức năng "Quản lý người dùng" từ thanh điều hướng bên trái.&lt;br&gt;2. Hệ thống hiển thị giao diện Quản lý người dùng (UserManagementPage) gồm: ô tìm kiếm, bộ lọc vai trò, bộ lọc trạng thái, nút "Thêm mới", và danh sách người dùng:&lt;br&gt;&lt;table&gt;&lt;tr&gt;&lt;th&gt;Mã số&lt;/th&gt;&lt;th&gt;Họ tên&lt;/th&gt;&lt;th&gt;Email&lt;/th&gt;&lt;th&gt;Vai trò&lt;/th&gt;&lt;th&gt;Trạng thái&lt;/th&gt;&lt;th&gt;Ngày tạo&lt;/th&gt;&lt;/tr&gt;&lt;tr&gt;&lt;td&gt;B23DCAT120&lt;/td&gt;&lt;td&gt;Nguyễn Bá Hùng&lt;/td&gt;&lt;td&gt;nguyenbahung@ptit.edu.vn&lt;/td&gt;&lt;td&gt;Sinh viên&lt;/td&gt;&lt;td&gt;Đang hoạt động&lt;/td&gt;&lt;td&gt;01/09/2023&lt;/td&gt;&lt;/tr&gt;&lt;tr&gt;&lt;td&gt;B23DCAT280&lt;/td&gt;&lt;td&gt;Trần Xuân Thành&lt;/td&gt;&lt;td&gt;tranxuanthanh@ptit.edu.vn&lt;/td&gt;&lt;td&gt;Sinh viên&lt;/td&gt;&lt;td&gt;Đang hoạt động&lt;/td&gt;&lt;td&gt;01/09/2023&lt;/td&gt;&lt;/tr&gt;&lt;tr&gt;&lt;td&gt;GV001&lt;/td&gt;&lt;td&gt;Đỗ Thị Liên&lt;/td&gt;&lt;td&gt;dothilien@ptit.edu.vn&lt;/td&gt;&lt;td&gt;Giảng viên&lt;/td&gt;&lt;td&gt;Đang hoạt động&lt;/td&gt;&lt;td&gt;01/01/2022&lt;/td&gt;&lt;/tr&gt;&lt;/table&gt;&lt;br&gt;3. Admin nhập từ khóa "Nguyễn" vào ô tìm kiếm.&lt;br&gt;4. Hệ thống lọc và hiển thị danh sách người dùng có tên chứa "Nguyễn":&lt;br&gt;&lt;table&gt;&lt;tr&gt;&lt;th&gt;Mã số&lt;/th&gt;&lt;th&gt;Họ tên&lt;/th&gt;&lt;th&gt;Email&lt;/th&gt;&lt;th&gt;Vai trò&lt;/th&gt;&lt;th&gt;Trạng thái&lt;/th&gt;&lt;/tr&gt;&lt;tr&gt;&lt;td&gt;B23DCAT120&lt;/td&gt;&lt;td&gt;Nguyễn Bá Hùng&lt;/td&gt;&lt;td&gt;nguyenbahung@ptit.edu.vn&lt;/td&gt;&lt;td&gt;Sinh viên&lt;/td&gt;&lt;td&gt;Đang hoạt động&lt;/td&gt;&lt;/tr&gt;&lt;/table&gt;&lt;br&gt;5. Admin nhấn vào dòng "Nguyễn Bá Hùng" (mã B23DCAT120).&lt;br&gt;6. Hệ thống hiển thị form chỉnh sửa (UserEditModal) với thông tin hiện tại: Mã số = B23DCAT120, Họ tên = Nguyễn Bá Hùng, Email = nguyenbahung@ptit.edu.vn, Vai trò = Sinh viên, Trạng thái = Đang hoạt động.&lt;br&gt;7. Admin thay đổi Trạng thái từ "Đang hoạt động" thành "Đình chỉ".&lt;br&gt;8. Admin nhấn nút "Lưu thay đổi".&lt;br&gt;9. Hệ thống gửi yêu cầu </w:t>
+              <w:spacing w:after="0" w:before="60"/>
+            </w:pPr>
+            <w:r>
+              <w:rPr>
+                <w:rFonts w:ascii="Times New Roman" w:cs="Times New Roman" w:eastAsia="Times New Roman" w:hAnsi="Times New Roman"/>
+                <w:sz w:val="28"/>
+                <w:szCs w:val="28"/>
+              </w:rPr>
+              <w:t xml:space="preserve">1. Admin chọn chức năng "Quản lý người dùng" từ thanh điều hướng bên trái.</w:t>
+            </w:r>
+          </w:p>
+          <w:p>
+            <w:pPr>
+              <w:spacing w:after="0" w:before="60"/>
+            </w:pPr>
+            <w:r>
+              <w:rPr>
+                <w:rFonts w:ascii="Times New Roman" w:cs="Times New Roman" w:eastAsia="Times New Roman" w:hAnsi="Times New Roman"/>
+                <w:sz w:val="28"/>
+                <w:szCs w:val="28"/>
+              </w:rPr>
+              <w:t xml:space="preserve">2. Hệ thống hiển thị giao diện Quản lý người dùng (UserManagementPage) gồm: ô tìm kiếm, bộ lọc vai trò, bộ lọc trạng thái, nút "Thêm mới", và danh sách người dùng:</w:t>
+            </w:r>
+          </w:p>
+          <w:tbl>
+            <w:tblPr>
+              <w:tblW w:type="pct" w:w="100%"/>
+              <w:tblBorders>
+                <w:top w:val="single" w:color="auto" w:sz="4"/>
+                <w:left w:val="single" w:color="auto" w:sz="4"/>
+                <w:bottom w:val="single" w:color="auto" w:sz="4"/>
+                <w:right w:val="single" w:color="auto" w:sz="4"/>
+                <w:insideH w:val="single" w:color="auto" w:sz="4"/>
+                <w:insideV w:val="single" w:color="auto" w:sz="4"/>
+              </w:tblBorders>
+            </w:tblPr>
+            <w:tblGrid>
+              <w:gridCol w:w="100"/>
+              <w:gridCol w:w="100"/>
+              <w:gridCol w:w="100"/>
+              <w:gridCol w:w="100"/>
+              <w:gridCol w:w="100"/>
+              <w:gridCol w:w="100"/>
+            </w:tblGrid>
+            <w:tr>
+              <w:tc>
+                <w:tcPr>
+                  <w:shd w:fill="D9D9D9" w:color="auto" w:val="clear"/>
+                </w:tcPr>
+                <w:p>
+                  <w:pPr>
+                    <w:spacing w:after="0" w:before="60"/>
+                  </w:pPr>
+                  <w:r>
+                    <w:rPr>
+                      <w:rFonts w:ascii="Times New Roman" w:cs="Times New Roman" w:eastAsia="Times New Roman" w:hAnsi="Times New Roman"/>
+                      <w:sz w:val="28"/>
+                      <w:szCs w:val="28"/>
+                    </w:rPr>
+                    <w:t xml:space="preserve">Mã số</w:t>
+                  </w:r>
+                </w:p>
+              </w:tc>
+              <w:tc>
+                <w:tcPr>
+                  <w:shd w:fill="D9D9D9" w:color="auto" w:val="clear"/>
+                </w:tcPr>
+                <w:p>
+                  <w:pPr>
+                    <w:spacing w:after="0" w:before="60"/>
+                  </w:pPr>
+                  <w:r>
+                    <w:rPr>
+                      <w:rFonts w:ascii="Times New Roman" w:cs="Times New Roman" w:eastAsia="Times New Roman" w:hAnsi="Times New Roman"/>
+                      <w:sz w:val="28"/>
+                      <w:szCs w:val="28"/>
+                    </w:rPr>
+                    <w:t xml:space="preserve">Họ tên</w:t>
+                  </w:r>
+                </w:p>
+              </w:tc>
+              <w:tc>
+                <w:tcPr>
+                  <w:shd w:fill="D9D9D9" w:color="auto" w:val="clear"/>
+                </w:tcPr>
+                <w:p>
+                  <w:pPr>
+                    <w:spacing w:after="0" w:before="60"/>
+                  </w:pPr>
+                  <w:r>
+                    <w:rPr>
+                      <w:rFonts w:ascii="Times New Roman" w:cs="Times New Roman" w:eastAsia="Times New Roman" w:hAnsi="Times New Roman"/>
+                      <w:sz w:val="28"/>
+                      <w:szCs w:val="28"/>
+                    </w:rPr>
+                    <w:t xml:space="preserve">Email</w:t>
+                  </w:r>
+                </w:p>
+              </w:tc>
+              <w:tc>
+                <w:tcPr>
+                  <w:shd w:fill="D9D9D9" w:color="auto" w:val="clear"/>
+                </w:tcPr>
+                <w:p>
+                  <w:pPr>
+                    <w:spacing w:after="0" w:before="60"/>
+                  </w:pPr>
+                  <w:r>
+                    <w:rPr>
+                      <w:rFonts w:ascii="Times New Roman" w:cs="Times New Roman" w:eastAsia="Times New Roman" w:hAnsi="Times New Roman"/>
+                      <w:sz w:val="28"/>
+                      <w:szCs w:val="28"/>
+                    </w:rPr>
+                    <w:t xml:space="preserve">Vai trò</w:t>
+                  </w:r>
+                </w:p>
+              </w:tc>
+              <w:tc>
+                <w:tcPr>
+                  <w:shd w:fill="D9D9D9" w:color="auto" w:val="clear"/>
+                </w:tcPr>
+                <w:p>
+                  <w:pPr>
+                    <w:spacing w:after="0" w:before="60"/>
+                  </w:pPr>
+                  <w:r>
+                    <w:rPr>
+                      <w:rFonts w:ascii="Times New Roman" w:cs="Times New Roman" w:eastAsia="Times New Roman" w:hAnsi="Times New Roman"/>
+                      <w:sz w:val="28"/>
+                      <w:szCs w:val="28"/>
+                    </w:rPr>
+                    <w:t xml:space="preserve">Trạng thái</w:t>
+                  </w:r>
+                </w:p>
+              </w:tc>
+              <w:tc>
+                <w:tcPr>
+                  <w:shd w:fill="D9D9D9" w:color="auto" w:val="clear"/>
+                </w:tcPr>
+                <w:p>
+                  <w:pPr>
+                    <w:spacing w:after="0" w:before="60"/>
+                  </w:pPr>
+                  <w:r>
+                    <w:rPr>
+                      <w:rFonts w:ascii="Times New Roman" w:cs="Times New Roman" w:eastAsia="Times New Roman" w:hAnsi="Times New Roman"/>
+                      <w:sz w:val="28"/>
+                      <w:szCs w:val="28"/>
+                    </w:rPr>
+                    <w:t xml:space="preserve">Ngày tạo</w:t>
+                  </w:r>
+                </w:p>
+              </w:tc>
+            </w:tr>
+            <w:tr>
+              <w:tc>
+                <w:p>
+                  <w:pPr>
+                    <w:spacing w:after="0" w:before="60"/>
+                  </w:pPr>
+                  <w:r>
+                    <w:rPr>
+                      <w:rFonts w:ascii="Times New Roman" w:cs="Times New Roman" w:eastAsia="Times New Roman" w:hAnsi="Times New Roman"/>
+                      <w:sz w:val="28"/>
+                      <w:szCs w:val="28"/>
+                    </w:rPr>
+                    <w:t xml:space="preserve">B23DCAT120</w:t>
+                  </w:r>
+                </w:p>
+              </w:tc>
+              <w:tc>
+                <w:p>
+                  <w:pPr>
+                    <w:spacing w:after="0" w:before="60"/>
+                  </w:pPr>
+                  <w:r>
+                    <w:rPr>
+                      <w:rFonts w:ascii="Times New Roman" w:cs="Times New Roman" w:eastAsia="Times New Roman" w:hAnsi="Times New Roman"/>
+                      <w:sz w:val="28"/>
+                      <w:szCs w:val="28"/>
+                    </w:rPr>
+                    <w:t xml:space="preserve">Nguyễn Bá Hùng</w:t>
+                  </w:r>
+                </w:p>
+              </w:tc>
+              <w:tc>
+                <w:p>
+                  <w:pPr>
+                    <w:spacing w:after="0" w:before="60"/>
+                  </w:pPr>
+                  <w:r>
+                    <w:rPr>
+                      <w:rFonts w:ascii="Times New Roman" w:cs="Times New Roman" w:eastAsia="Times New Roman" w:hAnsi="Times New Roman"/>
+                      <w:sz w:val="28"/>
+                      <w:szCs w:val="28"/>
+                    </w:rPr>
+                    <w:t xml:space="preserve">nguyenbahung@ptit.edu.vn</w:t>
+                  </w:r>
+                </w:p>
+              </w:tc>
+              <w:tc>
+                <w:p>
+                  <w:pPr>
+                    <w:spacing w:after="0" w:before="60"/>
+                  </w:pPr>
+                  <w:r>
+                    <w:rPr>
+                      <w:rFonts w:ascii="Times New Roman" w:cs="Times New Roman" w:eastAsia="Times New Roman" w:hAnsi="Times New Roman"/>
+                      <w:sz w:val="28"/>
+                      <w:szCs w:val="28"/>
+                    </w:rPr>
+                    <w:t xml:space="preserve">Sinh viên</w:t>
+                  </w:r>
+                </w:p>
+              </w:tc>
+              <w:tc>
+                <w:p>
+                  <w:pPr>
+                    <w:spacing w:after="0" w:before="60"/>
+                  </w:pPr>
+                  <w:r>
+                    <w:rPr>
+                      <w:rFonts w:ascii="Times New Roman" w:cs="Times New Roman" w:eastAsia="Times New Roman" w:hAnsi="Times New Roman"/>
+                      <w:sz w:val="28"/>
+                      <w:szCs w:val="28"/>
+                    </w:rPr>
+                    <w:t xml:space="preserve">Đang hoạt động</w:t>
+                  </w:r>
+                </w:p>
+              </w:tc>
+              <w:tc>
+                <w:p>
+                  <w:pPr>
+                    <w:spacing w:after="0" w:before="60"/>
+                  </w:pPr>
+                  <w:r>
+                    <w:rPr>
+                      <w:rFonts w:ascii="Times New Roman" w:cs="Times New Roman" w:eastAsia="Times New Roman" w:hAnsi="Times New Roman"/>
+                      <w:sz w:val="28"/>
+                      <w:szCs w:val="28"/>
+                    </w:rPr>
+                    <w:t xml:space="preserve">01/09/2023</w:t>
+                  </w:r>
+                </w:p>
+              </w:tc>
+            </w:tr>
+            <w:tr>
+              <w:tc>
+                <w:p>
+                  <w:pPr>
+                    <w:spacing w:after="0" w:before="60"/>
+                  </w:pPr>
+                  <w:r>
+                    <w:rPr>
+                      <w:rFonts w:ascii="Times New Roman" w:cs="Times New Roman" w:eastAsia="Times New Roman" w:hAnsi="Times New Roman"/>
+                      <w:sz w:val="28"/>
+                      <w:szCs w:val="28"/>
+                    </w:rPr>
+                    <w:t xml:space="preserve">B23DCAT280</w:t>
+                  </w:r>
+                </w:p>
+              </w:tc>
+              <w:tc>
+                <w:p>
+                  <w:pPr>
+                    <w:spacing w:after="0" w:before="60"/>
+                  </w:pPr>
+                  <w:r>
+                    <w:rPr>
+                      <w:rFonts w:ascii="Times New Roman" w:cs="Times New Roman" w:eastAsia="Times New Roman" w:hAnsi="Times New Roman"/>
+                      <w:sz w:val="28"/>
+                      <w:szCs w:val="28"/>
+                    </w:rPr>
+                    <w:t xml:space="preserve">Trần Xuân Thành</w:t>
+                  </w:r>
+                </w:p>
+              </w:tc>
+              <w:tc>
+                <w:p>
+                  <w:pPr>
+                    <w:spacing w:after="0" w:before="60"/>
+                  </w:pPr>
+                  <w:r>
+                    <w:rPr>
+                      <w:rFonts w:ascii="Times New Roman" w:cs="Times New Roman" w:eastAsia="Times New Roman" w:hAnsi="Times New Roman"/>
+                      <w:sz w:val="28"/>
+                      <w:szCs w:val="28"/>
+                    </w:rPr>
+                    <w:t xml:space="preserve">tranxuanthanh@ptit.edu.vn</w:t>
+                  </w:r>
+                </w:p>
+              </w:tc>
+              <w:tc>
+                <w:p>
+                  <w:pPr>
+                    <w:spacing w:after="0" w:before="60"/>
+                  </w:pPr>
+                  <w:r>
+                    <w:rPr>
+                      <w:rFonts w:ascii="Times New Roman" w:cs="Times New Roman" w:eastAsia="Times New Roman" w:hAnsi="Times New Roman"/>
+                      <w:sz w:val="28"/>
+                      <w:szCs w:val="28"/>
+                    </w:rPr>
+                    <w:t xml:space="preserve">Sinh viên</w:t>
+                  </w:r>
+                </w:p>
+              </w:tc>
+              <w:tc>
+                <w:p>
+                  <w:pPr>
+                    <w:spacing w:after="0" w:before="60"/>
+                  </w:pPr>
+                  <w:r>
+                    <w:rPr>
+                      <w:rFonts w:ascii="Times New Roman" w:cs="Times New Roman" w:eastAsia="Times New Roman" w:hAnsi="Times New Roman"/>
+                      <w:sz w:val="28"/>
+                      <w:szCs w:val="28"/>
+                    </w:rPr>
+                    <w:t xml:space="preserve">Đang hoạt động</w:t>
+                  </w:r>
+                </w:p>
+              </w:tc>
+              <w:tc>
+                <w:p>
+                  <w:pPr>
+                    <w:spacing w:after="0" w:before="60"/>
+                  </w:pPr>
+                  <w:r>
+                    <w:rPr>
+                      <w:rFonts w:ascii="Times New Roman" w:cs="Times New Roman" w:eastAsia="Times New Roman" w:hAnsi="Times New Roman"/>
+                      <w:sz w:val="28"/>
+                      <w:szCs w:val="28"/>
+                    </w:rPr>
+                    <w:t xml:space="preserve">01/09/2023</w:t>
+                  </w:r>
+                </w:p>
+              </w:tc>
+            </w:tr>
+            <w:tr>
+              <w:tc>
+                <w:p>
+                  <w:pPr>
+                    <w:spacing w:after="0" w:before="60"/>
+                  </w:pPr>
+                  <w:r>
+                    <w:rPr>
+                      <w:rFonts w:ascii="Times New Roman" w:cs="Times New Roman" w:eastAsia="Times New Roman" w:hAnsi="Times New Roman"/>
+                      <w:sz w:val="28"/>
+                      <w:szCs w:val="28"/>
+                    </w:rPr>
+                    <w:t xml:space="preserve">GV001</w:t>
+                  </w:r>
+                </w:p>
+              </w:tc>
+              <w:tc>
+                <w:p>
+                  <w:pPr>
+                    <w:spacing w:after="0" w:before="60"/>
+                  </w:pPr>
+                  <w:r>
+                    <w:rPr>
+                      <w:rFonts w:ascii="Times New Roman" w:cs="Times New Roman" w:eastAsia="Times New Roman" w:hAnsi="Times New Roman"/>
+                      <w:sz w:val="28"/>
+                      <w:szCs w:val="28"/>
+                    </w:rPr>
+                    <w:t xml:space="preserve">Đỗ Thị Liên</w:t>
+                  </w:r>
+                </w:p>
+              </w:tc>
+              <w:tc>
+                <w:p>
+                  <w:pPr>
+                    <w:spacing w:after="0" w:before="60"/>
+                  </w:pPr>
+                  <w:r>
+                    <w:rPr>
+                      <w:rFonts w:ascii="Times New Roman" w:cs="Times New Roman" w:eastAsia="Times New Roman" w:hAnsi="Times New Roman"/>
+                      <w:sz w:val="28"/>
+                      <w:szCs w:val="28"/>
+                    </w:rPr>
+                    <w:t xml:space="preserve">dothilien@ptit.edu.vn</w:t>
+                  </w:r>
+                </w:p>
+              </w:tc>
+              <w:tc>
+                <w:p>
+                  <w:pPr>
+                    <w:spacing w:after="0" w:before="60"/>
+                  </w:pPr>
+                  <w:r>
+                    <w:rPr>
+                      <w:rFonts w:ascii="Times New Roman" w:cs="Times New Roman" w:eastAsia="Times New Roman" w:hAnsi="Times New Roman"/>
+                      <w:sz w:val="28"/>
+                      <w:szCs w:val="28"/>
+                    </w:rPr>
+                    <w:t xml:space="preserve">Giảng viên</w:t>
+                  </w:r>
+                </w:p>
+              </w:tc>
+              <w:tc>
+                <w:p>
+                  <w:pPr>
+                    <w:spacing w:after="0" w:before="60"/>
+                  </w:pPr>
+                  <w:r>
+                    <w:rPr>
+                      <w:rFonts w:ascii="Times New Roman" w:cs="Times New Roman" w:eastAsia="Times New Roman" w:hAnsi="Times New Roman"/>
+                      <w:sz w:val="28"/>
+                      <w:szCs w:val="28"/>
+                    </w:rPr>
+                    <w:t xml:space="preserve">Đang hoạt động</w:t>
+                  </w:r>
+                </w:p>
+              </w:tc>
+              <w:tc>
+                <w:p>
+                  <w:pPr>
+                    <w:spacing w:after="0" w:before="60"/>
+                  </w:pPr>
+                  <w:r>
+                    <w:rPr>
+                      <w:rFonts w:ascii="Times New Roman" w:cs="Times New Roman" w:eastAsia="Times New Roman" w:hAnsi="Times New Roman"/>
+                      <w:sz w:val="28"/>
+                      <w:szCs w:val="28"/>
+                    </w:rPr>
+                    <w:t xml:space="preserve">01/01/2022</w:t>
+                  </w:r>
+                </w:p>
+              </w:tc>
+            </w:tr>
+          </w:tbl>
+          <w:p>
+            <w:pPr>
+              <w:spacing w:after="0" w:before="60"/>
+            </w:pPr>
+            <w:r>
+              <w:rPr>
+                <w:rFonts w:ascii="Times New Roman" w:cs="Times New Roman" w:eastAsia="Times New Roman" w:hAnsi="Times New Roman"/>
+                <w:sz w:val="28"/>
+                <w:szCs w:val="28"/>
+              </w:rPr>
+              <w:t xml:space="preserve">3. Admin nhập từ khóa "Nguyễn" vào ô tìm kiếm.</w:t>
+            </w:r>
+          </w:p>
+          <w:p>
+            <w:pPr>
+              <w:spacing w:after="0" w:before="60"/>
+            </w:pPr>
+            <w:r>
+              <w:rPr>
+                <w:rFonts w:ascii="Times New Roman" w:cs="Times New Roman" w:eastAsia="Times New Roman" w:hAnsi="Times New Roman"/>
+                <w:sz w:val="28"/>
+                <w:szCs w:val="28"/>
+              </w:rPr>
+              <w:t xml:space="preserve">4. Hệ thống lọc và hiển thị danh sách người dùng có tên chứa "Nguyễn":</w:t>
+            </w:r>
+          </w:p>
+          <w:tbl>
+            <w:tblPr>
+              <w:tblW w:type="pct" w:w="100%"/>
+              <w:tblBorders>
+                <w:top w:val="single" w:color="auto" w:sz="4"/>
+                <w:left w:val="single" w:color="auto" w:sz="4"/>
+                <w:bottom w:val="single" w:color="auto" w:sz="4"/>
+                <w:right w:val="single" w:color="auto" w:sz="4"/>
+                <w:insideH w:val="single" w:color="auto" w:sz="4"/>
+                <w:insideV w:val="single" w:color="auto" w:sz="4"/>
+              </w:tblBorders>
+            </w:tblPr>
+            <w:tblGrid>
+              <w:gridCol w:w="100"/>
+              <w:gridCol w:w="100"/>
+              <w:gridCol w:w="100"/>
+              <w:gridCol w:w="100"/>
+              <w:gridCol w:w="100"/>
+            </w:tblGrid>
+            <w:tr>
+              <w:tc>
+                <w:tcPr>
+                  <w:shd w:fill="D9D9D9" w:color="auto" w:val="clear"/>
+                </w:tcPr>
+                <w:p>
+                  <w:pPr>
+                    <w:spacing w:after="0" w:before="60"/>
+                  </w:pPr>
+                  <w:r>
+                    <w:rPr>
+                      <w:rFonts w:ascii="Times New Roman" w:cs="Times New Roman" w:eastAsia="Times New Roman" w:hAnsi="Times New Roman"/>
+                      <w:sz w:val="28"/>
+                      <w:szCs w:val="28"/>
+                    </w:rPr>
+                    <w:t xml:space="preserve">Mã số</w:t>
+                  </w:r>
+                </w:p>
+              </w:tc>
+              <w:tc>
+                <w:tcPr>
+                  <w:shd w:fill="D9D9D9" w:color="auto" w:val="clear"/>
+                </w:tcPr>
+                <w:p>
+                  <w:pPr>
+                    <w:spacing w:after="0" w:before="60"/>
+                  </w:pPr>
+                  <w:r>
+                    <w:rPr>
+                      <w:rFonts w:ascii="Times New Roman" w:cs="Times New Roman" w:eastAsia="Times New Roman" w:hAnsi="Times New Roman"/>
+                      <w:sz w:val="28"/>
+                      <w:szCs w:val="28"/>
+                    </w:rPr>
+                    <w:t xml:space="preserve">Họ tên</w:t>
+                  </w:r>
+                </w:p>
+              </w:tc>
+              <w:tc>
+                <w:tcPr>
+                  <w:shd w:fill="D9D9D9" w:color="auto" w:val="clear"/>
+                </w:tcPr>
+                <w:p>
+                  <w:pPr>
+                    <w:spacing w:after="0" w:before="60"/>
+                  </w:pPr>
+                  <w:r>
+                    <w:rPr>
+                      <w:rFonts w:ascii="Times New Roman" w:cs="Times New Roman" w:eastAsia="Times New Roman" w:hAnsi="Times New Roman"/>
+                      <w:sz w:val="28"/>
+                      <w:szCs w:val="28"/>
+                    </w:rPr>
+                    <w:t xml:space="preserve">Email</w:t>
+                  </w:r>
+                </w:p>
+              </w:tc>
+              <w:tc>
+                <w:tcPr>
+                  <w:shd w:fill="D9D9D9" w:color="auto" w:val="clear"/>
+                </w:tcPr>
+                <w:p>
+                  <w:pPr>
+                    <w:spacing w:after="0" w:before="60"/>
+                  </w:pPr>
+                  <w:r>
+                    <w:rPr>
+                      <w:rFonts w:ascii="Times New Roman" w:cs="Times New Roman" w:eastAsia="Times New Roman" w:hAnsi="Times New Roman"/>
+                      <w:sz w:val="28"/>
+                      <w:szCs w:val="28"/>
+                    </w:rPr>
+                    <w:t xml:space="preserve">Vai trò</w:t>
+                  </w:r>
+                </w:p>
+              </w:tc>
+              <w:tc>
+                <w:tcPr>
+                  <w:shd w:fill="D9D9D9" w:color="auto" w:val="clear"/>
+                </w:tcPr>
+                <w:p>
+                  <w:pPr>
+                    <w:spacing w:after="0" w:before="60"/>
+                  </w:pPr>
+                  <w:r>
+                    <w:rPr>
+                      <w:rFonts w:ascii="Times New Roman" w:cs="Times New Roman" w:eastAsia="Times New Roman" w:hAnsi="Times New Roman"/>
+                      <w:sz w:val="28"/>
+                      <w:szCs w:val="28"/>
+                    </w:rPr>
+                    <w:t xml:space="preserve">Trạng thái</w:t>
+                  </w:r>
+                </w:p>
+              </w:tc>
+            </w:tr>
+            <w:tr>
+              <w:tc>
+                <w:p>
+                  <w:pPr>
+                    <w:spacing w:after="0" w:before="60"/>
+                  </w:pPr>
+                  <w:r>
+                    <w:rPr>
+                      <w:rFonts w:ascii="Times New Roman" w:cs="Times New Roman" w:eastAsia="Times New Roman" w:hAnsi="Times New Roman"/>
+                      <w:sz w:val="28"/>
+                      <w:szCs w:val="28"/>
+                    </w:rPr>
+                    <w:t xml:space="preserve">B23DCAT120</w:t>
+                  </w:r>
+                </w:p>
+              </w:tc>
+              <w:tc>
+                <w:p>
+                  <w:pPr>
+                    <w:spacing w:after="0" w:before="60"/>
+                  </w:pPr>
+                  <w:r>
+                    <w:rPr>
+                      <w:rFonts w:ascii="Times New Roman" w:cs="Times New Roman" w:eastAsia="Times New Roman" w:hAnsi="Times New Roman"/>
+                      <w:sz w:val="28"/>
+                      <w:szCs w:val="28"/>
+                    </w:rPr>
+                    <w:t xml:space="preserve">Nguyễn Bá Hùng</w:t>
+                  </w:r>
+                </w:p>
+              </w:tc>
+              <w:tc>
+                <w:p>
+                  <w:pPr>
+                    <w:spacing w:after="0" w:before="60"/>
+                  </w:pPr>
+                  <w:r>
+                    <w:rPr>
+                      <w:rFonts w:ascii="Times New Roman" w:cs="Times New Roman" w:eastAsia="Times New Roman" w:hAnsi="Times New Roman"/>
+                      <w:sz w:val="28"/>
+                      <w:szCs w:val="28"/>
+                    </w:rPr>
+                    <w:t xml:space="preserve">nguyenbahung@ptit.edu.vn</w:t>
+                  </w:r>
+                </w:p>
+              </w:tc>
+              <w:tc>
+                <w:p>
+                  <w:pPr>
+                    <w:spacing w:after="0" w:before="60"/>
+                  </w:pPr>
+                  <w:r>
+                    <w:rPr>
+                      <w:rFonts w:ascii="Times New Roman" w:cs="Times New Roman" w:eastAsia="Times New Roman" w:hAnsi="Times New Roman"/>
+                      <w:sz w:val="28"/>
+                      <w:szCs w:val="28"/>
+                    </w:rPr>
+                    <w:t xml:space="preserve">Sinh viên</w:t>
+                  </w:r>
+                </w:p>
+              </w:tc>
+              <w:tc>
+                <w:p>
+                  <w:pPr>
+                    <w:spacing w:after="0" w:before="60"/>
+                  </w:pPr>
+                  <w:r>
+                    <w:rPr>
+                      <w:rFonts w:ascii="Times New Roman" w:cs="Times New Roman" w:eastAsia="Times New Roman" w:hAnsi="Times New Roman"/>
+                      <w:sz w:val="28"/>
+                      <w:szCs w:val="28"/>
+                    </w:rPr>
+                    <w:t xml:space="preserve">Đang hoạt động</w:t>
+                  </w:r>
+                </w:p>
+              </w:tc>
+            </w:tr>
+          </w:tbl>
+          <w:p>
+            <w:pPr>
+              <w:spacing w:after="0" w:before="60"/>
+            </w:pPr>
+            <w:r>
+              <w:rPr>
+                <w:rFonts w:ascii="Times New Roman" w:cs="Times New Roman" w:eastAsia="Times New Roman" w:hAnsi="Times New Roman"/>
+                <w:sz w:val="28"/>
+                <w:szCs w:val="28"/>
+              </w:rPr>
+              <w:t xml:space="preserve">5. Admin nhấn vào dòng "Nguyễn Bá Hùng" (mã B23DCAT120).</w:t>
+            </w:r>
+          </w:p>
+          <w:p>
+            <w:pPr>
+              <w:spacing w:after="0" w:before="60"/>
+            </w:pPr>
+            <w:r>
+              <w:rPr>
+                <w:rFonts w:ascii="Times New Roman" w:cs="Times New Roman" w:eastAsia="Times New Roman" w:hAnsi="Times New Roman"/>
+                <w:sz w:val="28"/>
+                <w:szCs w:val="28"/>
+              </w:rPr>
+              <w:t xml:space="preserve">6. Hệ thống hiển thị form chỉnh sửa (UserEditModal) với thông tin hiện tại: Mã số = B23DCAT120, Họ tên = Nguyễn Bá Hùng, Email = nguyenbahung@ptit.edu.vn, Vai trò = Sinh viên, Trạng thái = Đang hoạt động.</w:t>
+            </w:r>
+          </w:p>
+          <w:p>
+            <w:pPr>
+              <w:spacing w:after="0" w:before="60"/>
+            </w:pPr>
+            <w:r>
+              <w:rPr>
+                <w:rFonts w:ascii="Times New Roman" w:cs="Times New Roman" w:eastAsia="Times New Roman" w:hAnsi="Times New Roman"/>
+                <w:sz w:val="28"/>
+                <w:szCs w:val="28"/>
+              </w:rPr>
+              <w:t xml:space="preserve">7. Admin thay đổi Trạng thái từ "Đang hoạt động" thành "Đình chỉ".</w:t>
+            </w:r>
+          </w:p>
+          <w:p>
+            <w:pPr>
+              <w:spacing w:after="0" w:before="60"/>
+            </w:pPr>
+            <w:r>
+              <w:rPr>
+                <w:rFonts w:ascii="Times New Roman" w:cs="Times New Roman" w:eastAsia="Times New Roman" w:hAnsi="Times New Roman"/>
+                <w:sz w:val="28"/>
+                <w:szCs w:val="28"/>
+              </w:rPr>
+              <w:t xml:space="preserve">8. Admin nhấn nút "Lưu thay đổi".</w:t>
+            </w:r>
+          </w:p>
+          <w:p>
+            <w:pPr>
+              <w:spacing w:after="0" w:before="60"/>
+            </w:pPr>
+            <w:r>
+              <w:rPr>
+                <w:rFonts w:ascii="Times New Roman" w:cs="Times New Roman" w:eastAsia="Times New Roman" w:hAnsi="Times New Roman"/>
+                <w:sz w:val="28"/>
+                <w:szCs w:val="28"/>
+              </w:rPr>
+              <w:t xml:space="preserve">9. Hệ thống gửi yêu cầu </w:t>
             </w:r>
             <w:r>
               <w:rPr>
@@ -7464,7 +8437,33 @@
                 <w:sz w:val="28"/>
                 <w:szCs w:val="28"/>
               </w:rPr>
-              <w:t xml:space="preserve">.&lt;br&gt;10. Hệ thống cập nhật bản ghi User trong CSDL.&lt;br&gt;11. Hệ thống hiển thị thông báo "Cập nhật thành công" và cập nhật danh sách.</w:t>
+              <w:t xml:space="preserve">.</w:t>
+            </w:r>
+          </w:p>
+          <w:p>
+            <w:pPr>
+              <w:spacing w:after="0" w:before="60"/>
+            </w:pPr>
+            <w:r>
+              <w:rPr>
+                <w:rFonts w:ascii="Times New Roman" w:cs="Times New Roman" w:eastAsia="Times New Roman" w:hAnsi="Times New Roman"/>
+                <w:sz w:val="28"/>
+                <w:szCs w:val="28"/>
+              </w:rPr>
+              <w:t xml:space="preserve">10. Hệ thống cập nhật bản ghi User trong CSDL.</w:t>
+            </w:r>
+          </w:p>
+          <w:p>
+            <w:pPr>
+              <w:spacing w:after="0" w:before="60"/>
+            </w:pPr>
+            <w:r>
+              <w:rPr>
+                <w:rFonts w:ascii="Times New Roman" w:cs="Times New Roman" w:eastAsia="Times New Roman" w:hAnsi="Times New Roman"/>
+                <w:sz w:val="28"/>
+                <w:szCs w:val="28"/>
+              </w:rPr>
+              <w:t xml:space="preserve">11. Hệ thống hiển thị thông báo "Cập nhật thành công" và cập nhật danh sách.</w:t>
             </w:r>
           </w:p>
         </w:tc>
@@ -7473,7 +8472,7 @@
         <w:tc>
           <w:p>
             <w:pPr>
-              <w:spacing w:after="60" w:before="60"/>
+              <w:spacing w:after="0" w:before="60"/>
             </w:pPr>
             <w:r>
               <w:rPr>
@@ -7490,15 +8489,80 @@
         <w:tc>
           <w:p>
             <w:pPr>
-              <w:spacing w:after="60" w:before="60"/>
-            </w:pPr>
-            <w:r>
-              <w:rPr>
-                <w:rFonts w:ascii="Times New Roman" w:cs="Times New Roman" w:eastAsia="Times New Roman" w:hAnsi="Times New Roman"/>
-                <w:sz w:val="28"/>
-                <w:szCs w:val="28"/>
-              </w:rPr>
-              <w:t xml:space="preserve">4. Không tìm thấy người dùng nào khớp từ khóa.&lt;br&gt;4.1 Hệ thống hiển thị thông báo "Không tìm thấy kết quả".&lt;br&gt;4.2 Admin xóa từ khóa và tìm lại (quay về Bước 3).&lt;br&gt;&lt;br&gt;9. Email mới bị trùng với tài khoản khác.&lt;br&gt;9.1 Hệ thống trả về lỗi 409 "Email đã được sử dụng".&lt;br&gt;9.2 Admin sửa lại email và nhấn Lưu (quay về Bước 8).</w:t>
+              <w:spacing w:after="0" w:before="60"/>
+            </w:pPr>
+            <w:r>
+              <w:rPr>
+                <w:rFonts w:ascii="Times New Roman" w:cs="Times New Roman" w:eastAsia="Times New Roman" w:hAnsi="Times New Roman"/>
+                <w:sz w:val="28"/>
+                <w:szCs w:val="28"/>
+              </w:rPr>
+              <w:t xml:space="preserve">4. Không tìm thấy người dùng nào khớp từ khóa.</w:t>
+            </w:r>
+          </w:p>
+          <w:p>
+            <w:pPr>
+              <w:spacing w:after="0" w:before="60"/>
+            </w:pPr>
+            <w:r>
+              <w:rPr>
+                <w:rFonts w:ascii="Times New Roman" w:cs="Times New Roman" w:eastAsia="Times New Roman" w:hAnsi="Times New Roman"/>
+                <w:sz w:val="28"/>
+                <w:szCs w:val="28"/>
+              </w:rPr>
+              <w:t xml:space="preserve">4.1 Hệ thống hiển thị thông báo "Không tìm thấy kết quả".</w:t>
+            </w:r>
+          </w:p>
+          <w:p>
+            <w:pPr>
+              <w:spacing w:after="0" w:before="60"/>
+            </w:pPr>
+            <w:r>
+              <w:rPr>
+                <w:rFonts w:ascii="Times New Roman" w:cs="Times New Roman" w:eastAsia="Times New Roman" w:hAnsi="Times New Roman"/>
+                <w:sz w:val="28"/>
+                <w:szCs w:val="28"/>
+              </w:rPr>
+              <w:t xml:space="preserve">4.2 Admin xóa từ khóa và tìm lại (quay về Bước 3).</w:t>
+            </w:r>
+          </w:p>
+          <w:p>
+            <w:pPr>
+              <w:spacing w:after="0" w:before="60"/>
+            </w:pPr>
+            <w:r>
+              <w:rPr>
+                <w:rFonts w:ascii="Times New Roman" w:cs="Times New Roman" w:eastAsia="Times New Roman" w:hAnsi="Times New Roman"/>
+                <w:sz w:val="28"/>
+                <w:szCs w:val="28"/>
+              </w:rPr>
+              <w:t xml:space="preserve">9. Email mới bị trùng với tài khoản khác.</w:t>
+            </w:r>
+          </w:p>
+          <w:p>
+            <w:pPr>
+              <w:spacing w:after="0" w:before="60"/>
+            </w:pPr>
+            <w:r>
+              <w:rPr>
+                <w:rFonts w:ascii="Times New Roman" w:cs="Times New Roman" w:eastAsia="Times New Roman" w:hAnsi="Times New Roman"/>
+                <w:sz w:val="28"/>
+                <w:szCs w:val="28"/>
+              </w:rPr>
+              <w:t xml:space="preserve">9.1 Hệ thống trả về lỗi 409 "Email đã được sử dụng".</w:t>
+            </w:r>
+          </w:p>
+          <w:p>
+            <w:pPr>
+              <w:spacing w:after="0" w:before="60"/>
+            </w:pPr>
+            <w:r>
+              <w:rPr>
+                <w:rFonts w:ascii="Times New Roman" w:cs="Times New Roman" w:eastAsia="Times New Roman" w:hAnsi="Times New Roman"/>
+                <w:sz w:val="28"/>
+                <w:szCs w:val="28"/>
+              </w:rPr>
+              <w:t xml:space="preserve">9.2 Admin sửa lại email và nhấn Lưu (quay về Bước 8).</w:t>
             </w:r>
           </w:p>
         </w:tc>
@@ -8901,7 +9965,7 @@
           </w:tcPr>
           <w:p>
             <w:pPr>
-              <w:spacing w:after="60" w:before="60"/>
+              <w:spacing w:after="0" w:before="60"/>
             </w:pPr>
             <w:r>
               <w:rPr>
@@ -8919,7 +9983,7 @@
           </w:tcPr>
           <w:p>
             <w:pPr>
-              <w:spacing w:after="60" w:before="60"/>
+              <w:spacing w:after="0" w:before="60"/>
             </w:pPr>
             <w:r>
               <w:rPr>
@@ -8937,7 +10001,7 @@
           </w:tcPr>
           <w:p>
             <w:pPr>
-              <w:spacing w:after="60" w:before="60"/>
+              <w:spacing w:after="0" w:before="60"/>
             </w:pPr>
             <w:r>
               <w:rPr>
@@ -8955,7 +10019,7 @@
           </w:tcPr>
           <w:p>
             <w:pPr>
-              <w:spacing w:after="60" w:before="60"/>
+              <w:spacing w:after="0" w:before="60"/>
             </w:pPr>
             <w:r>
               <w:rPr>
@@ -8973,7 +10037,7 @@
           </w:tcPr>
           <w:p>
             <w:pPr>
-              <w:spacing w:after="60" w:before="60"/>
+              <w:spacing w:after="0" w:before="60"/>
             </w:pPr>
             <w:r>
               <w:rPr>
@@ -8990,7 +10054,7 @@
         <w:tc>
           <w:p>
             <w:pPr>
-              <w:spacing w:after="60" w:before="60"/>
+              <w:spacing w:after="0" w:before="60"/>
             </w:pPr>
             <w:r>
               <w:rPr>
@@ -9005,7 +10069,7 @@
         <w:tc>
           <w:p>
             <w:pPr>
-              <w:spacing w:after="60" w:before="60"/>
+              <w:spacing w:after="0" w:before="60"/>
             </w:pPr>
             <w:r>
               <w:rPr>
@@ -9020,7 +10084,7 @@
         <w:tc>
           <w:p>
             <w:pPr>
-              <w:spacing w:after="60" w:before="60"/>
+              <w:spacing w:after="0" w:before="60"/>
             </w:pPr>
             <w:r>
               <w:rPr>
@@ -9035,7 +10099,7 @@
         <w:tc>
           <w:p>
             <w:pPr>
-              <w:spacing w:after="60" w:before="60"/>
+              <w:spacing w:after="0" w:before="60"/>
             </w:pPr>
             <w:r>
               <w:rPr>
@@ -9050,7 +10114,7 @@
         <w:tc>
           <w:p>
             <w:pPr>
-              <w:spacing w:after="60" w:before="60"/>
+              <w:spacing w:after="0" w:before="60"/>
             </w:pPr>
             <w:r>
               <w:rPr>
@@ -9067,7 +10131,7 @@
         <w:tc>
           <w:p>
             <w:pPr>
-              <w:spacing w:after="60" w:before="60"/>
+              <w:spacing w:after="0" w:before="60"/>
             </w:pPr>
             <w:r>
               <w:rPr>
@@ -9082,7 +10146,7 @@
         <w:tc>
           <w:p>
             <w:pPr>
-              <w:spacing w:after="60" w:before="60"/>
+              <w:spacing w:after="0" w:before="60"/>
             </w:pPr>
             <w:r>
               <w:rPr>
@@ -9097,7 +10161,7 @@
         <w:tc>
           <w:p>
             <w:pPr>
-              <w:spacing w:after="60" w:before="60"/>
+              <w:spacing w:after="0" w:before="60"/>
             </w:pPr>
             <w:r>
               <w:rPr>
@@ -9112,7 +10176,7 @@
         <w:tc>
           <w:p>
             <w:pPr>
-              <w:spacing w:after="60" w:before="60"/>
+              <w:spacing w:after="0" w:before="60"/>
             </w:pPr>
             <w:r>
               <w:rPr>
@@ -9127,7 +10191,7 @@
         <w:tc>
           <w:p>
             <w:pPr>
-              <w:spacing w:after="60" w:before="60"/>
+              <w:spacing w:after="0" w:before="60"/>
             </w:pPr>
             <w:r>
               <w:rPr>
@@ -9144,7 +10208,7 @@
         <w:tc>
           <w:p>
             <w:pPr>
-              <w:spacing w:after="60" w:before="60"/>
+              <w:spacing w:after="0" w:before="60"/>
             </w:pPr>
             <w:r>
               <w:rPr>
@@ -9159,7 +10223,7 @@
         <w:tc>
           <w:p>
             <w:pPr>
-              <w:spacing w:after="60" w:before="60"/>
+              <w:spacing w:after="0" w:before="60"/>
             </w:pPr>
             <w:r>
               <w:rPr>
@@ -9174,7 +10238,7 @@
         <w:tc>
           <w:p>
             <w:pPr>
-              <w:spacing w:after="60" w:before="60"/>
+              <w:spacing w:after="0" w:before="60"/>
             </w:pPr>
             <w:r>
               <w:rPr>
@@ -9189,7 +10253,7 @@
         <w:tc>
           <w:p>
             <w:pPr>
-              <w:spacing w:after="60" w:before="60"/>
+              <w:spacing w:after="0" w:before="60"/>
             </w:pPr>
             <w:r>
               <w:rPr>
@@ -9204,7 +10268,7 @@
         <w:tc>
           <w:p>
             <w:pPr>
-              <w:spacing w:after="60" w:before="60"/>
+              <w:spacing w:after="0" w:before="60"/>
             </w:pPr>
             <w:r>
               <w:rPr>
@@ -9221,7 +10285,7 @@
         <w:tc>
           <w:p>
             <w:pPr>
-              <w:spacing w:after="60" w:before="60"/>
+              <w:spacing w:after="0" w:before="60"/>
             </w:pPr>
             <w:r>
               <w:rPr>
@@ -9236,7 +10300,7 @@
         <w:tc>
           <w:p>
             <w:pPr>
-              <w:spacing w:after="60" w:before="60"/>
+              <w:spacing w:after="0" w:before="60"/>
             </w:pPr>
             <w:r>
               <w:rPr>
@@ -9251,7 +10315,7 @@
         <w:tc>
           <w:p>
             <w:pPr>
-              <w:spacing w:after="60" w:before="60"/>
+              <w:spacing w:after="0" w:before="60"/>
             </w:pPr>
             <w:r>
               <w:rPr>
@@ -9266,7 +10330,7 @@
         <w:tc>
           <w:p>
             <w:pPr>
-              <w:spacing w:after="60" w:before="60"/>
+              <w:spacing w:after="0" w:before="60"/>
             </w:pPr>
             <w:r>
               <w:rPr>
@@ -9281,7 +10345,7 @@
         <w:tc>
           <w:p>
             <w:pPr>
-              <w:spacing w:after="60" w:before="60"/>
+              <w:spacing w:after="0" w:before="60"/>
             </w:pPr>
             <w:r>
               <w:rPr>
@@ -9298,7 +10362,7 @@
         <w:tc>
           <w:p>
             <w:pPr>
-              <w:spacing w:after="60" w:before="60"/>
+              <w:spacing w:after="0" w:before="60"/>
             </w:pPr>
             <w:r>
               <w:rPr>
@@ -9313,7 +10377,7 @@
         <w:tc>
           <w:p>
             <w:pPr>
-              <w:spacing w:after="60" w:before="60"/>
+              <w:spacing w:after="0" w:before="60"/>
             </w:pPr>
             <w:r>
               <w:rPr>
@@ -9328,7 +10392,7 @@
         <w:tc>
           <w:p>
             <w:pPr>
-              <w:spacing w:after="60" w:before="60"/>
+              <w:spacing w:after="0" w:before="60"/>
             </w:pPr>
             <w:r>
               <w:rPr>
@@ -9343,7 +10407,7 @@
         <w:tc>
           <w:p>
             <w:pPr>
-              <w:spacing w:after="60" w:before="60"/>
+              <w:spacing w:after="0" w:before="60"/>
             </w:pPr>
             <w:r>
               <w:rPr>
@@ -9358,7 +10422,7 @@
         <w:tc>
           <w:p>
             <w:pPr>
-              <w:spacing w:after="60" w:before="60"/>
+              <w:spacing w:after="0" w:before="60"/>
             </w:pPr>
             <w:r>
               <w:rPr>
@@ -11821,7 +12885,7 @@
           </w:tcPr>
           <w:p>
             <w:pPr>
-              <w:spacing w:after="60" w:before="60"/>
+              <w:spacing w:after="0" w:before="60"/>
             </w:pPr>
             <w:r>
               <w:rPr>
@@ -11839,7 +12903,7 @@
           </w:tcPr>
           <w:p>
             <w:pPr>
-              <w:spacing w:after="60" w:before="60"/>
+              <w:spacing w:after="0" w:before="60"/>
             </w:pPr>
             <w:r>
               <w:rPr>
@@ -11856,7 +12920,7 @@
         <w:tc>
           <w:p>
             <w:pPr>
-              <w:spacing w:after="60" w:before="60"/>
+              <w:spacing w:after="0" w:before="60"/>
             </w:pPr>
             <w:r>
               <w:rPr>
@@ -11873,7 +12937,7 @@
         <w:tc>
           <w:p>
             <w:pPr>
-              <w:spacing w:after="60" w:before="60"/>
+              <w:spacing w:after="0" w:before="60"/>
             </w:pPr>
             <w:r>
               <w:rPr>
@@ -11890,7 +12954,7 @@
         <w:tc>
           <w:p>
             <w:pPr>
-              <w:spacing w:after="60" w:before="60"/>
+              <w:spacing w:after="0" w:before="60"/>
             </w:pPr>
             <w:r>
               <w:rPr>
@@ -11907,7 +12971,7 @@
         <w:tc>
           <w:p>
             <w:pPr>
-              <w:spacing w:after="60" w:before="60"/>
+              <w:spacing w:after="0" w:before="60"/>
             </w:pPr>
             <w:r>
               <w:rPr>
@@ -11924,7 +12988,7 @@
         <w:tc>
           <w:p>
             <w:pPr>
-              <w:spacing w:after="60" w:before="60"/>
+              <w:spacing w:after="0" w:before="60"/>
             </w:pPr>
             <w:r>
               <w:rPr>
@@ -11941,7 +13005,7 @@
         <w:tc>
           <w:p>
             <w:pPr>
-              <w:spacing w:after="60" w:before="60"/>
+              <w:spacing w:after="0" w:before="60"/>
             </w:pPr>
             <w:r>
               <w:rPr>
@@ -11958,7 +13022,7 @@
         <w:tc>
           <w:p>
             <w:pPr>
-              <w:spacing w:after="60" w:before="60"/>
+              <w:spacing w:after="0" w:before="60"/>
             </w:pPr>
             <w:r>
               <w:rPr>
@@ -11975,7 +13039,7 @@
         <w:tc>
           <w:p>
             <w:pPr>
-              <w:spacing w:after="60" w:before="60"/>
+              <w:spacing w:after="0" w:before="60"/>
             </w:pPr>
             <w:r>
               <w:rPr>
@@ -11992,7 +13056,7 @@
         <w:tc>
           <w:p>
             <w:pPr>
-              <w:spacing w:after="60" w:before="60"/>
+              <w:spacing w:after="0" w:before="60"/>
             </w:pPr>
             <w:r>
               <w:rPr>
@@ -12009,15 +13073,552 @@
         <w:tc>
           <w:p>
             <w:pPr>
-              <w:spacing w:after="60" w:before="60"/>
-            </w:pPr>
-            <w:r>
-              <w:rPr>
-                <w:rFonts w:ascii="Times New Roman" w:cs="Times New Roman" w:eastAsia="Times New Roman" w:hAnsi="Times New Roman"/>
-                <w:sz w:val="28"/>
-                <w:szCs w:val="28"/>
-              </w:rPr>
-              <w:t xml:space="preserve">1. Sinh viên chọn chức năng "Đăng ký môn học" từ thanh điều hướng.&lt;br&gt;2. Hệ thống hiển thị giao diện đăng ký (CourseRegistrationPage) với: ô tìm kiếm môn học, bộ lọc khoa, và danh sách các lớp học đang mở:&lt;br&gt;&lt;table&gt;&lt;tr&gt;&lt;th&gt;Mã lớp&lt;/th&gt;&lt;th&gt;Môn học&lt;/th&gt;&lt;th&gt;Giảng viên&lt;/th&gt;&lt;th&gt;Thứ/Tiết&lt;/th&gt;&lt;th&gt;Phòng&lt;/th&gt;&lt;th&gt;Đã đăng ký / Tối đa&lt;/th&gt;&lt;/tr&gt;&lt;tr&gt;&lt;td&gt;INT1340.01&lt;/td&gt;&lt;td&gt;Nhập môn CNPM&lt;/td&gt;&lt;td&gt;Đỗ Thị Liên&lt;/td&gt;&lt;td&gt;Thứ 3, tiết 1-3&lt;/td&gt;&lt;td&gt;B1-201&lt;/td&gt;&lt;td&gt;38 / 40&lt;/td&gt;&lt;/tr&gt;&lt;tr&gt;&lt;td&gt;INT1340.02&lt;/td&gt;&lt;td&gt;Nhập môn CNPM&lt;/td&gt;&lt;td&gt;Lê Văn Nam&lt;/td&gt;&lt;td&gt;Thứ 5, tiết 4-6&lt;/td&gt;&lt;td&gt;A2-103&lt;/td&gt;&lt;td&gt;25 / 40&lt;/td&gt;&lt;/tr&gt;&lt;tr&gt;&lt;td&gt;INT1434.01&lt;/td&gt;&lt;td&gt;Lập trình web&lt;/td&gt;&lt;td&gt;Trần Thị Mai&lt;/td&gt;&lt;td&gt;Thứ 4, tiết 7-9&lt;/td&gt;&lt;td&gt;C3-305&lt;/td&gt;&lt;td&gt;20 / 40&lt;/td&gt;&lt;/tr&gt;&lt;/table&gt;&lt;br&gt;3. Sinh viên tìm kiếm môn "CNPM" trong ô tìm kiếm.&lt;br&gt;4. Hệ thống lọc và hiển thị danh sách lớp học phù hợp.&lt;br&gt;5. Sinh viên chọn dòng "INT1340.01 – Nhập môn CNPM" (Đỗ Thị Liên, Thứ 3 tiết 1-3).&lt;br&gt;6. Hệ thống hiển thị hộp xác nhận gồm thông tin chi tiết lớp và nút "Xác nhận đăng ký".&lt;br&gt;7. Sinh viên nhấn "Xác nhận đăng ký".&lt;br&gt;8. Hệ thống kiểm tra lớp INT1340.01 còn chỗ (38 &lt; 40 → còn 2 chỗ).&lt;br&gt;9. Hệ thống kiểm tra lịch học Thứ 3 tiết 1-3 không trùng với các lớp sinh viên đã đăng ký.&lt;br&gt;10. Hệ thống tạo bản ghi Enrollment: studentId = {id sinh viên}, classId = INT1340.01, status = "enrolled".&lt;br&gt;11. Hệ thống thông báo "Đăng ký thành công! Môn Nhập môn CNPM đã được thêm vào lịch học." và cập nhật số sinh viên trong danh sách (39/40).</w:t>
+              <w:spacing w:after="0" w:before="60"/>
+            </w:pPr>
+            <w:r>
+              <w:rPr>
+                <w:rFonts w:ascii="Times New Roman" w:cs="Times New Roman" w:eastAsia="Times New Roman" w:hAnsi="Times New Roman"/>
+                <w:sz w:val="28"/>
+                <w:szCs w:val="28"/>
+              </w:rPr>
+              <w:t xml:space="preserve">1. Sinh viên chọn chức năng "Đăng ký môn học" từ thanh điều hướng.</w:t>
+            </w:r>
+          </w:p>
+          <w:p>
+            <w:pPr>
+              <w:spacing w:after="0" w:before="60"/>
+            </w:pPr>
+            <w:r>
+              <w:rPr>
+                <w:rFonts w:ascii="Times New Roman" w:cs="Times New Roman" w:eastAsia="Times New Roman" w:hAnsi="Times New Roman"/>
+                <w:sz w:val="28"/>
+                <w:szCs w:val="28"/>
+              </w:rPr>
+              <w:t xml:space="preserve">2. Hệ thống hiển thị giao diện đăng ký (CourseRegistrationPage) với: ô tìm kiếm môn học, bộ lọc khoa, và danh sách các lớp học đang mở:</w:t>
+            </w:r>
+          </w:p>
+          <w:tbl>
+            <w:tblPr>
+              <w:tblW w:type="pct" w:w="100%"/>
+              <w:tblBorders>
+                <w:top w:val="single" w:color="auto" w:sz="4"/>
+                <w:left w:val="single" w:color="auto" w:sz="4"/>
+                <w:bottom w:val="single" w:color="auto" w:sz="4"/>
+                <w:right w:val="single" w:color="auto" w:sz="4"/>
+                <w:insideH w:val="single" w:color="auto" w:sz="4"/>
+                <w:insideV w:val="single" w:color="auto" w:sz="4"/>
+              </w:tblBorders>
+            </w:tblPr>
+            <w:tblGrid>
+              <w:gridCol w:w="100"/>
+              <w:gridCol w:w="100"/>
+              <w:gridCol w:w="100"/>
+              <w:gridCol w:w="100"/>
+              <w:gridCol w:w="100"/>
+              <w:gridCol w:w="100"/>
+            </w:tblGrid>
+            <w:tr>
+              <w:tc>
+                <w:tcPr>
+                  <w:shd w:fill="D9D9D9" w:color="auto" w:val="clear"/>
+                </w:tcPr>
+                <w:p>
+                  <w:pPr>
+                    <w:spacing w:after="0" w:before="60"/>
+                  </w:pPr>
+                  <w:r>
+                    <w:rPr>
+                      <w:rFonts w:ascii="Times New Roman" w:cs="Times New Roman" w:eastAsia="Times New Roman" w:hAnsi="Times New Roman"/>
+                      <w:sz w:val="28"/>
+                      <w:szCs w:val="28"/>
+                    </w:rPr>
+                    <w:t xml:space="preserve">Mã lớp</w:t>
+                  </w:r>
+                </w:p>
+              </w:tc>
+              <w:tc>
+                <w:tcPr>
+                  <w:shd w:fill="D9D9D9" w:color="auto" w:val="clear"/>
+                </w:tcPr>
+                <w:p>
+                  <w:pPr>
+                    <w:spacing w:after="0" w:before="60"/>
+                  </w:pPr>
+                  <w:r>
+                    <w:rPr>
+                      <w:rFonts w:ascii="Times New Roman" w:cs="Times New Roman" w:eastAsia="Times New Roman" w:hAnsi="Times New Roman"/>
+                      <w:sz w:val="28"/>
+                      <w:szCs w:val="28"/>
+                    </w:rPr>
+                    <w:t xml:space="preserve">Môn học</w:t>
+                  </w:r>
+                </w:p>
+              </w:tc>
+              <w:tc>
+                <w:tcPr>
+                  <w:shd w:fill="D9D9D9" w:color="auto" w:val="clear"/>
+                </w:tcPr>
+                <w:p>
+                  <w:pPr>
+                    <w:spacing w:after="0" w:before="60"/>
+                  </w:pPr>
+                  <w:r>
+                    <w:rPr>
+                      <w:rFonts w:ascii="Times New Roman" w:cs="Times New Roman" w:eastAsia="Times New Roman" w:hAnsi="Times New Roman"/>
+                      <w:sz w:val="28"/>
+                      <w:szCs w:val="28"/>
+                    </w:rPr>
+                    <w:t xml:space="preserve">Giảng viên</w:t>
+                  </w:r>
+                </w:p>
+              </w:tc>
+              <w:tc>
+                <w:tcPr>
+                  <w:shd w:fill="D9D9D9" w:color="auto" w:val="clear"/>
+                </w:tcPr>
+                <w:p>
+                  <w:pPr>
+                    <w:spacing w:after="0" w:before="60"/>
+                  </w:pPr>
+                  <w:r>
+                    <w:rPr>
+                      <w:rFonts w:ascii="Times New Roman" w:cs="Times New Roman" w:eastAsia="Times New Roman" w:hAnsi="Times New Roman"/>
+                      <w:sz w:val="28"/>
+                      <w:szCs w:val="28"/>
+                    </w:rPr>
+                    <w:t xml:space="preserve">Thứ/Tiết</w:t>
+                  </w:r>
+                </w:p>
+              </w:tc>
+              <w:tc>
+                <w:tcPr>
+                  <w:shd w:fill="D9D9D9" w:color="auto" w:val="clear"/>
+                </w:tcPr>
+                <w:p>
+                  <w:pPr>
+                    <w:spacing w:after="0" w:before="60"/>
+                  </w:pPr>
+                  <w:r>
+                    <w:rPr>
+                      <w:rFonts w:ascii="Times New Roman" w:cs="Times New Roman" w:eastAsia="Times New Roman" w:hAnsi="Times New Roman"/>
+                      <w:sz w:val="28"/>
+                      <w:szCs w:val="28"/>
+                    </w:rPr>
+                    <w:t xml:space="preserve">Phòng</w:t>
+                  </w:r>
+                </w:p>
+              </w:tc>
+              <w:tc>
+                <w:tcPr>
+                  <w:shd w:fill="D9D9D9" w:color="auto" w:val="clear"/>
+                </w:tcPr>
+                <w:p>
+                  <w:pPr>
+                    <w:spacing w:after="0" w:before="60"/>
+                  </w:pPr>
+                  <w:r>
+                    <w:rPr>
+                      <w:rFonts w:ascii="Times New Roman" w:cs="Times New Roman" w:eastAsia="Times New Roman" w:hAnsi="Times New Roman"/>
+                      <w:sz w:val="28"/>
+                      <w:szCs w:val="28"/>
+                    </w:rPr>
+                    <w:t xml:space="preserve">Đã đăng ký / Tối đa</w:t>
+                  </w:r>
+                </w:p>
+              </w:tc>
+            </w:tr>
+            <w:tr>
+              <w:tc>
+                <w:p>
+                  <w:pPr>
+                    <w:spacing w:after="0" w:before="60"/>
+                  </w:pPr>
+                  <w:r>
+                    <w:rPr>
+                      <w:rFonts w:ascii="Times New Roman" w:cs="Times New Roman" w:eastAsia="Times New Roman" w:hAnsi="Times New Roman"/>
+                      <w:sz w:val="28"/>
+                      <w:szCs w:val="28"/>
+                    </w:rPr>
+                    <w:t xml:space="preserve">INT1340.01</w:t>
+                  </w:r>
+                </w:p>
+              </w:tc>
+              <w:tc>
+                <w:p>
+                  <w:pPr>
+                    <w:spacing w:after="0" w:before="60"/>
+                  </w:pPr>
+                  <w:r>
+                    <w:rPr>
+                      <w:rFonts w:ascii="Times New Roman" w:cs="Times New Roman" w:eastAsia="Times New Roman" w:hAnsi="Times New Roman"/>
+                      <w:sz w:val="28"/>
+                      <w:szCs w:val="28"/>
+                    </w:rPr>
+                    <w:t xml:space="preserve">Nhập môn CNPM</w:t>
+                  </w:r>
+                </w:p>
+              </w:tc>
+              <w:tc>
+                <w:p>
+                  <w:pPr>
+                    <w:spacing w:after="0" w:before="60"/>
+                  </w:pPr>
+                  <w:r>
+                    <w:rPr>
+                      <w:rFonts w:ascii="Times New Roman" w:cs="Times New Roman" w:eastAsia="Times New Roman" w:hAnsi="Times New Roman"/>
+                      <w:sz w:val="28"/>
+                      <w:szCs w:val="28"/>
+                    </w:rPr>
+                    <w:t xml:space="preserve">Đỗ Thị Liên</w:t>
+                  </w:r>
+                </w:p>
+              </w:tc>
+              <w:tc>
+                <w:p>
+                  <w:pPr>
+                    <w:spacing w:after="0" w:before="60"/>
+                  </w:pPr>
+                  <w:r>
+                    <w:rPr>
+                      <w:rFonts w:ascii="Times New Roman" w:cs="Times New Roman" w:eastAsia="Times New Roman" w:hAnsi="Times New Roman"/>
+                      <w:sz w:val="28"/>
+                      <w:szCs w:val="28"/>
+                    </w:rPr>
+                    <w:t xml:space="preserve">Thứ 3, tiết 1-3</w:t>
+                  </w:r>
+                </w:p>
+              </w:tc>
+              <w:tc>
+                <w:p>
+                  <w:pPr>
+                    <w:spacing w:after="0" w:before="60"/>
+                  </w:pPr>
+                  <w:r>
+                    <w:rPr>
+                      <w:rFonts w:ascii="Times New Roman" w:cs="Times New Roman" w:eastAsia="Times New Roman" w:hAnsi="Times New Roman"/>
+                      <w:sz w:val="28"/>
+                      <w:szCs w:val="28"/>
+                    </w:rPr>
+                    <w:t xml:space="preserve">B1-201</w:t>
+                  </w:r>
+                </w:p>
+              </w:tc>
+              <w:tc>
+                <w:p>
+                  <w:pPr>
+                    <w:spacing w:after="0" w:before="60"/>
+                  </w:pPr>
+                  <w:r>
+                    <w:rPr>
+                      <w:rFonts w:ascii="Times New Roman" w:cs="Times New Roman" w:eastAsia="Times New Roman" w:hAnsi="Times New Roman"/>
+                      <w:sz w:val="28"/>
+                      <w:szCs w:val="28"/>
+                    </w:rPr>
+                    <w:t xml:space="preserve">38 / 40</w:t>
+                  </w:r>
+                </w:p>
+              </w:tc>
+            </w:tr>
+            <w:tr>
+              <w:tc>
+                <w:p>
+                  <w:pPr>
+                    <w:spacing w:after="0" w:before="60"/>
+                  </w:pPr>
+                  <w:r>
+                    <w:rPr>
+                      <w:rFonts w:ascii="Times New Roman" w:cs="Times New Roman" w:eastAsia="Times New Roman" w:hAnsi="Times New Roman"/>
+                      <w:sz w:val="28"/>
+                      <w:szCs w:val="28"/>
+                    </w:rPr>
+                    <w:t xml:space="preserve">INT1340.02</w:t>
+                  </w:r>
+                </w:p>
+              </w:tc>
+              <w:tc>
+                <w:p>
+                  <w:pPr>
+                    <w:spacing w:after="0" w:before="60"/>
+                  </w:pPr>
+                  <w:r>
+                    <w:rPr>
+                      <w:rFonts w:ascii="Times New Roman" w:cs="Times New Roman" w:eastAsia="Times New Roman" w:hAnsi="Times New Roman"/>
+                      <w:sz w:val="28"/>
+                      <w:szCs w:val="28"/>
+                    </w:rPr>
+                    <w:t xml:space="preserve">Nhập môn CNPM</w:t>
+                  </w:r>
+                </w:p>
+              </w:tc>
+              <w:tc>
+                <w:p>
+                  <w:pPr>
+                    <w:spacing w:after="0" w:before="60"/>
+                  </w:pPr>
+                  <w:r>
+                    <w:rPr>
+                      <w:rFonts w:ascii="Times New Roman" w:cs="Times New Roman" w:eastAsia="Times New Roman" w:hAnsi="Times New Roman"/>
+                      <w:sz w:val="28"/>
+                      <w:szCs w:val="28"/>
+                    </w:rPr>
+                    <w:t xml:space="preserve">Lê Văn Nam</w:t>
+                  </w:r>
+                </w:p>
+              </w:tc>
+              <w:tc>
+                <w:p>
+                  <w:pPr>
+                    <w:spacing w:after="0" w:before="60"/>
+                  </w:pPr>
+                  <w:r>
+                    <w:rPr>
+                      <w:rFonts w:ascii="Times New Roman" w:cs="Times New Roman" w:eastAsia="Times New Roman" w:hAnsi="Times New Roman"/>
+                      <w:sz w:val="28"/>
+                      <w:szCs w:val="28"/>
+                    </w:rPr>
+                    <w:t xml:space="preserve">Thứ 5, tiết 4-6</w:t>
+                  </w:r>
+                </w:p>
+              </w:tc>
+              <w:tc>
+                <w:p>
+                  <w:pPr>
+                    <w:spacing w:after="0" w:before="60"/>
+                  </w:pPr>
+                  <w:r>
+                    <w:rPr>
+                      <w:rFonts w:ascii="Times New Roman" w:cs="Times New Roman" w:eastAsia="Times New Roman" w:hAnsi="Times New Roman"/>
+                      <w:sz w:val="28"/>
+                      <w:szCs w:val="28"/>
+                    </w:rPr>
+                    <w:t xml:space="preserve">A2-103</w:t>
+                  </w:r>
+                </w:p>
+              </w:tc>
+              <w:tc>
+                <w:p>
+                  <w:pPr>
+                    <w:spacing w:after="0" w:before="60"/>
+                  </w:pPr>
+                  <w:r>
+                    <w:rPr>
+                      <w:rFonts w:ascii="Times New Roman" w:cs="Times New Roman" w:eastAsia="Times New Roman" w:hAnsi="Times New Roman"/>
+                      <w:sz w:val="28"/>
+                      <w:szCs w:val="28"/>
+                    </w:rPr>
+                    <w:t xml:space="preserve">25 / 40</w:t>
+                  </w:r>
+                </w:p>
+              </w:tc>
+            </w:tr>
+            <w:tr>
+              <w:tc>
+                <w:p>
+                  <w:pPr>
+                    <w:spacing w:after="0" w:before="60"/>
+                  </w:pPr>
+                  <w:r>
+                    <w:rPr>
+                      <w:rFonts w:ascii="Times New Roman" w:cs="Times New Roman" w:eastAsia="Times New Roman" w:hAnsi="Times New Roman"/>
+                      <w:sz w:val="28"/>
+                      <w:szCs w:val="28"/>
+                    </w:rPr>
+                    <w:t xml:space="preserve">INT1434.01</w:t>
+                  </w:r>
+                </w:p>
+              </w:tc>
+              <w:tc>
+                <w:p>
+                  <w:pPr>
+                    <w:spacing w:after="0" w:before="60"/>
+                  </w:pPr>
+                  <w:r>
+                    <w:rPr>
+                      <w:rFonts w:ascii="Times New Roman" w:cs="Times New Roman" w:eastAsia="Times New Roman" w:hAnsi="Times New Roman"/>
+                      <w:sz w:val="28"/>
+                      <w:szCs w:val="28"/>
+                    </w:rPr>
+                    <w:t xml:space="preserve">Lập trình web</w:t>
+                  </w:r>
+                </w:p>
+              </w:tc>
+              <w:tc>
+                <w:p>
+                  <w:pPr>
+                    <w:spacing w:after="0" w:before="60"/>
+                  </w:pPr>
+                  <w:r>
+                    <w:rPr>
+                      <w:rFonts w:ascii="Times New Roman" w:cs="Times New Roman" w:eastAsia="Times New Roman" w:hAnsi="Times New Roman"/>
+                      <w:sz w:val="28"/>
+                      <w:szCs w:val="28"/>
+                    </w:rPr>
+                    <w:t xml:space="preserve">Trần Thị Mai</w:t>
+                  </w:r>
+                </w:p>
+              </w:tc>
+              <w:tc>
+                <w:p>
+                  <w:pPr>
+                    <w:spacing w:after="0" w:before="60"/>
+                  </w:pPr>
+                  <w:r>
+                    <w:rPr>
+                      <w:rFonts w:ascii="Times New Roman" w:cs="Times New Roman" w:eastAsia="Times New Roman" w:hAnsi="Times New Roman"/>
+                      <w:sz w:val="28"/>
+                      <w:szCs w:val="28"/>
+                    </w:rPr>
+                    <w:t xml:space="preserve">Thứ 4, tiết 7-9</w:t>
+                  </w:r>
+                </w:p>
+              </w:tc>
+              <w:tc>
+                <w:p>
+                  <w:pPr>
+                    <w:spacing w:after="0" w:before="60"/>
+                  </w:pPr>
+                  <w:r>
+                    <w:rPr>
+                      <w:rFonts w:ascii="Times New Roman" w:cs="Times New Roman" w:eastAsia="Times New Roman" w:hAnsi="Times New Roman"/>
+                      <w:sz w:val="28"/>
+                      <w:szCs w:val="28"/>
+                    </w:rPr>
+                    <w:t xml:space="preserve">C3-305</w:t>
+                  </w:r>
+                </w:p>
+              </w:tc>
+              <w:tc>
+                <w:p>
+                  <w:pPr>
+                    <w:spacing w:after="0" w:before="60"/>
+                  </w:pPr>
+                  <w:r>
+                    <w:rPr>
+                      <w:rFonts w:ascii="Times New Roman" w:cs="Times New Roman" w:eastAsia="Times New Roman" w:hAnsi="Times New Roman"/>
+                      <w:sz w:val="28"/>
+                      <w:szCs w:val="28"/>
+                    </w:rPr>
+                    <w:t xml:space="preserve">20 / 40</w:t>
+                  </w:r>
+                </w:p>
+              </w:tc>
+            </w:tr>
+          </w:tbl>
+          <w:p>
+            <w:pPr>
+              <w:spacing w:after="0" w:before="60"/>
+            </w:pPr>
+            <w:r>
+              <w:rPr>
+                <w:rFonts w:ascii="Times New Roman" w:cs="Times New Roman" w:eastAsia="Times New Roman" w:hAnsi="Times New Roman"/>
+                <w:sz w:val="28"/>
+                <w:szCs w:val="28"/>
+              </w:rPr>
+              <w:t xml:space="preserve">3. Sinh viên tìm kiếm môn "CNPM" trong ô tìm kiếm.</w:t>
+            </w:r>
+          </w:p>
+          <w:p>
+            <w:pPr>
+              <w:spacing w:after="0" w:before="60"/>
+            </w:pPr>
+            <w:r>
+              <w:rPr>
+                <w:rFonts w:ascii="Times New Roman" w:cs="Times New Roman" w:eastAsia="Times New Roman" w:hAnsi="Times New Roman"/>
+                <w:sz w:val="28"/>
+                <w:szCs w:val="28"/>
+              </w:rPr>
+              <w:t xml:space="preserve">4. Hệ thống lọc và hiển thị danh sách lớp học phù hợp.</w:t>
+            </w:r>
+          </w:p>
+          <w:p>
+            <w:pPr>
+              <w:spacing w:after="0" w:before="60"/>
+            </w:pPr>
+            <w:r>
+              <w:rPr>
+                <w:rFonts w:ascii="Times New Roman" w:cs="Times New Roman" w:eastAsia="Times New Roman" w:hAnsi="Times New Roman"/>
+                <w:sz w:val="28"/>
+                <w:szCs w:val="28"/>
+              </w:rPr>
+              <w:t xml:space="preserve">5. Sinh viên chọn dòng "INT1340.01 – Nhập môn CNPM" (Đỗ Thị Liên, Thứ 3 tiết 1-3).</w:t>
+            </w:r>
+          </w:p>
+          <w:p>
+            <w:pPr>
+              <w:spacing w:after="0" w:before="60"/>
+            </w:pPr>
+            <w:r>
+              <w:rPr>
+                <w:rFonts w:ascii="Times New Roman" w:cs="Times New Roman" w:eastAsia="Times New Roman" w:hAnsi="Times New Roman"/>
+                <w:sz w:val="28"/>
+                <w:szCs w:val="28"/>
+              </w:rPr>
+              <w:t xml:space="preserve">6. Hệ thống hiển thị hộp xác nhận gồm thông tin chi tiết lớp và nút "Xác nhận đăng ký".</w:t>
+            </w:r>
+          </w:p>
+          <w:p>
+            <w:pPr>
+              <w:spacing w:after="0" w:before="60"/>
+            </w:pPr>
+            <w:r>
+              <w:rPr>
+                <w:rFonts w:ascii="Times New Roman" w:cs="Times New Roman" w:eastAsia="Times New Roman" w:hAnsi="Times New Roman"/>
+                <w:sz w:val="28"/>
+                <w:szCs w:val="28"/>
+              </w:rPr>
+              <w:t xml:space="preserve">7. Sinh viên nhấn "Xác nhận đăng ký".</w:t>
+            </w:r>
+          </w:p>
+          <w:p>
+            <w:pPr>
+              <w:spacing w:after="0" w:before="60"/>
+            </w:pPr>
+            <w:r>
+              <w:rPr>
+                <w:rFonts w:ascii="Times New Roman" w:cs="Times New Roman" w:eastAsia="Times New Roman" w:hAnsi="Times New Roman"/>
+                <w:sz w:val="28"/>
+                <w:szCs w:val="28"/>
+              </w:rPr>
+              <w:t xml:space="preserve">8. Hệ thống kiểm tra lớp INT1340.01 còn chỗ (38 &lt; 40 → còn 2 chỗ).</w:t>
+            </w:r>
+          </w:p>
+          <w:p>
+            <w:pPr>
+              <w:spacing w:after="0" w:before="60"/>
+            </w:pPr>
+            <w:r>
+              <w:rPr>
+                <w:rFonts w:ascii="Times New Roman" w:cs="Times New Roman" w:eastAsia="Times New Roman" w:hAnsi="Times New Roman"/>
+                <w:sz w:val="28"/>
+                <w:szCs w:val="28"/>
+              </w:rPr>
+              <w:t xml:space="preserve">9. Hệ thống kiểm tra lịch học Thứ 3 tiết 1-3 không trùng với các lớp sinh viên đã đăng ký.</w:t>
+            </w:r>
+          </w:p>
+          <w:p>
+            <w:pPr>
+              <w:spacing w:after="0" w:before="60"/>
+            </w:pPr>
+            <w:r>
+              <w:rPr>
+                <w:rFonts w:ascii="Times New Roman" w:cs="Times New Roman" w:eastAsia="Times New Roman" w:hAnsi="Times New Roman"/>
+                <w:sz w:val="28"/>
+                <w:szCs w:val="28"/>
+              </w:rPr>
+              <w:t xml:space="preserve">10. Hệ thống tạo bản ghi Enrollment: studentId = {id sinh viên}, classId = INT1340.01, status = "enrolled".</w:t>
+            </w:r>
+          </w:p>
+          <w:p>
+            <w:pPr>
+              <w:spacing w:after="0" w:before="60"/>
+            </w:pPr>
+            <w:r>
+              <w:rPr>
+                <w:rFonts w:ascii="Times New Roman" w:cs="Times New Roman" w:eastAsia="Times New Roman" w:hAnsi="Times New Roman"/>
+                <w:sz w:val="28"/>
+                <w:szCs w:val="28"/>
+              </w:rPr>
+              <w:t xml:space="preserve">11. Hệ thống thông báo "Đăng ký thành công! Môn Nhập môn CNPM đã được thêm vào lịch học." và cập nhật số sinh viên trong danh sách (39/40).</w:t>
             </w:r>
           </w:p>
         </w:tc>
@@ -12026,7 +13627,7 @@
         <w:tc>
           <w:p>
             <w:pPr>
-              <w:spacing w:after="60" w:before="60"/>
+              <w:spacing w:after="0" w:before="60"/>
             </w:pPr>
             <w:r>
               <w:rPr>
@@ -12043,15 +13644,119 @@
         <w:tc>
           <w:p>
             <w:pPr>
-              <w:spacing w:after="60" w:before="60"/>
-            </w:pPr>
-            <w:r>
-              <w:rPr>
-                <w:rFonts w:ascii="Times New Roman" w:cs="Times New Roman" w:eastAsia="Times New Roman" w:hAnsi="Times New Roman"/>
-                <w:sz w:val="28"/>
-                <w:szCs w:val="28"/>
-              </w:rPr>
-              <w:t xml:space="preserve">8. Lớp đã đầy (số sinh viên đã đăng ký = maxStudents).&lt;br&gt;8.1 Hệ thống hiển thị thông báo "Lớp học đã đầy, vui lòng chọn lớp khác".&lt;br&gt;8.2 Sinh viên chọn lớp khác từ danh sách (quay về Bước 5).&lt;br&gt;&lt;br&gt;9. Thứ 3 tiết 1-3 trùng với lớp khác sinh viên đã đăng ký.&lt;br&gt;9.1 Hệ thống hiển thị cảnh báo "Lịch học bị xung đột với [tên lớp đã đăng ký]".&lt;br&gt;9.2 Sinh viên hủy và chọn lớp khác (quay về Bước 5).&lt;br&gt;&lt;br&gt;10. Sinh viên đã đăng ký lớp này trước đó.&lt;br&gt;10.1 Hệ thống phát hiện vi phạm ràng buộc unique(studentId, classId).&lt;br&gt;10.2 Hệ thống hiển thị "Bạn đã đăng ký lớp này rồi".</w:t>
+              <w:spacing w:after="0" w:before="60"/>
+            </w:pPr>
+            <w:r>
+              <w:rPr>
+                <w:rFonts w:ascii="Times New Roman" w:cs="Times New Roman" w:eastAsia="Times New Roman" w:hAnsi="Times New Roman"/>
+                <w:sz w:val="28"/>
+                <w:szCs w:val="28"/>
+              </w:rPr>
+              <w:t xml:space="preserve">8. Lớp đã đầy (số sinh viên đã đăng ký = maxStudents).</w:t>
+            </w:r>
+          </w:p>
+          <w:p>
+            <w:pPr>
+              <w:spacing w:after="0" w:before="60"/>
+            </w:pPr>
+            <w:r>
+              <w:rPr>
+                <w:rFonts w:ascii="Times New Roman" w:cs="Times New Roman" w:eastAsia="Times New Roman" w:hAnsi="Times New Roman"/>
+                <w:sz w:val="28"/>
+                <w:szCs w:val="28"/>
+              </w:rPr>
+              <w:t xml:space="preserve">8.1 Hệ thống hiển thị thông báo "Lớp học đã đầy, vui lòng chọn lớp khác".</w:t>
+            </w:r>
+          </w:p>
+          <w:p>
+            <w:pPr>
+              <w:spacing w:after="0" w:before="60"/>
+            </w:pPr>
+            <w:r>
+              <w:rPr>
+                <w:rFonts w:ascii="Times New Roman" w:cs="Times New Roman" w:eastAsia="Times New Roman" w:hAnsi="Times New Roman"/>
+                <w:sz w:val="28"/>
+                <w:szCs w:val="28"/>
+              </w:rPr>
+              <w:t xml:space="preserve">8.2 Sinh viên chọn lớp khác từ danh sách (quay về Bước 5).</w:t>
+            </w:r>
+          </w:p>
+          <w:p>
+            <w:pPr>
+              <w:spacing w:after="0" w:before="60"/>
+            </w:pPr>
+            <w:r>
+              <w:rPr>
+                <w:rFonts w:ascii="Times New Roman" w:cs="Times New Roman" w:eastAsia="Times New Roman" w:hAnsi="Times New Roman"/>
+                <w:sz w:val="28"/>
+                <w:szCs w:val="28"/>
+              </w:rPr>
+              <w:t xml:space="preserve">9. Thứ 3 tiết 1-3 trùng với lớp khác sinh viên đã đăng ký.</w:t>
+            </w:r>
+          </w:p>
+          <w:p>
+            <w:pPr>
+              <w:spacing w:after="0" w:before="60"/>
+            </w:pPr>
+            <w:r>
+              <w:rPr>
+                <w:rFonts w:ascii="Times New Roman" w:cs="Times New Roman" w:eastAsia="Times New Roman" w:hAnsi="Times New Roman"/>
+                <w:sz w:val="28"/>
+                <w:szCs w:val="28"/>
+              </w:rPr>
+              <w:t xml:space="preserve">9.1 Hệ thống hiển thị cảnh báo "Lịch học bị xung đột với [tên lớp đã đăng ký]".</w:t>
+            </w:r>
+          </w:p>
+          <w:p>
+            <w:pPr>
+              <w:spacing w:after="0" w:before="60"/>
+            </w:pPr>
+            <w:r>
+              <w:rPr>
+                <w:rFonts w:ascii="Times New Roman" w:cs="Times New Roman" w:eastAsia="Times New Roman" w:hAnsi="Times New Roman"/>
+                <w:sz w:val="28"/>
+                <w:szCs w:val="28"/>
+              </w:rPr>
+              <w:t xml:space="preserve">9.2 Sinh viên hủy và chọn lớp khác (quay về Bước 5).</w:t>
+            </w:r>
+          </w:p>
+          <w:p>
+            <w:pPr>
+              <w:spacing w:after="0" w:before="60"/>
+            </w:pPr>
+            <w:r>
+              <w:rPr>
+                <w:rFonts w:ascii="Times New Roman" w:cs="Times New Roman" w:eastAsia="Times New Roman" w:hAnsi="Times New Roman"/>
+                <w:sz w:val="28"/>
+                <w:szCs w:val="28"/>
+              </w:rPr>
+              <w:t xml:space="preserve">10. Sinh viên đã đăng ký lớp này trước đó.</w:t>
+            </w:r>
+          </w:p>
+          <w:p>
+            <w:pPr>
+              <w:spacing w:after="0" w:before="60"/>
+            </w:pPr>
+            <w:r>
+              <w:rPr>
+                <w:rFonts w:ascii="Times New Roman" w:cs="Times New Roman" w:eastAsia="Times New Roman" w:hAnsi="Times New Roman"/>
+                <w:sz w:val="28"/>
+                <w:szCs w:val="28"/>
+              </w:rPr>
+              <w:t xml:space="preserve">10.1 Hệ thống phát hiện vi phạm ràng buộc unique(studentId, classId).</w:t>
+            </w:r>
+          </w:p>
+          <w:p>
+            <w:pPr>
+              <w:spacing w:after="0" w:before="60"/>
+            </w:pPr>
+            <w:r>
+              <w:rPr>
+                <w:rFonts w:ascii="Times New Roman" w:cs="Times New Roman" w:eastAsia="Times New Roman" w:hAnsi="Times New Roman"/>
+                <w:sz w:val="28"/>
+                <w:szCs w:val="28"/>
+              </w:rPr>
+              <w:t xml:space="preserve">10.2 Hệ thống hiển thị "Bạn đã đăng ký lớp này rồi".</w:t>
             </w:r>
           </w:p>
         </w:tc>
@@ -12123,7 +13828,7 @@
           </w:tcPr>
           <w:p>
             <w:pPr>
-              <w:spacing w:after="60" w:before="60"/>
+              <w:spacing w:after="0" w:before="60"/>
             </w:pPr>
             <w:r>
               <w:rPr>
@@ -12141,7 +13846,7 @@
           </w:tcPr>
           <w:p>
             <w:pPr>
-              <w:spacing w:after="60" w:before="60"/>
+              <w:spacing w:after="0" w:before="60"/>
             </w:pPr>
             <w:r>
               <w:rPr>
@@ -12158,7 +13863,7 @@
         <w:tc>
           <w:p>
             <w:pPr>
-              <w:spacing w:after="60" w:before="60"/>
+              <w:spacing w:after="0" w:before="60"/>
             </w:pPr>
             <w:r>
               <w:rPr>
@@ -12175,7 +13880,7 @@
         <w:tc>
           <w:p>
             <w:pPr>
-              <w:spacing w:after="60" w:before="60"/>
+              <w:spacing w:after="0" w:before="60"/>
             </w:pPr>
             <w:r>
               <w:rPr>
@@ -12192,7 +13897,7 @@
         <w:tc>
           <w:p>
             <w:pPr>
-              <w:spacing w:after="60" w:before="60"/>
+              <w:spacing w:after="0" w:before="60"/>
             </w:pPr>
             <w:r>
               <w:rPr>
@@ -12209,7 +13914,7 @@
         <w:tc>
           <w:p>
             <w:pPr>
-              <w:spacing w:after="60" w:before="60"/>
+              <w:spacing w:after="0" w:before="60"/>
             </w:pPr>
             <w:r>
               <w:rPr>
@@ -12226,7 +13931,7 @@
         <w:tc>
           <w:p>
             <w:pPr>
-              <w:spacing w:after="60" w:before="60"/>
+              <w:spacing w:after="0" w:before="60"/>
             </w:pPr>
             <w:r>
               <w:rPr>
@@ -12243,7 +13948,7 @@
         <w:tc>
           <w:p>
             <w:pPr>
-              <w:spacing w:after="60" w:before="60"/>
+              <w:spacing w:after="0" w:before="60"/>
             </w:pPr>
             <w:r>
               <w:rPr>
@@ -12260,7 +13965,7 @@
         <w:tc>
           <w:p>
             <w:pPr>
-              <w:spacing w:after="60" w:before="60"/>
+              <w:spacing w:after="0" w:before="60"/>
             </w:pPr>
             <w:r>
               <w:rPr>
@@ -12277,7 +13982,7 @@
         <w:tc>
           <w:p>
             <w:pPr>
-              <w:spacing w:after="60" w:before="60"/>
+              <w:spacing w:after="0" w:before="60"/>
             </w:pPr>
             <w:r>
               <w:rPr>
@@ -12294,7 +13999,7 @@
         <w:tc>
           <w:p>
             <w:pPr>
-              <w:spacing w:after="60" w:before="60"/>
+              <w:spacing w:after="0" w:before="60"/>
             </w:pPr>
             <w:r>
               <w:rPr>
@@ -12311,15 +14016,434 @@
         <w:tc>
           <w:p>
             <w:pPr>
-              <w:spacing w:after="60" w:before="60"/>
-            </w:pPr>
-            <w:r>
-              <w:rPr>
-                <w:rFonts w:ascii="Times New Roman" w:cs="Times New Roman" w:eastAsia="Times New Roman" w:hAnsi="Times New Roman"/>
-                <w:sz w:val="28"/>
-                <w:szCs w:val="28"/>
-              </w:rPr>
-              <w:t xml:space="preserve">1. Admin chọn chức năng "Quản lý lớp học" từ thanh điều hướng.&lt;br&gt;2. Hệ thống hiển thị giao diện quản lý lớp học (ClassManagementPage) với danh sách lớp học hiện tại và nút "Tạo lớp mới":&lt;br&gt;&lt;table&gt;&lt;tr&gt;&lt;th&gt;Mã lớp&lt;/th&gt;&lt;th&gt;Khóa học&lt;/th&gt;&lt;th&gt;Giảng viên&lt;/th&gt;&lt;th&gt;Học kỳ&lt;/th&gt;&lt;th&gt;Sĩ số tối đa&lt;/th&gt;&lt;th&gt;Trạng thái&lt;/th&gt;&lt;/tr&gt;&lt;tr&gt;&lt;td&gt;INT1340.01&lt;/td&gt;&lt;td&gt;Nhập môn CNPM&lt;/td&gt;&lt;td&gt;Đỗ Thị Liên&lt;/td&gt;&lt;td&gt;2025-1&lt;/td&gt;&lt;td&gt;40&lt;/td&gt;&lt;td&gt;Đang mở&lt;/td&gt;&lt;/tr&gt;&lt;tr&gt;&lt;td&gt;INT1434.01&lt;/td&gt;&lt;td&gt;Lập trình web&lt;/td&gt;&lt;td&gt;Trần Thị Mai&lt;/td&gt;&lt;td&gt;2025-1&lt;/td&gt;&lt;td&gt;40&lt;/td&gt;&lt;td&gt;Đang mở&lt;/td&gt;&lt;/tr&gt;&lt;/table&gt;&lt;br&gt;3. Admin nhấn nút "Tạo lớp mới".&lt;br&gt;4. Hệ thống hiển thị form tạo lớp học (ClassCreateForm) gồm: chọn Khóa học, nhập Mã lớp, chọn Giảng viên, nhập Học kỳ, nhập Phòng học, nhập tọa độ GPS (latitude/longitude), nhập Sĩ số tối đa.&lt;br&gt;5. Admin điền thông tin: Khóa học = "Nhập môn CNPM", Mã lớp = "INT1340.03", Giảng viên = "Đỗ Thị Liên", Học kỳ = "2025-1", Phòng = "B1-202", Latitude = 21.003451, Longitude = 105.843670, Sĩ số tối đa = 40.&lt;br&gt;6. Admin nhấn nút "Tạo lớp".&lt;br&gt;7. Hệ thống kiểm tra mã lớp "INT1340.03" chưa tồn tại.&lt;br&gt;8. Hệ thống tạo bản ghi Class mới trong CSDL.&lt;br&gt;9. Hệ thống hiển thị thông báo "Lớp học INT1340.03 đã được tạo thành công" và cập nhật danh sách.</w:t>
+              <w:spacing w:after="0" w:before="60"/>
+            </w:pPr>
+            <w:r>
+              <w:rPr>
+                <w:rFonts w:ascii="Times New Roman" w:cs="Times New Roman" w:eastAsia="Times New Roman" w:hAnsi="Times New Roman"/>
+                <w:sz w:val="28"/>
+                <w:szCs w:val="28"/>
+              </w:rPr>
+              <w:t xml:space="preserve">1. Admin chọn chức năng "Quản lý lớp học" từ thanh điều hướng.</w:t>
+            </w:r>
+          </w:p>
+          <w:p>
+            <w:pPr>
+              <w:spacing w:after="0" w:before="60"/>
+            </w:pPr>
+            <w:r>
+              <w:rPr>
+                <w:rFonts w:ascii="Times New Roman" w:cs="Times New Roman" w:eastAsia="Times New Roman" w:hAnsi="Times New Roman"/>
+                <w:sz w:val="28"/>
+                <w:szCs w:val="28"/>
+              </w:rPr>
+              <w:t xml:space="preserve">2. Hệ thống hiển thị giao diện quản lý lớp học (ClassManagementPage) với danh sách lớp học hiện tại và nút "Tạo lớp mới":</w:t>
+            </w:r>
+          </w:p>
+          <w:tbl>
+            <w:tblPr>
+              <w:tblW w:type="pct" w:w="100%"/>
+              <w:tblBorders>
+                <w:top w:val="single" w:color="auto" w:sz="4"/>
+                <w:left w:val="single" w:color="auto" w:sz="4"/>
+                <w:bottom w:val="single" w:color="auto" w:sz="4"/>
+                <w:right w:val="single" w:color="auto" w:sz="4"/>
+                <w:insideH w:val="single" w:color="auto" w:sz="4"/>
+                <w:insideV w:val="single" w:color="auto" w:sz="4"/>
+              </w:tblBorders>
+            </w:tblPr>
+            <w:tblGrid>
+              <w:gridCol w:w="100"/>
+              <w:gridCol w:w="100"/>
+              <w:gridCol w:w="100"/>
+              <w:gridCol w:w="100"/>
+              <w:gridCol w:w="100"/>
+              <w:gridCol w:w="100"/>
+            </w:tblGrid>
+            <w:tr>
+              <w:tc>
+                <w:tcPr>
+                  <w:shd w:fill="D9D9D9" w:color="auto" w:val="clear"/>
+                </w:tcPr>
+                <w:p>
+                  <w:pPr>
+                    <w:spacing w:after="0" w:before="60"/>
+                  </w:pPr>
+                  <w:r>
+                    <w:rPr>
+                      <w:rFonts w:ascii="Times New Roman" w:cs="Times New Roman" w:eastAsia="Times New Roman" w:hAnsi="Times New Roman"/>
+                      <w:sz w:val="28"/>
+                      <w:szCs w:val="28"/>
+                    </w:rPr>
+                    <w:t xml:space="preserve">Mã lớp</w:t>
+                  </w:r>
+                </w:p>
+              </w:tc>
+              <w:tc>
+                <w:tcPr>
+                  <w:shd w:fill="D9D9D9" w:color="auto" w:val="clear"/>
+                </w:tcPr>
+                <w:p>
+                  <w:pPr>
+                    <w:spacing w:after="0" w:before="60"/>
+                  </w:pPr>
+                  <w:r>
+                    <w:rPr>
+                      <w:rFonts w:ascii="Times New Roman" w:cs="Times New Roman" w:eastAsia="Times New Roman" w:hAnsi="Times New Roman"/>
+                      <w:sz w:val="28"/>
+                      <w:szCs w:val="28"/>
+                    </w:rPr>
+                    <w:t xml:space="preserve">Khóa học</w:t>
+                  </w:r>
+                </w:p>
+              </w:tc>
+              <w:tc>
+                <w:tcPr>
+                  <w:shd w:fill="D9D9D9" w:color="auto" w:val="clear"/>
+                </w:tcPr>
+                <w:p>
+                  <w:pPr>
+                    <w:spacing w:after="0" w:before="60"/>
+                  </w:pPr>
+                  <w:r>
+                    <w:rPr>
+                      <w:rFonts w:ascii="Times New Roman" w:cs="Times New Roman" w:eastAsia="Times New Roman" w:hAnsi="Times New Roman"/>
+                      <w:sz w:val="28"/>
+                      <w:szCs w:val="28"/>
+                    </w:rPr>
+                    <w:t xml:space="preserve">Giảng viên</w:t>
+                  </w:r>
+                </w:p>
+              </w:tc>
+              <w:tc>
+                <w:tcPr>
+                  <w:shd w:fill="D9D9D9" w:color="auto" w:val="clear"/>
+                </w:tcPr>
+                <w:p>
+                  <w:pPr>
+                    <w:spacing w:after="0" w:before="60"/>
+                  </w:pPr>
+                  <w:r>
+                    <w:rPr>
+                      <w:rFonts w:ascii="Times New Roman" w:cs="Times New Roman" w:eastAsia="Times New Roman" w:hAnsi="Times New Roman"/>
+                      <w:sz w:val="28"/>
+                      <w:szCs w:val="28"/>
+                    </w:rPr>
+                    <w:t xml:space="preserve">Học kỳ</w:t>
+                  </w:r>
+                </w:p>
+              </w:tc>
+              <w:tc>
+                <w:tcPr>
+                  <w:shd w:fill="D9D9D9" w:color="auto" w:val="clear"/>
+                </w:tcPr>
+                <w:p>
+                  <w:pPr>
+                    <w:spacing w:after="0" w:before="60"/>
+                  </w:pPr>
+                  <w:r>
+                    <w:rPr>
+                      <w:rFonts w:ascii="Times New Roman" w:cs="Times New Roman" w:eastAsia="Times New Roman" w:hAnsi="Times New Roman"/>
+                      <w:sz w:val="28"/>
+                      <w:szCs w:val="28"/>
+                    </w:rPr>
+                    <w:t xml:space="preserve">Sĩ số tối đa</w:t>
+                  </w:r>
+                </w:p>
+              </w:tc>
+              <w:tc>
+                <w:tcPr>
+                  <w:shd w:fill="D9D9D9" w:color="auto" w:val="clear"/>
+                </w:tcPr>
+                <w:p>
+                  <w:pPr>
+                    <w:spacing w:after="0" w:before="60"/>
+                  </w:pPr>
+                  <w:r>
+                    <w:rPr>
+                      <w:rFonts w:ascii="Times New Roman" w:cs="Times New Roman" w:eastAsia="Times New Roman" w:hAnsi="Times New Roman"/>
+                      <w:sz w:val="28"/>
+                      <w:szCs w:val="28"/>
+                    </w:rPr>
+                    <w:t xml:space="preserve">Trạng thái</w:t>
+                  </w:r>
+                </w:p>
+              </w:tc>
+            </w:tr>
+            <w:tr>
+              <w:tc>
+                <w:p>
+                  <w:pPr>
+                    <w:spacing w:after="0" w:before="60"/>
+                  </w:pPr>
+                  <w:r>
+                    <w:rPr>
+                      <w:rFonts w:ascii="Times New Roman" w:cs="Times New Roman" w:eastAsia="Times New Roman" w:hAnsi="Times New Roman"/>
+                      <w:sz w:val="28"/>
+                      <w:szCs w:val="28"/>
+                    </w:rPr>
+                    <w:t xml:space="preserve">INT1340.01</w:t>
+                  </w:r>
+                </w:p>
+              </w:tc>
+              <w:tc>
+                <w:p>
+                  <w:pPr>
+                    <w:spacing w:after="0" w:before="60"/>
+                  </w:pPr>
+                  <w:r>
+                    <w:rPr>
+                      <w:rFonts w:ascii="Times New Roman" w:cs="Times New Roman" w:eastAsia="Times New Roman" w:hAnsi="Times New Roman"/>
+                      <w:sz w:val="28"/>
+                      <w:szCs w:val="28"/>
+                    </w:rPr>
+                    <w:t xml:space="preserve">Nhập môn CNPM</w:t>
+                  </w:r>
+                </w:p>
+              </w:tc>
+              <w:tc>
+                <w:p>
+                  <w:pPr>
+                    <w:spacing w:after="0" w:before="60"/>
+                  </w:pPr>
+                  <w:r>
+                    <w:rPr>
+                      <w:rFonts w:ascii="Times New Roman" w:cs="Times New Roman" w:eastAsia="Times New Roman" w:hAnsi="Times New Roman"/>
+                      <w:sz w:val="28"/>
+                      <w:szCs w:val="28"/>
+                    </w:rPr>
+                    <w:t xml:space="preserve">Đỗ Thị Liên</w:t>
+                  </w:r>
+                </w:p>
+              </w:tc>
+              <w:tc>
+                <w:p>
+                  <w:pPr>
+                    <w:spacing w:after="0" w:before="60"/>
+                  </w:pPr>
+                  <w:r>
+                    <w:rPr>
+                      <w:rFonts w:ascii="Times New Roman" w:cs="Times New Roman" w:eastAsia="Times New Roman" w:hAnsi="Times New Roman"/>
+                      <w:sz w:val="28"/>
+                      <w:szCs w:val="28"/>
+                    </w:rPr>
+                    <w:t xml:space="preserve">2025-1</w:t>
+                  </w:r>
+                </w:p>
+              </w:tc>
+              <w:tc>
+                <w:p>
+                  <w:pPr>
+                    <w:spacing w:after="0" w:before="60"/>
+                  </w:pPr>
+                  <w:r>
+                    <w:rPr>
+                      <w:rFonts w:ascii="Times New Roman" w:cs="Times New Roman" w:eastAsia="Times New Roman" w:hAnsi="Times New Roman"/>
+                      <w:sz w:val="28"/>
+                      <w:szCs w:val="28"/>
+                    </w:rPr>
+                    <w:t xml:space="preserve">40</w:t>
+                  </w:r>
+                </w:p>
+              </w:tc>
+              <w:tc>
+                <w:p>
+                  <w:pPr>
+                    <w:spacing w:after="0" w:before="60"/>
+                  </w:pPr>
+                  <w:r>
+                    <w:rPr>
+                      <w:rFonts w:ascii="Times New Roman" w:cs="Times New Roman" w:eastAsia="Times New Roman" w:hAnsi="Times New Roman"/>
+                      <w:sz w:val="28"/>
+                      <w:szCs w:val="28"/>
+                    </w:rPr>
+                    <w:t xml:space="preserve">Đang mở</w:t>
+                  </w:r>
+                </w:p>
+              </w:tc>
+            </w:tr>
+            <w:tr>
+              <w:tc>
+                <w:p>
+                  <w:pPr>
+                    <w:spacing w:after="0" w:before="60"/>
+                  </w:pPr>
+                  <w:r>
+                    <w:rPr>
+                      <w:rFonts w:ascii="Times New Roman" w:cs="Times New Roman" w:eastAsia="Times New Roman" w:hAnsi="Times New Roman"/>
+                      <w:sz w:val="28"/>
+                      <w:szCs w:val="28"/>
+                    </w:rPr>
+                    <w:t xml:space="preserve">INT1434.01</w:t>
+                  </w:r>
+                </w:p>
+              </w:tc>
+              <w:tc>
+                <w:p>
+                  <w:pPr>
+                    <w:spacing w:after="0" w:before="60"/>
+                  </w:pPr>
+                  <w:r>
+                    <w:rPr>
+                      <w:rFonts w:ascii="Times New Roman" w:cs="Times New Roman" w:eastAsia="Times New Roman" w:hAnsi="Times New Roman"/>
+                      <w:sz w:val="28"/>
+                      <w:szCs w:val="28"/>
+                    </w:rPr>
+                    <w:t xml:space="preserve">Lập trình web</w:t>
+                  </w:r>
+                </w:p>
+              </w:tc>
+              <w:tc>
+                <w:p>
+                  <w:pPr>
+                    <w:spacing w:after="0" w:before="60"/>
+                  </w:pPr>
+                  <w:r>
+                    <w:rPr>
+                      <w:rFonts w:ascii="Times New Roman" w:cs="Times New Roman" w:eastAsia="Times New Roman" w:hAnsi="Times New Roman"/>
+                      <w:sz w:val="28"/>
+                      <w:szCs w:val="28"/>
+                    </w:rPr>
+                    <w:t xml:space="preserve">Trần Thị Mai</w:t>
+                  </w:r>
+                </w:p>
+              </w:tc>
+              <w:tc>
+                <w:p>
+                  <w:pPr>
+                    <w:spacing w:after="0" w:before="60"/>
+                  </w:pPr>
+                  <w:r>
+                    <w:rPr>
+                      <w:rFonts w:ascii="Times New Roman" w:cs="Times New Roman" w:eastAsia="Times New Roman" w:hAnsi="Times New Roman"/>
+                      <w:sz w:val="28"/>
+                      <w:szCs w:val="28"/>
+                    </w:rPr>
+                    <w:t xml:space="preserve">2025-1</w:t>
+                  </w:r>
+                </w:p>
+              </w:tc>
+              <w:tc>
+                <w:p>
+                  <w:pPr>
+                    <w:spacing w:after="0" w:before="60"/>
+                  </w:pPr>
+                  <w:r>
+                    <w:rPr>
+                      <w:rFonts w:ascii="Times New Roman" w:cs="Times New Roman" w:eastAsia="Times New Roman" w:hAnsi="Times New Roman"/>
+                      <w:sz w:val="28"/>
+                      <w:szCs w:val="28"/>
+                    </w:rPr>
+                    <w:t xml:space="preserve">40</w:t>
+                  </w:r>
+                </w:p>
+              </w:tc>
+              <w:tc>
+                <w:p>
+                  <w:pPr>
+                    <w:spacing w:after="0" w:before="60"/>
+                  </w:pPr>
+                  <w:r>
+                    <w:rPr>
+                      <w:rFonts w:ascii="Times New Roman" w:cs="Times New Roman" w:eastAsia="Times New Roman" w:hAnsi="Times New Roman"/>
+                      <w:sz w:val="28"/>
+                      <w:szCs w:val="28"/>
+                    </w:rPr>
+                    <w:t xml:space="preserve">Đang mở</w:t>
+                  </w:r>
+                </w:p>
+              </w:tc>
+            </w:tr>
+          </w:tbl>
+          <w:p>
+            <w:pPr>
+              <w:spacing w:after="0" w:before="60"/>
+            </w:pPr>
+            <w:r>
+              <w:rPr>
+                <w:rFonts w:ascii="Times New Roman" w:cs="Times New Roman" w:eastAsia="Times New Roman" w:hAnsi="Times New Roman"/>
+                <w:sz w:val="28"/>
+                <w:szCs w:val="28"/>
+              </w:rPr>
+              <w:t xml:space="preserve">3. Admin nhấn nút "Tạo lớp mới".</w:t>
+            </w:r>
+          </w:p>
+          <w:p>
+            <w:pPr>
+              <w:spacing w:after="0" w:before="60"/>
+            </w:pPr>
+            <w:r>
+              <w:rPr>
+                <w:rFonts w:ascii="Times New Roman" w:cs="Times New Roman" w:eastAsia="Times New Roman" w:hAnsi="Times New Roman"/>
+                <w:sz w:val="28"/>
+                <w:szCs w:val="28"/>
+              </w:rPr>
+              <w:t xml:space="preserve">4. Hệ thống hiển thị form tạo lớp học (ClassCreateForm) gồm: chọn Khóa học, nhập Mã lớp, chọn Giảng viên, nhập Học kỳ, nhập Phòng học, nhập tọa độ GPS (latitude/longitude), nhập Sĩ số tối đa.</w:t>
+            </w:r>
+          </w:p>
+          <w:p>
+            <w:pPr>
+              <w:spacing w:after="0" w:before="60"/>
+            </w:pPr>
+            <w:r>
+              <w:rPr>
+                <w:rFonts w:ascii="Times New Roman" w:cs="Times New Roman" w:eastAsia="Times New Roman" w:hAnsi="Times New Roman"/>
+                <w:sz w:val="28"/>
+                <w:szCs w:val="28"/>
+              </w:rPr>
+              <w:t xml:space="preserve">5. Admin điền thông tin: Khóa học = "Nhập môn CNPM", Mã lớp = "INT1340.03", Giảng viên = "Đỗ Thị Liên", Học kỳ = "2025-1", Phòng = "B1-202", Latitude = 21.003451, Longitude = 105.843670, Sĩ số tối đa = 40.</w:t>
+            </w:r>
+          </w:p>
+          <w:p>
+            <w:pPr>
+              <w:spacing w:after="0" w:before="60"/>
+            </w:pPr>
+            <w:r>
+              <w:rPr>
+                <w:rFonts w:ascii="Times New Roman" w:cs="Times New Roman" w:eastAsia="Times New Roman" w:hAnsi="Times New Roman"/>
+                <w:sz w:val="28"/>
+                <w:szCs w:val="28"/>
+              </w:rPr>
+              <w:t xml:space="preserve">6. Admin nhấn nút "Tạo lớp".</w:t>
+            </w:r>
+          </w:p>
+          <w:p>
+            <w:pPr>
+              <w:spacing w:after="0" w:before="60"/>
+            </w:pPr>
+            <w:r>
+              <w:rPr>
+                <w:rFonts w:ascii="Times New Roman" w:cs="Times New Roman" w:eastAsia="Times New Roman" w:hAnsi="Times New Roman"/>
+                <w:sz w:val="28"/>
+                <w:szCs w:val="28"/>
+              </w:rPr>
+              <w:t xml:space="preserve">7. Hệ thống kiểm tra mã lớp "INT1340.03" chưa tồn tại.</w:t>
+            </w:r>
+          </w:p>
+          <w:p>
+            <w:pPr>
+              <w:spacing w:after="0" w:before="60"/>
+            </w:pPr>
+            <w:r>
+              <w:rPr>
+                <w:rFonts w:ascii="Times New Roman" w:cs="Times New Roman" w:eastAsia="Times New Roman" w:hAnsi="Times New Roman"/>
+                <w:sz w:val="28"/>
+                <w:szCs w:val="28"/>
+              </w:rPr>
+              <w:t xml:space="preserve">8. Hệ thống tạo bản ghi Class mới trong CSDL.</w:t>
+            </w:r>
+          </w:p>
+          <w:p>
+            <w:pPr>
+              <w:spacing w:after="0" w:before="60"/>
+            </w:pPr>
+            <w:r>
+              <w:rPr>
+                <w:rFonts w:ascii="Times New Roman" w:cs="Times New Roman" w:eastAsia="Times New Roman" w:hAnsi="Times New Roman"/>
+                <w:sz w:val="28"/>
+                <w:szCs w:val="28"/>
+              </w:rPr>
+              <w:t xml:space="preserve">9. Hệ thống hiển thị thông báo "Lớp học INT1340.03 đã được tạo thành công" và cập nhật danh sách.</w:t>
             </w:r>
           </w:p>
         </w:tc>
@@ -12328,7 +14452,7 @@
         <w:tc>
           <w:p>
             <w:pPr>
-              <w:spacing w:after="60" w:before="60"/>
+              <w:spacing w:after="0" w:before="60"/>
             </w:pPr>
             <w:r>
               <w:rPr>
@@ -12345,15 +14469,80 @@
         <w:tc>
           <w:p>
             <w:pPr>
-              <w:spacing w:after="60" w:before="60"/>
-            </w:pPr>
-            <w:r>
-              <w:rPr>
-                <w:rFonts w:ascii="Times New Roman" w:cs="Times New Roman" w:eastAsia="Times New Roman" w:hAnsi="Times New Roman"/>
-                <w:sz w:val="28"/>
-                <w:szCs w:val="28"/>
-              </w:rPr>
-              <w:t xml:space="preserve">7. Mã lớp "INT1340.03" đã tồn tại.&lt;br&gt;7.1 Hệ thống hiển thị lỗi "Mã lớp đã được sử dụng, vui lòng nhập mã khác".&lt;br&gt;7.2 Admin nhập mã lớp khác (quay về Bước 5).&lt;br&gt;&lt;br&gt;5. Tọa độ GPS nhập không hợp lệ (ngoài phạm vi [-90,90] hoặc [-180,180]).&lt;br&gt;5.1 Hệ thống hiển thị lỗi validate trực tiếp trên ô nhập.&lt;br&gt;5.2 Admin nhập lại tọa độ (quay về Bước 5).</w:t>
+              <w:spacing w:after="0" w:before="60"/>
+            </w:pPr>
+            <w:r>
+              <w:rPr>
+                <w:rFonts w:ascii="Times New Roman" w:cs="Times New Roman" w:eastAsia="Times New Roman" w:hAnsi="Times New Roman"/>
+                <w:sz w:val="28"/>
+                <w:szCs w:val="28"/>
+              </w:rPr>
+              <w:t xml:space="preserve">7. Mã lớp "INT1340.03" đã tồn tại.</w:t>
+            </w:r>
+          </w:p>
+          <w:p>
+            <w:pPr>
+              <w:spacing w:after="0" w:before="60"/>
+            </w:pPr>
+            <w:r>
+              <w:rPr>
+                <w:rFonts w:ascii="Times New Roman" w:cs="Times New Roman" w:eastAsia="Times New Roman" w:hAnsi="Times New Roman"/>
+                <w:sz w:val="28"/>
+                <w:szCs w:val="28"/>
+              </w:rPr>
+              <w:t xml:space="preserve">7.1 Hệ thống hiển thị lỗi "Mã lớp đã được sử dụng, vui lòng nhập mã khác".</w:t>
+            </w:r>
+          </w:p>
+          <w:p>
+            <w:pPr>
+              <w:spacing w:after="0" w:before="60"/>
+            </w:pPr>
+            <w:r>
+              <w:rPr>
+                <w:rFonts w:ascii="Times New Roman" w:cs="Times New Roman" w:eastAsia="Times New Roman" w:hAnsi="Times New Roman"/>
+                <w:sz w:val="28"/>
+                <w:szCs w:val="28"/>
+              </w:rPr>
+              <w:t xml:space="preserve">7.2 Admin nhập mã lớp khác (quay về Bước 5).</w:t>
+            </w:r>
+          </w:p>
+          <w:p>
+            <w:pPr>
+              <w:spacing w:after="0" w:before="60"/>
+            </w:pPr>
+            <w:r>
+              <w:rPr>
+                <w:rFonts w:ascii="Times New Roman" w:cs="Times New Roman" w:eastAsia="Times New Roman" w:hAnsi="Times New Roman"/>
+                <w:sz w:val="28"/>
+                <w:szCs w:val="28"/>
+              </w:rPr>
+              <w:t xml:space="preserve">5. Tọa độ GPS nhập không hợp lệ (ngoài phạm vi [-90,90] hoặc [-180,180]).</w:t>
+            </w:r>
+          </w:p>
+          <w:p>
+            <w:pPr>
+              <w:spacing w:after="0" w:before="60"/>
+            </w:pPr>
+            <w:r>
+              <w:rPr>
+                <w:rFonts w:ascii="Times New Roman" w:cs="Times New Roman" w:eastAsia="Times New Roman" w:hAnsi="Times New Roman"/>
+                <w:sz w:val="28"/>
+                <w:szCs w:val="28"/>
+              </w:rPr>
+              <w:t xml:space="preserve">5.1 Hệ thống hiển thị lỗi validate trực tiếp trên ô nhập.</w:t>
+            </w:r>
+          </w:p>
+          <w:p>
+            <w:pPr>
+              <w:spacing w:after="0" w:before="60"/>
+            </w:pPr>
+            <w:r>
+              <w:rPr>
+                <w:rFonts w:ascii="Times New Roman" w:cs="Times New Roman" w:eastAsia="Times New Roman" w:hAnsi="Times New Roman"/>
+                <w:sz w:val="28"/>
+                <w:szCs w:val="28"/>
+              </w:rPr>
+              <w:t xml:space="preserve">5.2 Admin nhập lại tọa độ (quay về Bước 5).</w:t>
             </w:r>
           </w:p>
         </w:tc>
@@ -13676,7 +15865,7 @@
           </w:tcPr>
           <w:p>
             <w:pPr>
-              <w:spacing w:after="60" w:before="60"/>
+              <w:spacing w:after="0" w:before="60"/>
             </w:pPr>
             <w:r>
               <w:rPr>
@@ -13694,7 +15883,7 @@
           </w:tcPr>
           <w:p>
             <w:pPr>
-              <w:spacing w:after="60" w:before="60"/>
+              <w:spacing w:after="0" w:before="60"/>
             </w:pPr>
             <w:r>
               <w:rPr>
@@ -13712,7 +15901,7 @@
           </w:tcPr>
           <w:p>
             <w:pPr>
-              <w:spacing w:after="60" w:before="60"/>
+              <w:spacing w:after="0" w:before="60"/>
             </w:pPr>
             <w:r>
               <w:rPr>
@@ -13730,7 +15919,7 @@
           </w:tcPr>
           <w:p>
             <w:pPr>
-              <w:spacing w:after="60" w:before="60"/>
+              <w:spacing w:after="0" w:before="60"/>
             </w:pPr>
             <w:r>
               <w:rPr>
@@ -13748,7 +15937,7 @@
           </w:tcPr>
           <w:p>
             <w:pPr>
-              <w:spacing w:after="60" w:before="60"/>
+              <w:spacing w:after="0" w:before="60"/>
             </w:pPr>
             <w:r>
               <w:rPr>
@@ -13765,7 +15954,7 @@
         <w:tc>
           <w:p>
             <w:pPr>
-              <w:spacing w:after="60" w:before="60"/>
+              <w:spacing w:after="0" w:before="60"/>
             </w:pPr>
             <w:r>
               <w:rPr>
@@ -13780,7 +15969,7 @@
         <w:tc>
           <w:p>
             <w:pPr>
-              <w:spacing w:after="60" w:before="60"/>
+              <w:spacing w:after="0" w:before="60"/>
             </w:pPr>
             <w:r>
               <w:rPr>
@@ -13795,7 +15984,7 @@
         <w:tc>
           <w:p>
             <w:pPr>
-              <w:spacing w:after="60" w:before="60"/>
+              <w:spacing w:after="0" w:before="60"/>
             </w:pPr>
             <w:r>
               <w:rPr>
@@ -13810,7 +15999,7 @@
         <w:tc>
           <w:p>
             <w:pPr>
-              <w:spacing w:after="60" w:before="60"/>
+              <w:spacing w:after="0" w:before="60"/>
             </w:pPr>
             <w:r>
               <w:rPr>
@@ -13825,7 +16014,7 @@
         <w:tc>
           <w:p>
             <w:pPr>
-              <w:spacing w:after="60" w:before="60"/>
+              <w:spacing w:after="0" w:before="60"/>
             </w:pPr>
             <w:r>
               <w:rPr>
@@ -13842,7 +16031,7 @@
         <w:tc>
           <w:p>
             <w:pPr>
-              <w:spacing w:after="60" w:before="60"/>
+              <w:spacing w:after="0" w:before="60"/>
             </w:pPr>
             <w:r>
               <w:rPr>
@@ -13857,7 +16046,7 @@
         <w:tc>
           <w:p>
             <w:pPr>
-              <w:spacing w:after="60" w:before="60"/>
+              <w:spacing w:after="0" w:before="60"/>
             </w:pPr>
             <w:r>
               <w:rPr>
@@ -13872,7 +16061,7 @@
         <w:tc>
           <w:p>
             <w:pPr>
-              <w:spacing w:after="60" w:before="60"/>
+              <w:spacing w:after="0" w:before="60"/>
             </w:pPr>
             <w:r>
               <w:rPr>
@@ -13887,7 +16076,7 @@
         <w:tc>
           <w:p>
             <w:pPr>
-              <w:spacing w:after="60" w:before="60"/>
+              <w:spacing w:after="0" w:before="60"/>
             </w:pPr>
             <w:r>
               <w:rPr>
@@ -13902,7 +16091,7 @@
         <w:tc>
           <w:p>
             <w:pPr>
-              <w:spacing w:after="60" w:before="60"/>
+              <w:spacing w:after="0" w:before="60"/>
             </w:pPr>
             <w:r>
               <w:rPr>
@@ -13919,7 +16108,7 @@
         <w:tc>
           <w:p>
             <w:pPr>
-              <w:spacing w:after="60" w:before="60"/>
+              <w:spacing w:after="0" w:before="60"/>
             </w:pPr>
             <w:r>
               <w:rPr>
@@ -13934,7 +16123,7 @@
         <w:tc>
           <w:p>
             <w:pPr>
-              <w:spacing w:after="60" w:before="60"/>
+              <w:spacing w:after="0" w:before="60"/>
             </w:pPr>
             <w:r>
               <w:rPr>
@@ -13949,7 +16138,7 @@
         <w:tc>
           <w:p>
             <w:pPr>
-              <w:spacing w:after="60" w:before="60"/>
+              <w:spacing w:after="0" w:before="60"/>
             </w:pPr>
             <w:r>
               <w:rPr>
@@ -13964,7 +16153,7 @@
         <w:tc>
           <w:p>
             <w:pPr>
-              <w:spacing w:after="60" w:before="60"/>
+              <w:spacing w:after="0" w:before="60"/>
             </w:pPr>
             <w:r>
               <w:rPr>
@@ -13979,7 +16168,7 @@
         <w:tc>
           <w:p>
             <w:pPr>
-              <w:spacing w:after="60" w:before="60"/>
+              <w:spacing w:after="0" w:before="60"/>
             </w:pPr>
             <w:r>
               <w:rPr>
@@ -13996,7 +16185,7 @@
         <w:tc>
           <w:p>
             <w:pPr>
-              <w:spacing w:after="60" w:before="60"/>
+              <w:spacing w:after="0" w:before="60"/>
             </w:pPr>
             <w:r>
               <w:rPr>
@@ -14011,7 +16200,7 @@
         <w:tc>
           <w:p>
             <w:pPr>
-              <w:spacing w:after="60" w:before="60"/>
+              <w:spacing w:after="0" w:before="60"/>
             </w:pPr>
             <w:r>
               <w:rPr>
@@ -14026,7 +16215,7 @@
         <w:tc>
           <w:p>
             <w:pPr>
-              <w:spacing w:after="60" w:before="60"/>
+              <w:spacing w:after="0" w:before="60"/>
             </w:pPr>
             <w:r>
               <w:rPr>
@@ -14041,7 +16230,7 @@
         <w:tc>
           <w:p>
             <w:pPr>
-              <w:spacing w:after="60" w:before="60"/>
+              <w:spacing w:after="0" w:before="60"/>
             </w:pPr>
             <w:r>
               <w:rPr>
@@ -14056,7 +16245,7 @@
         <w:tc>
           <w:p>
             <w:pPr>
-              <w:spacing w:after="60" w:before="60"/>
+              <w:spacing w:after="0" w:before="60"/>
             </w:pPr>
             <w:r>
               <w:rPr>
@@ -14073,7 +16262,7 @@
         <w:tc>
           <w:p>
             <w:pPr>
-              <w:spacing w:after="60" w:before="60"/>
+              <w:spacing w:after="0" w:before="60"/>
             </w:pPr>
             <w:r>
               <w:rPr>
@@ -14088,7 +16277,7 @@
         <w:tc>
           <w:p>
             <w:pPr>
-              <w:spacing w:after="60" w:before="60"/>
+              <w:spacing w:after="0" w:before="60"/>
             </w:pPr>
             <w:r>
               <w:rPr>
@@ -14103,7 +16292,7 @@
         <w:tc>
           <w:p>
             <w:pPr>
-              <w:spacing w:after="60" w:before="60"/>
+              <w:spacing w:after="0" w:before="60"/>
             </w:pPr>
             <w:r>
               <w:rPr>
@@ -14118,7 +16307,7 @@
         <w:tc>
           <w:p>
             <w:pPr>
-              <w:spacing w:after="60" w:before="60"/>
+              <w:spacing w:after="0" w:before="60"/>
             </w:pPr>
             <w:r>
               <w:rPr>
@@ -14133,7 +16322,7 @@
         <w:tc>
           <w:p>
             <w:pPr>
-              <w:spacing w:after="60" w:before="60"/>
+              <w:spacing w:after="0" w:before="60"/>
             </w:pPr>
             <w:r>
               <w:rPr>
@@ -16822,7 +19011,7 @@
           </w:tcPr>
           <w:p>
             <w:pPr>
-              <w:spacing w:after="60" w:before="60"/>
+              <w:spacing w:after="0" w:before="60"/>
             </w:pPr>
             <w:r>
               <w:rPr>
@@ -16840,7 +19029,7 @@
           </w:tcPr>
           <w:p>
             <w:pPr>
-              <w:spacing w:after="60" w:before="60"/>
+              <w:spacing w:after="0" w:before="60"/>
             </w:pPr>
             <w:r>
               <w:rPr>
@@ -16857,7 +19046,7 @@
         <w:tc>
           <w:p>
             <w:pPr>
-              <w:spacing w:after="60" w:before="60"/>
+              <w:spacing w:after="0" w:before="60"/>
             </w:pPr>
             <w:r>
               <w:rPr>
@@ -16874,7 +19063,7 @@
         <w:tc>
           <w:p>
             <w:pPr>
-              <w:spacing w:after="60" w:before="60"/>
+              <w:spacing w:after="0" w:before="60"/>
             </w:pPr>
             <w:r>
               <w:rPr>
@@ -16891,7 +19080,7 @@
         <w:tc>
           <w:p>
             <w:pPr>
-              <w:spacing w:after="60" w:before="60"/>
+              <w:spacing w:after="0" w:before="60"/>
             </w:pPr>
             <w:r>
               <w:rPr>
@@ -16908,7 +19097,7 @@
         <w:tc>
           <w:p>
             <w:pPr>
-              <w:spacing w:after="60" w:before="60"/>
+              <w:spacing w:after="0" w:before="60"/>
             </w:pPr>
             <w:r>
               <w:rPr>
@@ -16925,7 +19114,7 @@
         <w:tc>
           <w:p>
             <w:pPr>
-              <w:spacing w:after="60" w:before="60"/>
+              <w:spacing w:after="0" w:before="60"/>
             </w:pPr>
             <w:r>
               <w:rPr>
@@ -16942,7 +19131,7 @@
         <w:tc>
           <w:p>
             <w:pPr>
-              <w:spacing w:after="60" w:before="60"/>
+              <w:spacing w:after="0" w:before="60"/>
             </w:pPr>
             <w:r>
               <w:rPr>
@@ -16959,7 +19148,7 @@
         <w:tc>
           <w:p>
             <w:pPr>
-              <w:spacing w:after="60" w:before="60"/>
+              <w:spacing w:after="0" w:before="60"/>
             </w:pPr>
             <w:r>
               <w:rPr>
@@ -16976,7 +19165,7 @@
         <w:tc>
           <w:p>
             <w:pPr>
-              <w:spacing w:after="60" w:before="60"/>
+              <w:spacing w:after="0" w:before="60"/>
             </w:pPr>
             <w:r>
               <w:rPr>
@@ -16993,7 +19182,7 @@
         <w:tc>
           <w:p>
             <w:pPr>
-              <w:spacing w:after="60" w:before="60"/>
+              <w:spacing w:after="0" w:before="60"/>
             </w:pPr>
             <w:r>
               <w:rPr>
@@ -17010,15 +19199,80 @@
         <w:tc>
           <w:p>
             <w:pPr>
-              <w:spacing w:after="60" w:before="60"/>
-            </w:pPr>
-            <w:r>
-              <w:rPr>
-                <w:rFonts w:ascii="Times New Roman" w:cs="Times New Roman" w:eastAsia="Times New Roman" w:hAnsi="Times New Roman"/>
-                <w:sz w:val="28"/>
-                <w:szCs w:val="28"/>
-              </w:rPr>
-              <w:t xml:space="preserve">1. Giảng viên mở phiên điểm danh và màn hình hiển thị QR Code đang chạy đếm ngược 5 giây.&lt;br&gt;2. Hệ thống (backend) liên tục tạo QR Token mới bằng HMAC-SHA256 mỗi 5 giây và lưu vào Redis.&lt;br&gt;3. Sinh viên mở ứng dụng và chọn chức năng "Điểm danh".&lt;br&gt;4. Hệ thống hiển thị giao diện quét QR (AttendancePage) với nút "Quét mã QR" và nút "Cho phép truy cập vị trí".&lt;br&gt;5. Sinh viên nhấn "Quét mã QR" và hướng camera vào mã QR trên màn hình giảng viên.&lt;br&gt;6. Ứng dụng giải mã QR Token thành </w:t>
+              <w:spacing w:after="0" w:before="60"/>
+            </w:pPr>
+            <w:r>
+              <w:rPr>
+                <w:rFonts w:ascii="Times New Roman" w:cs="Times New Roman" w:eastAsia="Times New Roman" w:hAnsi="Times New Roman"/>
+                <w:sz w:val="28"/>
+                <w:szCs w:val="28"/>
+              </w:rPr>
+              <w:t xml:space="preserve">1. Giảng viên mở phiên điểm danh và màn hình hiển thị QR Code đang chạy đếm ngược 5 giây.</w:t>
+            </w:r>
+          </w:p>
+          <w:p>
+            <w:pPr>
+              <w:spacing w:after="0" w:before="60"/>
+            </w:pPr>
+            <w:r>
+              <w:rPr>
+                <w:rFonts w:ascii="Times New Roman" w:cs="Times New Roman" w:eastAsia="Times New Roman" w:hAnsi="Times New Roman"/>
+                <w:sz w:val="28"/>
+                <w:szCs w:val="28"/>
+              </w:rPr>
+              <w:t xml:space="preserve">2. Hệ thống (backend) liên tục tạo QR Token mới bằng HMAC-SHA256 mỗi 5 giây và lưu vào Redis.</w:t>
+            </w:r>
+          </w:p>
+          <w:p>
+            <w:pPr>
+              <w:spacing w:after="0" w:before="60"/>
+            </w:pPr>
+            <w:r>
+              <w:rPr>
+                <w:rFonts w:ascii="Times New Roman" w:cs="Times New Roman" w:eastAsia="Times New Roman" w:hAnsi="Times New Roman"/>
+                <w:sz w:val="28"/>
+                <w:szCs w:val="28"/>
+              </w:rPr>
+              <w:t xml:space="preserve">3. Sinh viên mở ứng dụng và chọn chức năng "Điểm danh".</w:t>
+            </w:r>
+          </w:p>
+          <w:p>
+            <w:pPr>
+              <w:spacing w:after="0" w:before="60"/>
+            </w:pPr>
+            <w:r>
+              <w:rPr>
+                <w:rFonts w:ascii="Times New Roman" w:cs="Times New Roman" w:eastAsia="Times New Roman" w:hAnsi="Times New Roman"/>
+                <w:sz w:val="28"/>
+                <w:szCs w:val="28"/>
+              </w:rPr>
+              <w:t xml:space="preserve">4. Hệ thống hiển thị giao diện quét QR (AttendancePage) với nút "Quét mã QR" và nút "Cho phép truy cập vị trí".</w:t>
+            </w:r>
+          </w:p>
+          <w:p>
+            <w:pPr>
+              <w:spacing w:after="0" w:before="60"/>
+            </w:pPr>
+            <w:r>
+              <w:rPr>
+                <w:rFonts w:ascii="Times New Roman" w:cs="Times New Roman" w:eastAsia="Times New Roman" w:hAnsi="Times New Roman"/>
+                <w:sz w:val="28"/>
+                <w:szCs w:val="28"/>
+              </w:rPr>
+              <w:t xml:space="preserve">5. Sinh viên nhấn "Quét mã QR" và hướng camera vào mã QR trên màn hình giảng viên.</w:t>
+            </w:r>
+          </w:p>
+          <w:p>
+            <w:pPr>
+              <w:spacing w:after="0" w:before="60"/>
+            </w:pPr>
+            <w:r>
+              <w:rPr>
+                <w:rFonts w:ascii="Times New Roman" w:cs="Times New Roman" w:eastAsia="Times New Roman" w:hAnsi="Times New Roman"/>
+                <w:sz w:val="28"/>
+                <w:szCs w:val="28"/>
+              </w:rPr>
+              <w:t xml:space="preserve">6. Ứng dụng giải mã QR Token thành </w:t>
             </w:r>
             <w:r>
               <w:rPr>
@@ -17034,7 +19288,85 @@
                 <w:sz w:val="28"/>
                 <w:szCs w:val="28"/>
               </w:rPr>
-              <w:t xml:space="preserve">.&lt;br&gt;7. Ứng dụng tự động lấy tọa độ GPS hiện tại của thiết bị: latitude = 21.003451, longitude = 105.843672.&lt;br&gt;8. Sinh viên nhấn "Xác nhận điểm danh" để gửi lên server.&lt;br&gt;9. Hệ thống xác minh chữ ký HMAC-SHA256 của token còn hợp lệ (so sánh với bản lưu trong Redis).&lt;br&gt;10. Hệ thống tính khoảng cách Haversine giữa GPS sinh viên (21.003451, 105.843672) và GPS phòng học lớp (21.003450, 105.843670): kết quả = 0.3m ≤ 50m → hợp lệ.&lt;br&gt;11. Hệ thống tạo bản ghi Attendance: scheduleId, studentId, sessionDate = hôm nay, status = "present", qrToken, gpsLatitude = 21.003451, gpsLongitude = 105.843672, distance = 0.3, scannedAt = now().&lt;br&gt;12. Hệ thống gửi sự kiện Socket.IO </w:t>
+              <w:t xml:space="preserve">.</w:t>
+            </w:r>
+          </w:p>
+          <w:p>
+            <w:pPr>
+              <w:spacing w:after="0" w:before="60"/>
+            </w:pPr>
+            <w:r>
+              <w:rPr>
+                <w:rFonts w:ascii="Times New Roman" w:cs="Times New Roman" w:eastAsia="Times New Roman" w:hAnsi="Times New Roman"/>
+                <w:sz w:val="28"/>
+                <w:szCs w:val="28"/>
+              </w:rPr>
+              <w:t xml:space="preserve">7. Ứng dụng tự động lấy tọa độ GPS hiện tại của thiết bị: latitude = 21.003451, longitude = 105.843672.</w:t>
+            </w:r>
+          </w:p>
+          <w:p>
+            <w:pPr>
+              <w:spacing w:after="0" w:before="60"/>
+            </w:pPr>
+            <w:r>
+              <w:rPr>
+                <w:rFonts w:ascii="Times New Roman" w:cs="Times New Roman" w:eastAsia="Times New Roman" w:hAnsi="Times New Roman"/>
+                <w:sz w:val="28"/>
+                <w:szCs w:val="28"/>
+              </w:rPr>
+              <w:t xml:space="preserve">8. Sinh viên nhấn "Xác nhận điểm danh" để gửi lên server.</w:t>
+            </w:r>
+          </w:p>
+          <w:p>
+            <w:pPr>
+              <w:spacing w:after="0" w:before="60"/>
+            </w:pPr>
+            <w:r>
+              <w:rPr>
+                <w:rFonts w:ascii="Times New Roman" w:cs="Times New Roman" w:eastAsia="Times New Roman" w:hAnsi="Times New Roman"/>
+                <w:sz w:val="28"/>
+                <w:szCs w:val="28"/>
+              </w:rPr>
+              <w:t xml:space="preserve">9. Hệ thống xác minh chữ ký HMAC-SHA256 của token còn hợp lệ (so sánh với bản lưu trong Redis).</w:t>
+            </w:r>
+          </w:p>
+          <w:p>
+            <w:pPr>
+              <w:spacing w:after="0" w:before="60"/>
+            </w:pPr>
+            <w:r>
+              <w:rPr>
+                <w:rFonts w:ascii="Times New Roman" w:cs="Times New Roman" w:eastAsia="Times New Roman" w:hAnsi="Times New Roman"/>
+                <w:sz w:val="28"/>
+                <w:szCs w:val="28"/>
+              </w:rPr>
+              <w:t xml:space="preserve">10. Hệ thống tính khoảng cách Haversine giữa GPS sinh viên (21.003451, 105.843672) và GPS phòng học lớp (21.003450, 105.843670): kết quả = 0.3m ≤ 50m → hợp lệ.</w:t>
+            </w:r>
+          </w:p>
+          <w:p>
+            <w:pPr>
+              <w:spacing w:after="0" w:before="60"/>
+            </w:pPr>
+            <w:r>
+              <w:rPr>
+                <w:rFonts w:ascii="Times New Roman" w:cs="Times New Roman" w:eastAsia="Times New Roman" w:hAnsi="Times New Roman"/>
+                <w:sz w:val="28"/>
+                <w:szCs w:val="28"/>
+              </w:rPr>
+              <w:t xml:space="preserve">11. Hệ thống tạo bản ghi Attendance: scheduleId, studentId, sessionDate = hôm nay, status = "present", qrToken, gpsLatitude = 21.003451, gpsLongitude = 105.843672, distance = 0.3, scannedAt = now().</w:t>
+            </w:r>
+          </w:p>
+          <w:p>
+            <w:pPr>
+              <w:spacing w:after="0" w:before="60"/>
+            </w:pPr>
+            <w:r>
+              <w:rPr>
+                <w:rFonts w:ascii="Times New Roman" w:cs="Times New Roman" w:eastAsia="Times New Roman" w:hAnsi="Times New Roman"/>
+                <w:sz w:val="28"/>
+                <w:szCs w:val="28"/>
+              </w:rPr>
+              <w:t xml:space="preserve">12. Hệ thống gửi sự kiện Socket.IO </w:t>
             </w:r>
             <w:r>
               <w:rPr>
@@ -17050,7 +19382,33 @@
                 <w:sz w:val="28"/>
                 <w:szCs w:val="28"/>
               </w:rPr>
-              <w:t xml:space="preserve"> đến màn hình giảng viên.&lt;br&gt;13. Màn hình giảng viên cập nhật real-time: tên sinh viên chuyển từ "Vắng" sang "Có mặt".&lt;br&gt;14. Giao diện sinh viên hiển thị thông báo "Điểm danh thành công! 08:32"</w:t>
+              <w:t xml:space="preserve"> đến màn hình giảng viên.</w:t>
+            </w:r>
+          </w:p>
+          <w:p>
+            <w:pPr>
+              <w:spacing w:after="0" w:before="60"/>
+            </w:pPr>
+            <w:r>
+              <w:rPr>
+                <w:rFonts w:ascii="Times New Roman" w:cs="Times New Roman" w:eastAsia="Times New Roman" w:hAnsi="Times New Roman"/>
+                <w:sz w:val="28"/>
+                <w:szCs w:val="28"/>
+              </w:rPr>
+              <w:t xml:space="preserve">13. Màn hình giảng viên cập nhật real-time: tên sinh viên chuyển từ "Vắng" sang "Có mặt".</w:t>
+            </w:r>
+          </w:p>
+          <w:p>
+            <w:pPr>
+              <w:spacing w:after="0" w:before="60"/>
+            </w:pPr>
+            <w:r>
+              <w:rPr>
+                <w:rFonts w:ascii="Times New Roman" w:cs="Times New Roman" w:eastAsia="Times New Roman" w:hAnsi="Times New Roman"/>
+                <w:sz w:val="28"/>
+                <w:szCs w:val="28"/>
+              </w:rPr>
+              <w:t xml:space="preserve">14. Giao diện sinh viên hiển thị thông báo "Điểm danh thành công! 08:32"</w:t>
             </w:r>
           </w:p>
         </w:tc>
@@ -17059,7 +19417,7 @@
         <w:tc>
           <w:p>
             <w:pPr>
-              <w:spacing w:after="60" w:before="60"/>
+              <w:spacing w:after="0" w:before="60"/>
             </w:pPr>
             <w:r>
               <w:rPr>
@@ -17076,15 +19434,132 @@
         <w:tc>
           <w:p>
             <w:pPr>
-              <w:spacing w:after="60" w:before="60"/>
-            </w:pPr>
-            <w:r>
-              <w:rPr>
-                <w:rFonts w:ascii="Times New Roman" w:cs="Times New Roman" w:eastAsia="Times New Roman" w:hAnsi="Times New Roman"/>
-                <w:sz w:val="28"/>
-                <w:szCs w:val="28"/>
-              </w:rPr>
-              <w:t xml:space="preserve">9. QR Token không tìm thấy trong Redis (đã hết hạn sau 5 giây hoặc đã bị sử dụng).&lt;br&gt;9.1 Hệ thống trả về lỗi "Mã QR đã hết hạn".&lt;br&gt;9.2 Giao diện hiển thị "Mã QR đã hết hạn, vui lòng quét lại mã mới".&lt;br&gt;9.3 Sinh viên quét lại mã QR mới (quay về Bước 5).&lt;br&gt;&lt;br&gt;10. Khoảng cách Haversine &gt; 50m (sinh viên không ở trong phạm vi phòng học).&lt;br&gt;10.1 Hệ thống trả về lỗi "Ngoài phạm vi cho phép" kèm khoảng cách thực tế: 250m.&lt;br&gt;10.2 Giao diện hiển thị "Bạn đang ở cách phòng học 250m. Vui lòng đến đúng phòng học để điểm danh".&lt;br&gt;&lt;br&gt;11. Sinh viên đã điểm danh trong buổi này (bản ghi Attendance đã tồn tại với scheduleId và studentId).&lt;br&gt;11.1 Hệ thống trả về lỗi "Đã điểm danh".&lt;br&gt;11.2 Giao diện hiển thị "Bạn đã điểm danh thành công trước đó".</w:t>
+              <w:spacing w:after="0" w:before="60"/>
+            </w:pPr>
+            <w:r>
+              <w:rPr>
+                <w:rFonts w:ascii="Times New Roman" w:cs="Times New Roman" w:eastAsia="Times New Roman" w:hAnsi="Times New Roman"/>
+                <w:sz w:val="28"/>
+                <w:szCs w:val="28"/>
+              </w:rPr>
+              <w:t xml:space="preserve">9. QR Token không tìm thấy trong Redis (đã hết hạn sau 5 giây hoặc đã bị sử dụng).</w:t>
+            </w:r>
+          </w:p>
+          <w:p>
+            <w:pPr>
+              <w:spacing w:after="0" w:before="60"/>
+            </w:pPr>
+            <w:r>
+              <w:rPr>
+                <w:rFonts w:ascii="Times New Roman" w:cs="Times New Roman" w:eastAsia="Times New Roman" w:hAnsi="Times New Roman"/>
+                <w:sz w:val="28"/>
+                <w:szCs w:val="28"/>
+              </w:rPr>
+              <w:t xml:space="preserve">9.1 Hệ thống trả về lỗi "Mã QR đã hết hạn".</w:t>
+            </w:r>
+          </w:p>
+          <w:p>
+            <w:pPr>
+              <w:spacing w:after="0" w:before="60"/>
+            </w:pPr>
+            <w:r>
+              <w:rPr>
+                <w:rFonts w:ascii="Times New Roman" w:cs="Times New Roman" w:eastAsia="Times New Roman" w:hAnsi="Times New Roman"/>
+                <w:sz w:val="28"/>
+                <w:szCs w:val="28"/>
+              </w:rPr>
+              <w:t xml:space="preserve">9.2 Giao diện hiển thị "Mã QR đã hết hạn, vui lòng quét lại mã mới".</w:t>
+            </w:r>
+          </w:p>
+          <w:p>
+            <w:pPr>
+              <w:spacing w:after="0" w:before="60"/>
+            </w:pPr>
+            <w:r>
+              <w:rPr>
+                <w:rFonts w:ascii="Times New Roman" w:cs="Times New Roman" w:eastAsia="Times New Roman" w:hAnsi="Times New Roman"/>
+                <w:sz w:val="28"/>
+                <w:szCs w:val="28"/>
+              </w:rPr>
+              <w:t xml:space="preserve">9.3 Sinh viên quét lại mã QR mới (quay về Bước 5).</w:t>
+            </w:r>
+          </w:p>
+          <w:p>
+            <w:pPr>
+              <w:spacing w:after="0" w:before="60"/>
+            </w:pPr>
+            <w:r>
+              <w:rPr>
+                <w:rFonts w:ascii="Times New Roman" w:cs="Times New Roman" w:eastAsia="Times New Roman" w:hAnsi="Times New Roman"/>
+                <w:sz w:val="28"/>
+                <w:szCs w:val="28"/>
+              </w:rPr>
+              <w:t xml:space="preserve">10. Khoảng cách Haversine &gt; 50m (sinh viên không ở trong phạm vi phòng học).</w:t>
+            </w:r>
+          </w:p>
+          <w:p>
+            <w:pPr>
+              <w:spacing w:after="0" w:before="60"/>
+            </w:pPr>
+            <w:r>
+              <w:rPr>
+                <w:rFonts w:ascii="Times New Roman" w:cs="Times New Roman" w:eastAsia="Times New Roman" w:hAnsi="Times New Roman"/>
+                <w:sz w:val="28"/>
+                <w:szCs w:val="28"/>
+              </w:rPr>
+              <w:t xml:space="preserve">10.1 Hệ thống trả về lỗi "Ngoài phạm vi cho phép" kèm khoảng cách thực tế: 250m.</w:t>
+            </w:r>
+          </w:p>
+          <w:p>
+            <w:pPr>
+              <w:spacing w:after="0" w:before="60"/>
+            </w:pPr>
+            <w:r>
+              <w:rPr>
+                <w:rFonts w:ascii="Times New Roman" w:cs="Times New Roman" w:eastAsia="Times New Roman" w:hAnsi="Times New Roman"/>
+                <w:sz w:val="28"/>
+                <w:szCs w:val="28"/>
+              </w:rPr>
+              <w:t xml:space="preserve">10.2 Giao diện hiển thị "Bạn đang ở cách phòng học 250m. Vui lòng đến đúng phòng học để điểm danh".</w:t>
+            </w:r>
+          </w:p>
+          <w:p>
+            <w:pPr>
+              <w:spacing w:after="0" w:before="60"/>
+            </w:pPr>
+            <w:r>
+              <w:rPr>
+                <w:rFonts w:ascii="Times New Roman" w:cs="Times New Roman" w:eastAsia="Times New Roman" w:hAnsi="Times New Roman"/>
+                <w:sz w:val="28"/>
+                <w:szCs w:val="28"/>
+              </w:rPr>
+              <w:t xml:space="preserve">11. Sinh viên đã điểm danh trong buổi này (bản ghi Attendance đã tồn tại với scheduleId và studentId).</w:t>
+            </w:r>
+          </w:p>
+          <w:p>
+            <w:pPr>
+              <w:spacing w:after="0" w:before="60"/>
+            </w:pPr>
+            <w:r>
+              <w:rPr>
+                <w:rFonts w:ascii="Times New Roman" w:cs="Times New Roman" w:eastAsia="Times New Roman" w:hAnsi="Times New Roman"/>
+                <w:sz w:val="28"/>
+                <w:szCs w:val="28"/>
+              </w:rPr>
+              <w:t xml:space="preserve">11.1 Hệ thống trả về lỗi "Đã điểm danh".</w:t>
+            </w:r>
+          </w:p>
+          <w:p>
+            <w:pPr>
+              <w:spacing w:after="0" w:before="60"/>
+            </w:pPr>
+            <w:r>
+              <w:rPr>
+                <w:rFonts w:ascii="Times New Roman" w:cs="Times New Roman" w:eastAsia="Times New Roman" w:hAnsi="Times New Roman"/>
+                <w:sz w:val="28"/>
+                <w:szCs w:val="28"/>
+              </w:rPr>
+              <w:t xml:space="preserve">11.2 Giao diện hiển thị "Bạn đã điểm danh thành công trước đó".</w:t>
             </w:r>
           </w:p>
         </w:tc>
@@ -17156,7 +19631,7 @@
           </w:tcPr>
           <w:p>
             <w:pPr>
-              <w:spacing w:after="60" w:before="60"/>
+              <w:spacing w:after="0" w:before="60"/>
             </w:pPr>
             <w:r>
               <w:rPr>
@@ -17174,7 +19649,7 @@
           </w:tcPr>
           <w:p>
             <w:pPr>
-              <w:spacing w:after="60" w:before="60"/>
+              <w:spacing w:after="0" w:before="60"/>
             </w:pPr>
             <w:r>
               <w:rPr>
@@ -17191,7 +19666,7 @@
         <w:tc>
           <w:p>
             <w:pPr>
-              <w:spacing w:after="60" w:before="60"/>
+              <w:spacing w:after="0" w:before="60"/>
             </w:pPr>
             <w:r>
               <w:rPr>
@@ -17208,7 +19683,7 @@
         <w:tc>
           <w:p>
             <w:pPr>
-              <w:spacing w:after="60" w:before="60"/>
+              <w:spacing w:after="0" w:before="60"/>
             </w:pPr>
             <w:r>
               <w:rPr>
@@ -17225,7 +19700,7 @@
         <w:tc>
           <w:p>
             <w:pPr>
-              <w:spacing w:after="60" w:before="60"/>
+              <w:spacing w:after="0" w:before="60"/>
             </w:pPr>
             <w:r>
               <w:rPr>
@@ -17242,7 +19717,7 @@
         <w:tc>
           <w:p>
             <w:pPr>
-              <w:spacing w:after="60" w:before="60"/>
+              <w:spacing w:after="0" w:before="60"/>
             </w:pPr>
             <w:r>
               <w:rPr>
@@ -17259,7 +19734,7 @@
         <w:tc>
           <w:p>
             <w:pPr>
-              <w:spacing w:after="60" w:before="60"/>
+              <w:spacing w:after="0" w:before="60"/>
             </w:pPr>
             <w:r>
               <w:rPr>
@@ -17276,7 +19751,7 @@
         <w:tc>
           <w:p>
             <w:pPr>
-              <w:spacing w:after="60" w:before="60"/>
+              <w:spacing w:after="0" w:before="60"/>
             </w:pPr>
             <w:r>
               <w:rPr>
@@ -17293,7 +19768,7 @@
         <w:tc>
           <w:p>
             <w:pPr>
-              <w:spacing w:after="60" w:before="60"/>
+              <w:spacing w:after="0" w:before="60"/>
             </w:pPr>
             <w:r>
               <w:rPr>
@@ -17310,7 +19785,7 @@
         <w:tc>
           <w:p>
             <w:pPr>
-              <w:spacing w:after="60" w:before="60"/>
+              <w:spacing w:after="0" w:before="60"/>
             </w:pPr>
             <w:r>
               <w:rPr>
@@ -17327,7 +19802,7 @@
         <w:tc>
           <w:p>
             <w:pPr>
-              <w:spacing w:after="60" w:before="60"/>
+              <w:spacing w:after="0" w:before="60"/>
             </w:pPr>
             <w:r>
               <w:rPr>
@@ -17344,15 +19819,513 @@
         <w:tc>
           <w:p>
             <w:pPr>
-              <w:spacing w:after="60" w:before="60"/>
-            </w:pPr>
-            <w:r>
-              <w:rPr>
-                <w:rFonts w:ascii="Times New Roman" w:cs="Times New Roman" w:eastAsia="Times New Roman" w:hAnsi="Times New Roman"/>
-                <w:sz w:val="28"/>
-                <w:szCs w:val="28"/>
-              </w:rPr>
-              <w:t xml:space="preserve">1. Giảng viên chọn chức năng "Quản lý điểm số" từ thanh điều hướng.&lt;br&gt;2. Hệ thống hiển thị giao diện quản lý điểm (GradeManagementPage) với dropdown chọn lớp.&lt;br&gt;3. Giảng viên chọn lớp "INT1340.01 – Nhập môn CNPM".&lt;br&gt;4. Hệ thống hiển thị bảng điểm với danh sách sinh viên và các cột điểm:&lt;br&gt;&lt;table&gt;&lt;tr&gt;&lt;th&gt;MSSV&lt;/th&gt;&lt;th&gt;Họ tên&lt;/th&gt;&lt;th&gt;Thường xuyên (20%)&lt;/th&gt;&lt;th&gt;Giữa kỳ (30%)&lt;/th&gt;&lt;th&gt;Cuối kỳ (50%)&lt;/th&gt;&lt;th&gt;Điểm tổng&lt;/th&gt;&lt;/tr&gt;&lt;tr&gt;&lt;td&gt;B23DCAT120&lt;/td&gt;&lt;td&gt;Nguyễn Bá Hùng&lt;/td&gt;&lt;td&gt;8.5&lt;/td&gt;&lt;td&gt;7.0&lt;/td&gt;&lt;td&gt;—&lt;/td&gt;&lt;td&gt;—&lt;/td&gt;&lt;/tr&gt;&lt;tr&gt;&lt;td&gt;B23DCAT280&lt;/td&gt;&lt;td&gt;Trần Xuân Thành&lt;/td&gt;&lt;td&gt;9.0&lt;/td&gt;&lt;td&gt;8.5&lt;/td&gt;&lt;td&gt;—&lt;/td&gt;&lt;td&gt;—&lt;/td&gt;&lt;/tr&gt;&lt;tr&gt;&lt;td&gt;B23DCCN266&lt;/td&gt;&lt;td&gt;Phạm Thị Thiên Hà&lt;/td&gt;&lt;td&gt;9.5&lt;/td&gt;&lt;td&gt;9.0&lt;/td&gt;&lt;td&gt;—&lt;/td&gt;&lt;td&gt;—&lt;/td&gt;&lt;/tr&gt;&lt;/table&gt;&lt;br&gt;5. Giảng viên nhập điểm cuối kỳ cho từng sinh viên: Nguyễn Bá Hùng = 8.0, Trần Xuân Thành = 9.0, Phạm Thị Thiên Hà = 9.5.&lt;br&gt;6. Giảng viên nhấn nút "Lưu điểm".&lt;br&gt;7. Hệ thống lưu các bản ghi Grade (type = "final") vào CSDL.&lt;br&gt;8. Hệ thống tính điểm tổng tự động: Nguyễn Bá Hùng = 8.5×20% + 7.0×30% + 8.0×50% = 1.7 + 2.1 + 4.0 = </w:t>
+              <w:spacing w:after="0" w:before="60"/>
+            </w:pPr>
+            <w:r>
+              <w:rPr>
+                <w:rFonts w:ascii="Times New Roman" w:cs="Times New Roman" w:eastAsia="Times New Roman" w:hAnsi="Times New Roman"/>
+                <w:sz w:val="28"/>
+                <w:szCs w:val="28"/>
+              </w:rPr>
+              <w:t xml:space="preserve">1. Giảng viên chọn chức năng "Quản lý điểm số" từ thanh điều hướng.</w:t>
+            </w:r>
+          </w:p>
+          <w:p>
+            <w:pPr>
+              <w:spacing w:after="0" w:before="60"/>
+            </w:pPr>
+            <w:r>
+              <w:rPr>
+                <w:rFonts w:ascii="Times New Roman" w:cs="Times New Roman" w:eastAsia="Times New Roman" w:hAnsi="Times New Roman"/>
+                <w:sz w:val="28"/>
+                <w:szCs w:val="28"/>
+              </w:rPr>
+              <w:t xml:space="preserve">2. Hệ thống hiển thị giao diện quản lý điểm (GradeManagementPage) với dropdown chọn lớp.</w:t>
+            </w:r>
+          </w:p>
+          <w:p>
+            <w:pPr>
+              <w:spacing w:after="0" w:before="60"/>
+            </w:pPr>
+            <w:r>
+              <w:rPr>
+                <w:rFonts w:ascii="Times New Roman" w:cs="Times New Roman" w:eastAsia="Times New Roman" w:hAnsi="Times New Roman"/>
+                <w:sz w:val="28"/>
+                <w:szCs w:val="28"/>
+              </w:rPr>
+              <w:t xml:space="preserve">3. Giảng viên chọn lớp "INT1340.01 – Nhập môn CNPM".</w:t>
+            </w:r>
+          </w:p>
+          <w:p>
+            <w:pPr>
+              <w:spacing w:after="0" w:before="60"/>
+            </w:pPr>
+            <w:r>
+              <w:rPr>
+                <w:rFonts w:ascii="Times New Roman" w:cs="Times New Roman" w:eastAsia="Times New Roman" w:hAnsi="Times New Roman"/>
+                <w:sz w:val="28"/>
+                <w:szCs w:val="28"/>
+              </w:rPr>
+              <w:t xml:space="preserve">4. Hệ thống hiển thị bảng điểm với danh sách sinh viên và các cột điểm:</w:t>
+            </w:r>
+          </w:p>
+          <w:tbl>
+            <w:tblPr>
+              <w:tblW w:type="pct" w:w="100%"/>
+              <w:tblBorders>
+                <w:top w:val="single" w:color="auto" w:sz="4"/>
+                <w:left w:val="single" w:color="auto" w:sz="4"/>
+                <w:bottom w:val="single" w:color="auto" w:sz="4"/>
+                <w:right w:val="single" w:color="auto" w:sz="4"/>
+                <w:insideH w:val="single" w:color="auto" w:sz="4"/>
+                <w:insideV w:val="single" w:color="auto" w:sz="4"/>
+              </w:tblBorders>
+            </w:tblPr>
+            <w:tblGrid>
+              <w:gridCol w:w="100"/>
+              <w:gridCol w:w="100"/>
+              <w:gridCol w:w="100"/>
+              <w:gridCol w:w="100"/>
+              <w:gridCol w:w="100"/>
+              <w:gridCol w:w="100"/>
+            </w:tblGrid>
+            <w:tr>
+              <w:tc>
+                <w:tcPr>
+                  <w:shd w:fill="D9D9D9" w:color="auto" w:val="clear"/>
+                </w:tcPr>
+                <w:p>
+                  <w:pPr>
+                    <w:spacing w:after="0" w:before="60"/>
+                  </w:pPr>
+                  <w:r>
+                    <w:rPr>
+                      <w:rFonts w:ascii="Times New Roman" w:cs="Times New Roman" w:eastAsia="Times New Roman" w:hAnsi="Times New Roman"/>
+                      <w:sz w:val="28"/>
+                      <w:szCs w:val="28"/>
+                    </w:rPr>
+                    <w:t xml:space="preserve">MSSV</w:t>
+                  </w:r>
+                </w:p>
+              </w:tc>
+              <w:tc>
+                <w:tcPr>
+                  <w:shd w:fill="D9D9D9" w:color="auto" w:val="clear"/>
+                </w:tcPr>
+                <w:p>
+                  <w:pPr>
+                    <w:spacing w:after="0" w:before="60"/>
+                  </w:pPr>
+                  <w:r>
+                    <w:rPr>
+                      <w:rFonts w:ascii="Times New Roman" w:cs="Times New Roman" w:eastAsia="Times New Roman" w:hAnsi="Times New Roman"/>
+                      <w:sz w:val="28"/>
+                      <w:szCs w:val="28"/>
+                    </w:rPr>
+                    <w:t xml:space="preserve">Họ tên</w:t>
+                  </w:r>
+                </w:p>
+              </w:tc>
+              <w:tc>
+                <w:tcPr>
+                  <w:shd w:fill="D9D9D9" w:color="auto" w:val="clear"/>
+                </w:tcPr>
+                <w:p>
+                  <w:pPr>
+                    <w:spacing w:after="0" w:before="60"/>
+                  </w:pPr>
+                  <w:r>
+                    <w:rPr>
+                      <w:rFonts w:ascii="Times New Roman" w:cs="Times New Roman" w:eastAsia="Times New Roman" w:hAnsi="Times New Roman"/>
+                      <w:sz w:val="28"/>
+                      <w:szCs w:val="28"/>
+                    </w:rPr>
+                    <w:t xml:space="preserve">Thường xuyên (20%)</w:t>
+                  </w:r>
+                </w:p>
+              </w:tc>
+              <w:tc>
+                <w:tcPr>
+                  <w:shd w:fill="D9D9D9" w:color="auto" w:val="clear"/>
+                </w:tcPr>
+                <w:p>
+                  <w:pPr>
+                    <w:spacing w:after="0" w:before="60"/>
+                  </w:pPr>
+                  <w:r>
+                    <w:rPr>
+                      <w:rFonts w:ascii="Times New Roman" w:cs="Times New Roman" w:eastAsia="Times New Roman" w:hAnsi="Times New Roman"/>
+                      <w:sz w:val="28"/>
+                      <w:szCs w:val="28"/>
+                    </w:rPr>
+                    <w:t xml:space="preserve">Giữa kỳ (30%)</w:t>
+                  </w:r>
+                </w:p>
+              </w:tc>
+              <w:tc>
+                <w:tcPr>
+                  <w:shd w:fill="D9D9D9" w:color="auto" w:val="clear"/>
+                </w:tcPr>
+                <w:p>
+                  <w:pPr>
+                    <w:spacing w:after="0" w:before="60"/>
+                  </w:pPr>
+                  <w:r>
+                    <w:rPr>
+                      <w:rFonts w:ascii="Times New Roman" w:cs="Times New Roman" w:eastAsia="Times New Roman" w:hAnsi="Times New Roman"/>
+                      <w:sz w:val="28"/>
+                      <w:szCs w:val="28"/>
+                    </w:rPr>
+                    <w:t xml:space="preserve">Cuối kỳ (50%)</w:t>
+                  </w:r>
+                </w:p>
+              </w:tc>
+              <w:tc>
+                <w:tcPr>
+                  <w:shd w:fill="D9D9D9" w:color="auto" w:val="clear"/>
+                </w:tcPr>
+                <w:p>
+                  <w:pPr>
+                    <w:spacing w:after="0" w:before="60"/>
+                  </w:pPr>
+                  <w:r>
+                    <w:rPr>
+                      <w:rFonts w:ascii="Times New Roman" w:cs="Times New Roman" w:eastAsia="Times New Roman" w:hAnsi="Times New Roman"/>
+                      <w:sz w:val="28"/>
+                      <w:szCs w:val="28"/>
+                    </w:rPr>
+                    <w:t xml:space="preserve">Điểm tổng</w:t>
+                  </w:r>
+                </w:p>
+              </w:tc>
+            </w:tr>
+            <w:tr>
+              <w:tc>
+                <w:p>
+                  <w:pPr>
+                    <w:spacing w:after="0" w:before="60"/>
+                  </w:pPr>
+                  <w:r>
+                    <w:rPr>
+                      <w:rFonts w:ascii="Times New Roman" w:cs="Times New Roman" w:eastAsia="Times New Roman" w:hAnsi="Times New Roman"/>
+                      <w:sz w:val="28"/>
+                      <w:szCs w:val="28"/>
+                    </w:rPr>
+                    <w:t xml:space="preserve">B23DCAT120</w:t>
+                  </w:r>
+                </w:p>
+              </w:tc>
+              <w:tc>
+                <w:p>
+                  <w:pPr>
+                    <w:spacing w:after="0" w:before="60"/>
+                  </w:pPr>
+                  <w:r>
+                    <w:rPr>
+                      <w:rFonts w:ascii="Times New Roman" w:cs="Times New Roman" w:eastAsia="Times New Roman" w:hAnsi="Times New Roman"/>
+                      <w:sz w:val="28"/>
+                      <w:szCs w:val="28"/>
+                    </w:rPr>
+                    <w:t xml:space="preserve">Nguyễn Bá Hùng</w:t>
+                  </w:r>
+                </w:p>
+              </w:tc>
+              <w:tc>
+                <w:p>
+                  <w:pPr>
+                    <w:spacing w:after="0" w:before="60"/>
+                  </w:pPr>
+                  <w:r>
+                    <w:rPr>
+                      <w:rFonts w:ascii="Times New Roman" w:cs="Times New Roman" w:eastAsia="Times New Roman" w:hAnsi="Times New Roman"/>
+                      <w:sz w:val="28"/>
+                      <w:szCs w:val="28"/>
+                    </w:rPr>
+                    <w:t xml:space="preserve">8.5</w:t>
+                  </w:r>
+                </w:p>
+              </w:tc>
+              <w:tc>
+                <w:p>
+                  <w:pPr>
+                    <w:spacing w:after="0" w:before="60"/>
+                  </w:pPr>
+                  <w:r>
+                    <w:rPr>
+                      <w:rFonts w:ascii="Times New Roman" w:cs="Times New Roman" w:eastAsia="Times New Roman" w:hAnsi="Times New Roman"/>
+                      <w:sz w:val="28"/>
+                      <w:szCs w:val="28"/>
+                    </w:rPr>
+                    <w:t xml:space="preserve">7.0</w:t>
+                  </w:r>
+                </w:p>
+              </w:tc>
+              <w:tc>
+                <w:p>
+                  <w:pPr>
+                    <w:spacing w:after="0" w:before="60"/>
+                  </w:pPr>
+                  <w:r>
+                    <w:rPr>
+                      <w:rFonts w:ascii="Times New Roman" w:cs="Times New Roman" w:eastAsia="Times New Roman" w:hAnsi="Times New Roman"/>
+                      <w:sz w:val="28"/>
+                      <w:szCs w:val="28"/>
+                    </w:rPr>
+                    <w:t xml:space="preserve">—</w:t>
+                  </w:r>
+                </w:p>
+              </w:tc>
+              <w:tc>
+                <w:p>
+                  <w:pPr>
+                    <w:spacing w:after="0" w:before="60"/>
+                  </w:pPr>
+                  <w:r>
+                    <w:rPr>
+                      <w:rFonts w:ascii="Times New Roman" w:cs="Times New Roman" w:eastAsia="Times New Roman" w:hAnsi="Times New Roman"/>
+                      <w:sz w:val="28"/>
+                      <w:szCs w:val="28"/>
+                    </w:rPr>
+                    <w:t xml:space="preserve">—</w:t>
+                  </w:r>
+                </w:p>
+              </w:tc>
+            </w:tr>
+            <w:tr>
+              <w:tc>
+                <w:p>
+                  <w:pPr>
+                    <w:spacing w:after="0" w:before="60"/>
+                  </w:pPr>
+                  <w:r>
+                    <w:rPr>
+                      <w:rFonts w:ascii="Times New Roman" w:cs="Times New Roman" w:eastAsia="Times New Roman" w:hAnsi="Times New Roman"/>
+                      <w:sz w:val="28"/>
+                      <w:szCs w:val="28"/>
+                    </w:rPr>
+                    <w:t xml:space="preserve">B23DCAT280</w:t>
+                  </w:r>
+                </w:p>
+              </w:tc>
+              <w:tc>
+                <w:p>
+                  <w:pPr>
+                    <w:spacing w:after="0" w:before="60"/>
+                  </w:pPr>
+                  <w:r>
+                    <w:rPr>
+                      <w:rFonts w:ascii="Times New Roman" w:cs="Times New Roman" w:eastAsia="Times New Roman" w:hAnsi="Times New Roman"/>
+                      <w:sz w:val="28"/>
+                      <w:szCs w:val="28"/>
+                    </w:rPr>
+                    <w:t xml:space="preserve">Trần Xuân Thành</w:t>
+                  </w:r>
+                </w:p>
+              </w:tc>
+              <w:tc>
+                <w:p>
+                  <w:pPr>
+                    <w:spacing w:after="0" w:before="60"/>
+                  </w:pPr>
+                  <w:r>
+                    <w:rPr>
+                      <w:rFonts w:ascii="Times New Roman" w:cs="Times New Roman" w:eastAsia="Times New Roman" w:hAnsi="Times New Roman"/>
+                      <w:sz w:val="28"/>
+                      <w:szCs w:val="28"/>
+                    </w:rPr>
+                    <w:t xml:space="preserve">9.0</w:t>
+                  </w:r>
+                </w:p>
+              </w:tc>
+              <w:tc>
+                <w:p>
+                  <w:pPr>
+                    <w:spacing w:after="0" w:before="60"/>
+                  </w:pPr>
+                  <w:r>
+                    <w:rPr>
+                      <w:rFonts w:ascii="Times New Roman" w:cs="Times New Roman" w:eastAsia="Times New Roman" w:hAnsi="Times New Roman"/>
+                      <w:sz w:val="28"/>
+                      <w:szCs w:val="28"/>
+                    </w:rPr>
+                    <w:t xml:space="preserve">8.5</w:t>
+                  </w:r>
+                </w:p>
+              </w:tc>
+              <w:tc>
+                <w:p>
+                  <w:pPr>
+                    <w:spacing w:after="0" w:before="60"/>
+                  </w:pPr>
+                  <w:r>
+                    <w:rPr>
+                      <w:rFonts w:ascii="Times New Roman" w:cs="Times New Roman" w:eastAsia="Times New Roman" w:hAnsi="Times New Roman"/>
+                      <w:sz w:val="28"/>
+                      <w:szCs w:val="28"/>
+                    </w:rPr>
+                    <w:t xml:space="preserve">—</w:t>
+                  </w:r>
+                </w:p>
+              </w:tc>
+              <w:tc>
+                <w:p>
+                  <w:pPr>
+                    <w:spacing w:after="0" w:before="60"/>
+                  </w:pPr>
+                  <w:r>
+                    <w:rPr>
+                      <w:rFonts w:ascii="Times New Roman" w:cs="Times New Roman" w:eastAsia="Times New Roman" w:hAnsi="Times New Roman"/>
+                      <w:sz w:val="28"/>
+                      <w:szCs w:val="28"/>
+                    </w:rPr>
+                    <w:t xml:space="preserve">—</w:t>
+                  </w:r>
+                </w:p>
+              </w:tc>
+            </w:tr>
+            <w:tr>
+              <w:tc>
+                <w:p>
+                  <w:pPr>
+                    <w:spacing w:after="0" w:before="60"/>
+                  </w:pPr>
+                  <w:r>
+                    <w:rPr>
+                      <w:rFonts w:ascii="Times New Roman" w:cs="Times New Roman" w:eastAsia="Times New Roman" w:hAnsi="Times New Roman"/>
+                      <w:sz w:val="28"/>
+                      <w:szCs w:val="28"/>
+                    </w:rPr>
+                    <w:t xml:space="preserve">B23DCCN266</w:t>
+                  </w:r>
+                </w:p>
+              </w:tc>
+              <w:tc>
+                <w:p>
+                  <w:pPr>
+                    <w:spacing w:after="0" w:before="60"/>
+                  </w:pPr>
+                  <w:r>
+                    <w:rPr>
+                      <w:rFonts w:ascii="Times New Roman" w:cs="Times New Roman" w:eastAsia="Times New Roman" w:hAnsi="Times New Roman"/>
+                      <w:sz w:val="28"/>
+                      <w:szCs w:val="28"/>
+                    </w:rPr>
+                    <w:t xml:space="preserve">Phạm Thị Thiên Hà</w:t>
+                  </w:r>
+                </w:p>
+              </w:tc>
+              <w:tc>
+                <w:p>
+                  <w:pPr>
+                    <w:spacing w:after="0" w:before="60"/>
+                  </w:pPr>
+                  <w:r>
+                    <w:rPr>
+                      <w:rFonts w:ascii="Times New Roman" w:cs="Times New Roman" w:eastAsia="Times New Roman" w:hAnsi="Times New Roman"/>
+                      <w:sz w:val="28"/>
+                      <w:szCs w:val="28"/>
+                    </w:rPr>
+                    <w:t xml:space="preserve">9.5</w:t>
+                  </w:r>
+                </w:p>
+              </w:tc>
+              <w:tc>
+                <w:p>
+                  <w:pPr>
+                    <w:spacing w:after="0" w:before="60"/>
+                  </w:pPr>
+                  <w:r>
+                    <w:rPr>
+                      <w:rFonts w:ascii="Times New Roman" w:cs="Times New Roman" w:eastAsia="Times New Roman" w:hAnsi="Times New Roman"/>
+                      <w:sz w:val="28"/>
+                      <w:szCs w:val="28"/>
+                    </w:rPr>
+                    <w:t xml:space="preserve">9.0</w:t>
+                  </w:r>
+                </w:p>
+              </w:tc>
+              <w:tc>
+                <w:p>
+                  <w:pPr>
+                    <w:spacing w:after="0" w:before="60"/>
+                  </w:pPr>
+                  <w:r>
+                    <w:rPr>
+                      <w:rFonts w:ascii="Times New Roman" w:cs="Times New Roman" w:eastAsia="Times New Roman" w:hAnsi="Times New Roman"/>
+                      <w:sz w:val="28"/>
+                      <w:szCs w:val="28"/>
+                    </w:rPr>
+                    <w:t xml:space="preserve">—</w:t>
+                  </w:r>
+                </w:p>
+              </w:tc>
+              <w:tc>
+                <w:p>
+                  <w:pPr>
+                    <w:spacing w:after="0" w:before="60"/>
+                  </w:pPr>
+                  <w:r>
+                    <w:rPr>
+                      <w:rFonts w:ascii="Times New Roman" w:cs="Times New Roman" w:eastAsia="Times New Roman" w:hAnsi="Times New Roman"/>
+                      <w:sz w:val="28"/>
+                      <w:szCs w:val="28"/>
+                    </w:rPr>
+                    <w:t xml:space="preserve">—</w:t>
+                  </w:r>
+                </w:p>
+              </w:tc>
+            </w:tr>
+          </w:tbl>
+          <w:p>
+            <w:pPr>
+              <w:spacing w:after="0" w:before="60"/>
+            </w:pPr>
+            <w:r>
+              <w:rPr>
+                <w:rFonts w:ascii="Times New Roman" w:cs="Times New Roman" w:eastAsia="Times New Roman" w:hAnsi="Times New Roman"/>
+                <w:sz w:val="28"/>
+                <w:szCs w:val="28"/>
+              </w:rPr>
+              <w:t xml:space="preserve">5. Giảng viên nhập điểm cuối kỳ cho từng sinh viên: Nguyễn Bá Hùng = 8.0, Trần Xuân Thành = 9.0, Phạm Thị Thiên Hà = 9.5.</w:t>
+            </w:r>
+          </w:p>
+          <w:p>
+            <w:pPr>
+              <w:spacing w:after="0" w:before="60"/>
+            </w:pPr>
+            <w:r>
+              <w:rPr>
+                <w:rFonts w:ascii="Times New Roman" w:cs="Times New Roman" w:eastAsia="Times New Roman" w:hAnsi="Times New Roman"/>
+                <w:sz w:val="28"/>
+                <w:szCs w:val="28"/>
+              </w:rPr>
+              <w:t xml:space="preserve">6. Giảng viên nhấn nút "Lưu điểm".</w:t>
+            </w:r>
+          </w:p>
+          <w:p>
+            <w:pPr>
+              <w:spacing w:after="0" w:before="60"/>
+            </w:pPr>
+            <w:r>
+              <w:rPr>
+                <w:rFonts w:ascii="Times New Roman" w:cs="Times New Roman" w:eastAsia="Times New Roman" w:hAnsi="Times New Roman"/>
+                <w:sz w:val="28"/>
+                <w:szCs w:val="28"/>
+              </w:rPr>
+              <w:t xml:space="preserve">7. Hệ thống lưu các bản ghi Grade (type = "final") vào CSDL.</w:t>
+            </w:r>
+          </w:p>
+          <w:p>
+            <w:pPr>
+              <w:spacing w:after="0" w:before="60"/>
+            </w:pPr>
+            <w:r>
+              <w:rPr>
+                <w:rFonts w:ascii="Times New Roman" w:cs="Times New Roman" w:eastAsia="Times New Roman" w:hAnsi="Times New Roman"/>
+                <w:sz w:val="28"/>
+                <w:szCs w:val="28"/>
+              </w:rPr>
+              <w:t xml:space="preserve">8. Hệ thống tính điểm tổng tự động: Nguyễn Bá Hùng = 8.5×20% + 7.0×30% + 8.0×50% = 1.7 + 2.1 + 4.0 = </w:t>
             </w:r>
             <w:r>
               <w:rPr>
@@ -17370,7 +20343,46 @@
                 <w:sz w:val="28"/>
                 <w:szCs w:val="28"/>
               </w:rPr>
-              <w:t xml:space="preserve">.&lt;br&gt;9. Hệ thống cập nhật cột "Điểm tổng" trong bảng hiển thị.&lt;br&gt;10. Giảng viên kiểm tra kết quả và nhấn nút "Công bố điểm".&lt;br&gt;11. Hệ thống đánh dấu toàn bộ Grade của lớp là </w:t>
+              <w:t xml:space="preserve">.</w:t>
+            </w:r>
+          </w:p>
+          <w:p>
+            <w:pPr>
+              <w:spacing w:after="0" w:before="60"/>
+            </w:pPr>
+            <w:r>
+              <w:rPr>
+                <w:rFonts w:ascii="Times New Roman" w:cs="Times New Roman" w:eastAsia="Times New Roman" w:hAnsi="Times New Roman"/>
+                <w:sz w:val="28"/>
+                <w:szCs w:val="28"/>
+              </w:rPr>
+              <w:t xml:space="preserve">9. Hệ thống cập nhật cột "Điểm tổng" trong bảng hiển thị.</w:t>
+            </w:r>
+          </w:p>
+          <w:p>
+            <w:pPr>
+              <w:spacing w:after="0" w:before="60"/>
+            </w:pPr>
+            <w:r>
+              <w:rPr>
+                <w:rFonts w:ascii="Times New Roman" w:cs="Times New Roman" w:eastAsia="Times New Roman" w:hAnsi="Times New Roman"/>
+                <w:sz w:val="28"/>
+                <w:szCs w:val="28"/>
+              </w:rPr>
+              <w:t xml:space="preserve">10. Giảng viên kiểm tra kết quả và nhấn nút "Công bố điểm".</w:t>
+            </w:r>
+          </w:p>
+          <w:p>
+            <w:pPr>
+              <w:spacing w:after="0" w:before="60"/>
+            </w:pPr>
+            <w:r>
+              <w:rPr>
+                <w:rFonts w:ascii="Times New Roman" w:cs="Times New Roman" w:eastAsia="Times New Roman" w:hAnsi="Times New Roman"/>
+                <w:sz w:val="28"/>
+                <w:szCs w:val="28"/>
+              </w:rPr>
+              <w:t xml:space="preserve">11. Hệ thống đánh dấu toàn bộ Grade của lớp là </w:t>
             </w:r>
             <w:r>
               <w:rPr>
@@ -17386,7 +20398,33 @@
                 <w:sz w:val="28"/>
                 <w:szCs w:val="28"/>
               </w:rPr>
-              <w:t xml:space="preserve">.&lt;br&gt;12. Hệ thống tạo Notification cho từng sinh viên trong lớp: "Điểm môn Nhập môn CNPM đã được công bố".&lt;br&gt;13. Socket.IO broadcast thông báo đến sinh viên đang online; Firebase FCM gửi push notification đến sinh viên offline.</w:t>
+              <w:t xml:space="preserve">.</w:t>
+            </w:r>
+          </w:p>
+          <w:p>
+            <w:pPr>
+              <w:spacing w:after="0" w:before="60"/>
+            </w:pPr>
+            <w:r>
+              <w:rPr>
+                <w:rFonts w:ascii="Times New Roman" w:cs="Times New Roman" w:eastAsia="Times New Roman" w:hAnsi="Times New Roman"/>
+                <w:sz w:val="28"/>
+                <w:szCs w:val="28"/>
+              </w:rPr>
+              <w:t xml:space="preserve">12. Hệ thống tạo Notification cho từng sinh viên trong lớp: "Điểm môn Nhập môn CNPM đã được công bố".</w:t>
+            </w:r>
+          </w:p>
+          <w:p>
+            <w:pPr>
+              <w:spacing w:after="0" w:before="60"/>
+            </w:pPr>
+            <w:r>
+              <w:rPr>
+                <w:rFonts w:ascii="Times New Roman" w:cs="Times New Roman" w:eastAsia="Times New Roman" w:hAnsi="Times New Roman"/>
+                <w:sz w:val="28"/>
+                <w:szCs w:val="28"/>
+              </w:rPr>
+              <w:t xml:space="preserve">13. Socket.IO broadcast thông báo đến sinh viên đang online; Firebase FCM gửi push notification đến sinh viên offline.</w:t>
             </w:r>
           </w:p>
         </w:tc>
@@ -17395,7 +20433,7 @@
         <w:tc>
           <w:p>
             <w:pPr>
-              <w:spacing w:after="60" w:before="60"/>
+              <w:spacing w:after="0" w:before="60"/>
             </w:pPr>
             <w:r>
               <w:rPr>
@@ -17412,15 +20450,80 @@
         <w:tc>
           <w:p>
             <w:pPr>
-              <w:spacing w:after="60" w:before="60"/>
-            </w:pPr>
-            <w:r>
-              <w:rPr>
-                <w:rFonts w:ascii="Times New Roman" w:cs="Times New Roman" w:eastAsia="Times New Roman" w:hAnsi="Times New Roman"/>
-                <w:sz w:val="28"/>
-                <w:szCs w:val="28"/>
-              </w:rPr>
-              <w:t xml:space="preserve">5. Giảng viên nhập điểm ngoài khoảng [0, 10].&lt;br&gt;5.1 Giao diện validate inline: hiển thị lỗi màu đỏ dưới ô nhập "Điểm phải trong khoảng 0–10".&lt;br&gt;5.2 Ô nhập trở về giá trị cũ; giảng viên nhập lại (quay về Bước 5).&lt;br&gt;&lt;br&gt;7. Lỗi kết nối CSDL khi lưu.&lt;br&gt;7.1 Hệ thống hiển thị thông báo lỗi "Lưu thất bại, vui lòng thử lại".&lt;br&gt;7.2 Giảng viên nhấn Lưu lại (quay về Bước 6).</w:t>
+              <w:spacing w:after="0" w:before="60"/>
+            </w:pPr>
+            <w:r>
+              <w:rPr>
+                <w:rFonts w:ascii="Times New Roman" w:cs="Times New Roman" w:eastAsia="Times New Roman" w:hAnsi="Times New Roman"/>
+                <w:sz w:val="28"/>
+                <w:szCs w:val="28"/>
+              </w:rPr>
+              <w:t xml:space="preserve">5. Giảng viên nhập điểm ngoài khoảng [0, 10].</w:t>
+            </w:r>
+          </w:p>
+          <w:p>
+            <w:pPr>
+              <w:spacing w:after="0" w:before="60"/>
+            </w:pPr>
+            <w:r>
+              <w:rPr>
+                <w:rFonts w:ascii="Times New Roman" w:cs="Times New Roman" w:eastAsia="Times New Roman" w:hAnsi="Times New Roman"/>
+                <w:sz w:val="28"/>
+                <w:szCs w:val="28"/>
+              </w:rPr>
+              <w:t xml:space="preserve">5.1 Giao diện validate inline: hiển thị lỗi màu đỏ dưới ô nhập "Điểm phải trong khoảng 0–10".</w:t>
+            </w:r>
+          </w:p>
+          <w:p>
+            <w:pPr>
+              <w:spacing w:after="0" w:before="60"/>
+            </w:pPr>
+            <w:r>
+              <w:rPr>
+                <w:rFonts w:ascii="Times New Roman" w:cs="Times New Roman" w:eastAsia="Times New Roman" w:hAnsi="Times New Roman"/>
+                <w:sz w:val="28"/>
+                <w:szCs w:val="28"/>
+              </w:rPr>
+              <w:t xml:space="preserve">5.2 Ô nhập trở về giá trị cũ; giảng viên nhập lại (quay về Bước 5).</w:t>
+            </w:r>
+          </w:p>
+          <w:p>
+            <w:pPr>
+              <w:spacing w:after="0" w:before="60"/>
+            </w:pPr>
+            <w:r>
+              <w:rPr>
+                <w:rFonts w:ascii="Times New Roman" w:cs="Times New Roman" w:eastAsia="Times New Roman" w:hAnsi="Times New Roman"/>
+                <w:sz w:val="28"/>
+                <w:szCs w:val="28"/>
+              </w:rPr>
+              <w:t xml:space="preserve">7. Lỗi kết nối CSDL khi lưu.</w:t>
+            </w:r>
+          </w:p>
+          <w:p>
+            <w:pPr>
+              <w:spacing w:after="0" w:before="60"/>
+            </w:pPr>
+            <w:r>
+              <w:rPr>
+                <w:rFonts w:ascii="Times New Roman" w:cs="Times New Roman" w:eastAsia="Times New Roman" w:hAnsi="Times New Roman"/>
+                <w:sz w:val="28"/>
+                <w:szCs w:val="28"/>
+              </w:rPr>
+              <w:t xml:space="preserve">7.1 Hệ thống hiển thị thông báo lỗi "Lưu thất bại, vui lòng thử lại".</w:t>
+            </w:r>
+          </w:p>
+          <w:p>
+            <w:pPr>
+              <w:spacing w:after="0" w:before="60"/>
+            </w:pPr>
+            <w:r>
+              <w:rPr>
+                <w:rFonts w:ascii="Times New Roman" w:cs="Times New Roman" w:eastAsia="Times New Roman" w:hAnsi="Times New Roman"/>
+                <w:sz w:val="28"/>
+                <w:szCs w:val="28"/>
+              </w:rPr>
+              <w:t xml:space="preserve">7.2 Giảng viên nhấn Lưu lại (quay về Bước 6).</w:t>
             </w:r>
           </w:p>
         </w:tc>
@@ -18884,7 +21987,7 @@
           </w:tcPr>
           <w:p>
             <w:pPr>
-              <w:spacing w:after="60" w:before="60"/>
+              <w:spacing w:after="0" w:before="60"/>
             </w:pPr>
             <w:r>
               <w:rPr>
@@ -18902,7 +22005,7 @@
           </w:tcPr>
           <w:p>
             <w:pPr>
-              <w:spacing w:after="60" w:before="60"/>
+              <w:spacing w:after="0" w:before="60"/>
             </w:pPr>
             <w:r>
               <w:rPr>
@@ -18920,7 +22023,7 @@
           </w:tcPr>
           <w:p>
             <w:pPr>
-              <w:spacing w:after="60" w:before="60"/>
+              <w:spacing w:after="0" w:before="60"/>
             </w:pPr>
             <w:r>
               <w:rPr>
@@ -18938,7 +22041,7 @@
           </w:tcPr>
           <w:p>
             <w:pPr>
-              <w:spacing w:after="60" w:before="60"/>
+              <w:spacing w:after="0" w:before="60"/>
             </w:pPr>
             <w:r>
               <w:rPr>
@@ -18956,7 +22059,7 @@
           </w:tcPr>
           <w:p>
             <w:pPr>
-              <w:spacing w:after="60" w:before="60"/>
+              <w:spacing w:after="0" w:before="60"/>
             </w:pPr>
             <w:r>
               <w:rPr>
@@ -18973,7 +22076,7 @@
         <w:tc>
           <w:p>
             <w:pPr>
-              <w:spacing w:after="60" w:before="60"/>
+              <w:spacing w:after="0" w:before="60"/>
             </w:pPr>
             <w:r>
               <w:rPr>
@@ -18988,7 +22091,7 @@
         <w:tc>
           <w:p>
             <w:pPr>
-              <w:spacing w:after="60" w:before="60"/>
+              <w:spacing w:after="0" w:before="60"/>
             </w:pPr>
             <w:r>
               <w:rPr>
@@ -19003,7 +22106,7 @@
         <w:tc>
           <w:p>
             <w:pPr>
-              <w:spacing w:after="60" w:before="60"/>
+              <w:spacing w:after="0" w:before="60"/>
             </w:pPr>
             <w:r>
               <w:rPr>
@@ -19018,7 +22121,7 @@
         <w:tc>
           <w:p>
             <w:pPr>
-              <w:spacing w:after="60" w:before="60"/>
+              <w:spacing w:after="0" w:before="60"/>
             </w:pPr>
             <w:r>
               <w:rPr>
@@ -19033,7 +22136,7 @@
         <w:tc>
           <w:p>
             <w:pPr>
-              <w:spacing w:after="60" w:before="60"/>
+              <w:spacing w:after="0" w:before="60"/>
             </w:pPr>
             <w:r>
               <w:rPr>
@@ -19050,7 +22153,7 @@
         <w:tc>
           <w:p>
             <w:pPr>
-              <w:spacing w:after="60" w:before="60"/>
+              <w:spacing w:after="0" w:before="60"/>
             </w:pPr>
             <w:r>
               <w:rPr>
@@ -19065,7 +22168,7 @@
         <w:tc>
           <w:p>
             <w:pPr>
-              <w:spacing w:after="60" w:before="60"/>
+              <w:spacing w:after="0" w:before="60"/>
             </w:pPr>
             <w:r>
               <w:rPr>
@@ -19080,7 +22183,7 @@
         <w:tc>
           <w:p>
             <w:pPr>
-              <w:spacing w:after="60" w:before="60"/>
+              <w:spacing w:after="0" w:before="60"/>
             </w:pPr>
             <w:r>
               <w:rPr>
@@ -19095,7 +22198,7 @@
         <w:tc>
           <w:p>
             <w:pPr>
-              <w:spacing w:after="60" w:before="60"/>
+              <w:spacing w:after="0" w:before="60"/>
             </w:pPr>
             <w:r>
               <w:rPr>
@@ -19110,7 +22213,7 @@
         <w:tc>
           <w:p>
             <w:pPr>
-              <w:spacing w:after="60" w:before="60"/>
+              <w:spacing w:after="0" w:before="60"/>
             </w:pPr>
             <w:r>
               <w:rPr>
@@ -19127,7 +22230,7 @@
         <w:tc>
           <w:p>
             <w:pPr>
-              <w:spacing w:after="60" w:before="60"/>
+              <w:spacing w:after="0" w:before="60"/>
             </w:pPr>
             <w:r>
               <w:rPr>
@@ -19142,7 +22245,7 @@
         <w:tc>
           <w:p>
             <w:pPr>
-              <w:spacing w:after="60" w:before="60"/>
+              <w:spacing w:after="0" w:before="60"/>
             </w:pPr>
             <w:r>
               <w:rPr>
@@ -19157,7 +22260,7 @@
         <w:tc>
           <w:p>
             <w:pPr>
-              <w:spacing w:after="60" w:before="60"/>
+              <w:spacing w:after="0" w:before="60"/>
             </w:pPr>
             <w:r>
               <w:rPr>
@@ -19172,7 +22275,7 @@
         <w:tc>
           <w:p>
             <w:pPr>
-              <w:spacing w:after="60" w:before="60"/>
+              <w:spacing w:after="0" w:before="60"/>
             </w:pPr>
             <w:r>
               <w:rPr>
@@ -19187,7 +22290,7 @@
         <w:tc>
           <w:p>
             <w:pPr>
-              <w:spacing w:after="60" w:before="60"/>
+              <w:spacing w:after="0" w:before="60"/>
             </w:pPr>
             <w:r>
               <w:rPr>
@@ -19204,7 +22307,7 @@
         <w:tc>
           <w:p>
             <w:pPr>
-              <w:spacing w:after="60" w:before="60"/>
+              <w:spacing w:after="0" w:before="60"/>
             </w:pPr>
             <w:r>
               <w:rPr>
@@ -19219,7 +22322,7 @@
         <w:tc>
           <w:p>
             <w:pPr>
-              <w:spacing w:after="60" w:before="60"/>
+              <w:spacing w:after="0" w:before="60"/>
             </w:pPr>
             <w:r>
               <w:rPr>
@@ -19234,7 +22337,7 @@
         <w:tc>
           <w:p>
             <w:pPr>
-              <w:spacing w:after="60" w:before="60"/>
+              <w:spacing w:after="0" w:before="60"/>
             </w:pPr>
             <w:r>
               <w:rPr>
@@ -19249,7 +22352,7 @@
         <w:tc>
           <w:p>
             <w:pPr>
-              <w:spacing w:after="60" w:before="60"/>
+              <w:spacing w:after="0" w:before="60"/>
             </w:pPr>
             <w:r>
               <w:rPr>
@@ -19264,7 +22367,7 @@
         <w:tc>
           <w:p>
             <w:pPr>
-              <w:spacing w:after="60" w:before="60"/>
+              <w:spacing w:after="0" w:before="60"/>
             </w:pPr>
             <w:r>
               <w:rPr>
@@ -19281,7 +22384,7 @@
         <w:tc>
           <w:p>
             <w:pPr>
-              <w:spacing w:after="60" w:before="60"/>
+              <w:spacing w:after="0" w:before="60"/>
             </w:pPr>
             <w:r>
               <w:rPr>
@@ -19296,7 +22399,7 @@
         <w:tc>
           <w:p>
             <w:pPr>
-              <w:spacing w:after="60" w:before="60"/>
+              <w:spacing w:after="0" w:before="60"/>
             </w:pPr>
             <w:r>
               <w:rPr>
@@ -19311,7 +22414,7 @@
         <w:tc>
           <w:p>
             <w:pPr>
-              <w:spacing w:after="60" w:before="60"/>
+              <w:spacing w:after="0" w:before="60"/>
             </w:pPr>
             <w:r>
               <w:rPr>
@@ -19326,7 +22429,7 @@
         <w:tc>
           <w:p>
             <w:pPr>
-              <w:spacing w:after="60" w:before="60"/>
+              <w:spacing w:after="0" w:before="60"/>
             </w:pPr>
             <w:r>
               <w:rPr>
@@ -19341,7 +22444,7 @@
         <w:tc>
           <w:p>
             <w:pPr>
-              <w:spacing w:after="60" w:before="60"/>
+              <w:spacing w:after="0" w:before="60"/>
             </w:pPr>
             <w:r>
               <w:rPr>
@@ -19358,7 +22461,7 @@
         <w:tc>
           <w:p>
             <w:pPr>
-              <w:spacing w:after="60" w:before="60"/>
+              <w:spacing w:after="0" w:before="60"/>
             </w:pPr>
             <w:r>
               <w:rPr>
@@ -19373,7 +22476,7 @@
         <w:tc>
           <w:p>
             <w:pPr>
-              <w:spacing w:after="60" w:before="60"/>
+              <w:spacing w:after="0" w:before="60"/>
             </w:pPr>
             <w:r>
               <w:rPr>
@@ -19388,7 +22491,7 @@
         <w:tc>
           <w:p>
             <w:pPr>
-              <w:spacing w:after="60" w:before="60"/>
+              <w:spacing w:after="0" w:before="60"/>
             </w:pPr>
             <w:r>
               <w:rPr>
@@ -19403,7 +22506,7 @@
         <w:tc>
           <w:p>
             <w:pPr>
-              <w:spacing w:after="60" w:before="60"/>
+              <w:spacing w:after="0" w:before="60"/>
             </w:pPr>
             <w:r>
               <w:rPr>
@@ -19418,7 +22521,7 @@
         <w:tc>
           <w:p>
             <w:pPr>
-              <w:spacing w:after="60" w:before="60"/>
+              <w:spacing w:after="0" w:before="60"/>
             </w:pPr>
             <w:r>
               <w:rPr>
